--- a/forms/A2_form.docx
+++ b/forms/A2_form.docx
@@ -135,7 +135,7 @@
               <w:spacing w:after="80"/>
             </w:pPr>
             <w:r>
-              <w:t xml:space="preserve"/>
+              <w:t>[LEFT FOR TEAM] the project name used in A1 (if any, beyond team id G04)</w:t>
             </w:r>
           </w:p>
         </w:tc>
@@ -581,7 +581,7 @@
               <w:spacing w:after="80"/>
             </w:pPr>
             <w:r>
-              <w:t xml:space="preserve"/>
+              <w:t>Domain: Education. Data speciality: Bangla Mathematics. Primary NFR + target: Calibration — Expected Calibration Error (ECE) ≤ 0.05.</w:t>
             </w:r>
           </w:p>
         </w:tc>
@@ -629,7 +629,7 @@
               <w:spacing w:after="80"/>
             </w:pPr>
             <w:r>
-              <w:t xml:space="preserve"/>
+              <w:t>[LEFT FOR TEAM] paste the exact success-quality metric + target stated in your A1 submission (we could not find a saved A1 form in the repo — A1 was submitted directly on Moodle per the 2026-cohort note in the spec, so this must be copied from your own A1 submission, not invented here).</w:t>
             </w:r>
           </w:p>
         </w:tc>
@@ -677,7 +677,7 @@
               <w:spacing w:after="80"/>
             </w:pPr>
             <w:r>
-              <w:t xml:space="preserve"/>
+              <w:t>Source: NCTB (National Curriculum &amp; Textbook Board, Bangladesh) public-domain secondary math textbooks, https://nctb.gov.bd/pages/static-pages/695b99afc4774958d7b70612. Size: 704 scanned pages across two books — higher_math (342 pages) and math (362 pages), ~291 MB on disk. Hardest to read: dense Bangla prose interleaved with geometry diagrams, Latin variable names, angle symbols, and numbered multi-step proofs.</w:t>
             </w:r>
           </w:p>
         </w:tc>
@@ -773,7 +773,7 @@
               <w:spacing w:after="80"/>
             </w:pPr>
             <w:r>
-              <w:t xml:space="preserve"/>
+              <w:t>Nearby pixels form strokes/characters, and a character/line looks the same under small shifts and mild rotation — this is what preprocessing (skew estimation via minAreaRect + affine correction) and line-level layout detection (horizontal ink-projection profile) exploit. Text sits in horizontal bands separated by whitespace gaps, which the row-projection line segmenter relies on directly.</w:t>
             </w:r>
           </w:p>
         </w:tc>
@@ -821,7 +821,7 @@
               <w:spacing w:after="80"/>
             </w:pPr>
             <w:r>
-              <w:t xml:space="preserve"/>
+              <w:t>Reading order carries meaning (Bangla reads left-to-right, line by line, top to bottom); Bangla conjuncts/matras span multiple glyphs but form one semantic character, so OCR must not split them mid-glyph; a page's text belongs to one coherent chapter/example/proof, which our semantic chunker exploits by splitting on textbook boundary markers (অধ্যায়, উদাহরণ, প্রমাণ, etc.) instead of cutting mid-argument.</w:t>
             </w:r>
           </w:p>
         </w:tc>
@@ -869,7 +869,7 @@
               <w:spacing w:after="80"/>
             </w:pPr>
             <w:r>
-              <w:t xml:space="preserve"/>
+              <w:t>Page position/orientation (handled by the 90°-rotation retry and skew correction), font/scan noise/ink bleed (handled by denoising + adaptive thresholding), and where a chunk boundary happens to fall (32-token overlap keeps a fact from being lost if it straddles a boundary).</w:t>
             </w:r>
           </w:p>
         </w:tc>
@@ -1031,14 +1031,7 @@
               <w:spacing w:after="80"/>
             </w:pPr>
             <w:r>
-              <w:rPr>
-                <w:i/>
-                <w:iCs/>
-                <w:color w:val="595959"/>
-                <w:sz w:val="18"/>
-                <w:szCs w:val="18"/>
-              </w:rPr>
-              <w:t xml:space="preserve">e.g. classical denoise vs VAE vs diffusion</w:t>
+              <w:t>Classical denoise (current, OpenCV) vs a trained VAE/diffusion denoiser.</w:t>
             </w:r>
           </w:p>
         </w:tc>
@@ -1051,7 +1044,7 @@
               <w:spacing w:after="80"/>
             </w:pPr>
             <w:r>
-              <w:t xml:space="preserve"/>
+              <w:t>Classical denoise only. A learned enhancer is bonus-tier (Part D of the spec) and not yet built — not because classical was judged sufficient, but because it wasn't prioritized for A2. Flagged as an A3/A4 stretch goal.</w:t>
             </w:r>
           </w:p>
         </w:tc>
@@ -1064,7 +1057,7 @@
               <w:spacing w:after="80"/>
             </w:pPr>
             <w:r>
-              <w:t xml:space="preserve"/>
+              <w:t>N/A — not attempted</w:t>
             </w:r>
           </w:p>
         </w:tc>
@@ -1092,14 +1085,7 @@
               <w:spacing w:after="80"/>
             </w:pPr>
             <w:r>
-              <w:rPr>
-                <w:i/>
-                <w:iCs/>
-                <w:color w:val="595959"/>
-                <w:sz w:val="18"/>
-                <w:szCs w:val="18"/>
-              </w:rPr>
-              <w:t xml:space="preserve">e.g. heuristic vs detection model</w:t>
+              <w:t>Heuristic horizontal ink-projection profile vs a learned detection model (ViT/CNN region proposal).</w:t>
             </w:r>
           </w:p>
         </w:tc>
@@ -1112,7 +1098,7 @@
               <w:spacing w:after="80"/>
             </w:pPr>
             <w:r>
-              <w:t xml:space="preserve"/>
+              <w:t>Classical projection-profile line segmentation with a 90°-rotation retry. Chosen because it needs no training data/labels, is deterministic, and is directly debuggable via per-page overlay images (reports/figures/layout/). A learned detector was judged unnecessary at this corpus size with no layout ground-truth available yet.</w:t>
             </w:r>
           </w:p>
         </w:tc>
@@ -1125,7 +1111,7 @@
               <w:spacing w:after="80"/>
             </w:pPr>
             <w:r>
-              <w:t xml:space="preserve"/>
+              <w:t>No — custom classical method, not a reproduction of a published model.</w:t>
             </w:r>
           </w:p>
         </w:tc>
@@ -1153,14 +1139,7 @@
               <w:spacing w:after="80"/>
             </w:pPr>
             <w:r>
-              <w:rPr>
-                <w:i/>
-                <w:iCs/>
-                <w:color w:val="595959"/>
-                <w:sz w:val="18"/>
-                <w:szCs w:val="18"/>
-              </w:rPr>
-              <w:t xml:space="preserve">e.g. Tesseract vs TrOCR vs Donut</w:t>
+              <w:t>Tesseract (LSTM engine, ben+eng) vs microsoft/trocr-base-printed (English-only TrOCR) vs a Bangla-finetuned TrOCR (nightsagittariuswolf/SWIN_TrOCR_Bangla_model).</w:t>
             </w:r>
           </w:p>
         </w:tc>
@@ -1173,7 +1152,7 @@
               <w:spacing w:after="80"/>
             </w:pPr>
             <w:r>
-              <w:t xml:space="preserve"/>
+              <w:t>Tesseract, run per detected line (psm=7). On identical pages, trocr-base-printed confidently hallucinated fluent but entirely wrong English (invoice/business text) since it is English-only; the Bangla-finetuned TrOCR produced real Bangla script but stayed weak/short; Tesseract with ben+eng language data gave the strongest legible output of the three.</w:t>
             </w:r>
           </w:p>
         </w:tc>
@@ -1186,7 +1165,7 @@
               <w:spacing w:after="80"/>
             </w:pPr>
             <w:r>
-              <w:t xml:space="preserve"/>
+              <w:t>Yes — Tesseract (pretrained LSTM OCR engine) reproduced and adapted (language pack, line segmentation, PSM tuning) on our corpus.</w:t>
             </w:r>
           </w:p>
         </w:tc>
@@ -1214,14 +1193,7 @@
               <w:spacing w:after="80"/>
             </w:pPr>
             <w:r>
-              <w:rPr>
-                <w:i/>
-                <w:iCs/>
-                <w:color w:val="595959"/>
-                <w:sz w:val="18"/>
-                <w:szCs w:val="18"/>
-              </w:rPr>
-              <w:t xml:space="preserve">e.g. fixed vs semantic; size/overlap</w:t>
+              <w:t>Fixed-size token windows vs semantic splitting on textbook structure markers.</w:t>
             </w:r>
           </w:p>
         </w:tc>
@@ -1234,7 +1206,7 @@
               <w:spacing w:after="80"/>
             </w:pPr>
             <w:r>
-              <w:t xml:space="preserve"/>
+              <w:t>Semantic mode (default): splits on Bangla textbook boundary cues (chapter/example/proof/exercise headers) before token-windowing, so a worked example or proof isn't cut mid-way; falls back to 256-token/32-overlap windows only when a unit is too long. Fixed-window mode is also implemented and selectable via index.chunking.</w:t>
             </w:r>
           </w:p>
         </w:tc>
@@ -1247,7 +1219,7 @@
               <w:spacing w:after="80"/>
             </w:pPr>
             <w:r>
-              <w:t xml:space="preserve"/>
+              <w:t>N/A — custom heuristic, not a reproduction.</w:t>
             </w:r>
           </w:p>
         </w:tc>
@@ -1275,14 +1247,7 @@
               <w:spacing w:after="80"/>
             </w:pPr>
             <w:r>
-              <w:rPr>
-                <w:i/>
-                <w:iCs/>
-                <w:color w:val="595959"/>
-                <w:sz w:val="18"/>
-                <w:szCs w:val="18"/>
-              </w:rPr>
-              <w:t xml:space="preserve">e.g. which sentence-embedding model</w:t>
+              <w:t>sentence-transformers/all-MiniLM-L6-v2 vs a deterministic hash-based fallback embedder (offline mode).</w:t>
             </w:r>
           </w:p>
         </w:tc>
@@ -1295,7 +1260,7 @@
               <w:spacing w:after="80"/>
             </w:pPr>
             <w:r>
-              <w:t xml:space="preserve"/>
+              <w:t>all-MiniLM-L6-v2 (384-dim, pretrained, not fine-tuned) — small and fast on CPU, a standard sentence-embedding baseline; a hash-embedding fallback exists in code so builds still run offline/in CI if the model can't be downloaded.</w:t>
             </w:r>
           </w:p>
         </w:tc>
@@ -1308,7 +1273,7 @@
               <w:spacing w:after="80"/>
             </w:pPr>
             <w:r>
-              <w:t xml:space="preserve"/>
+              <w:t>Yes — a published pretrained sentence-embedding model, used as-is.</w:t>
             </w:r>
           </w:p>
         </w:tc>
@@ -1336,14 +1301,7 @@
               <w:spacing w:after="80"/>
             </w:pPr>
             <w:r>
-              <w:rPr>
-                <w:i/>
-                <w:iCs/>
-                <w:color w:val="595959"/>
-                <w:sz w:val="18"/>
-                <w:szCs w:val="18"/>
-              </w:rPr>
-              <w:t xml:space="preserve">e.g. flat vs HNSW vs IVF/PQ</w:t>
+              <w:t>faiss:flat (IndexFlatIP) vs faiss:hnsw (IndexHNSWFlat).</w:t>
             </w:r>
           </w:p>
         </w:tc>
@@ -1356,7 +1314,7 @@
               <w:spacing w:after="80"/>
             </w:pPr>
             <w:r>
-              <w:t xml:space="preserve"/>
+              <w:t>faiss:flat-ip. IndexHNSWFlat segfaults reliably on our Windows + faiss-cpu 1.8 + Python 3.12 dev setup after a torch model has run; flat search is exact (no recall loss) and fast enough at our current corpus scale, so we standardized on it instead of debugging the native crash.</w:t>
             </w:r>
           </w:p>
         </w:tc>
@@ -1369,7 +1327,7 @@
               <w:spacing w:after="80"/>
             </w:pPr>
             <w:r>
-              <w:t xml:space="preserve"/>
+              <w:t>N/A — infrastructure choice, not a model.</w:t>
             </w:r>
           </w:p>
         </w:tc>
@@ -1528,7 +1486,7 @@
               <w:spacing w:after="80"/>
             </w:pPr>
             <w:r>
-              <w:t xml:space="preserve"/>
+              <w:t>None — classical CV only (OpenCV); no enhancement model.</w:t>
             </w:r>
           </w:p>
         </w:tc>
@@ -1541,7 +1499,7 @@
               <w:spacing w:after="80"/>
             </w:pPr>
             <w:r>
-              <w:t xml:space="preserve"/>
+              <w:t>denoise_strength=10, adaptive_block_size=31, adaptive_c=15, max_pages=47 (dev subset; full corpus is 704 pages)</w:t>
             </w:r>
           </w:p>
         </w:tc>
@@ -1554,7 +1512,7 @@
               <w:spacing w:after="80"/>
             </w:pPr>
             <w:r>
-              <w:t xml:space="preserve"/>
+              <w:t>N/A — classical algorithm, not a trained model</w:t>
             </w:r>
           </w:p>
         </w:tc>
@@ -1582,7 +1540,7 @@
               <w:spacing w:after="80"/>
             </w:pPr>
             <w:r>
-              <w:t xml:space="preserve"/>
+              <w:t>None — classical projection-profile line detector (OpenCV)</w:t>
             </w:r>
           </w:p>
         </w:tc>
@@ -1595,7 +1553,7 @@
               <w:spacing w:after="80"/>
             </w:pPr>
             <w:r>
-              <w:t xml:space="preserve"/>
+              <w:t>row_ink_fraction=0.01, min_line_height=12, max_line_height=140, line_gap=5, line_padding=12, min_line_width_fraction=0.03</w:t>
             </w:r>
           </w:p>
         </w:tc>
@@ -1608,7 +1566,7 @@
               <w:spacing w:after="80"/>
             </w:pPr>
             <w:r>
-              <w:t xml:space="preserve"/>
+              <w:t>N/A — classical, not a trained model</w:t>
             </w:r>
           </w:p>
         </w:tc>
@@ -1636,7 +1594,7 @@
               <w:spacing w:after="80"/>
             </w:pPr>
             <w:r>
-              <w:t xml:space="preserve"/>
+              <w:t>Tesseract OCR (ben+eng traineddata, LSTM engine, --oem 1)</w:t>
             </w:r>
           </w:p>
         </w:tc>
@@ -1649,7 +1607,7 @@
               <w:spacing w:after="80"/>
             </w:pPr>
             <w:r>
-              <w:t xml:space="preserve"/>
+              <w:t>languages=ben+eng, psm=7 (single line), crop_padding=8</w:t>
             </w:r>
           </w:p>
         </w:tc>
@@ -1662,7 +1620,7 @@
               <w:spacing w:after="80"/>
             </w:pPr>
             <w:r>
-              <w:t xml:space="preserve"/>
+              <w:t>Pretrained — off-the-shelf Tesseract ben+eng language data, not fine-tuned on our corpus</w:t>
             </w:r>
           </w:p>
         </w:tc>
@@ -1690,7 +1648,7 @@
               <w:spacing w:after="80"/>
             </w:pPr>
             <w:r>
-              <w:t xml:space="preserve"/>
+              <w:t>None — rule-based semantic splitter</w:t>
             </w:r>
           </w:p>
         </w:tc>
@@ -1703,7 +1661,7 @@
               <w:spacing w:after="80"/>
             </w:pPr>
             <w:r>
-              <w:t xml:space="preserve"/>
+              <w:t>chunk_tokens=256, overlap=32, chunking=semantic, min_chunk_tokens=24</w:t>
             </w:r>
           </w:p>
         </w:tc>
@@ -1716,7 +1674,7 @@
               <w:spacing w:after="80"/>
             </w:pPr>
             <w:r>
-              <w:t xml:space="preserve"/>
+              <w:t>N/A</w:t>
             </w:r>
           </w:p>
         </w:tc>
@@ -1744,7 +1702,7 @@
               <w:spacing w:after="80"/>
             </w:pPr>
             <w:r>
-              <w:t xml:space="preserve"/>
+              <w:t>sentence-transformers/all-MiniLM-L6-v2</w:t>
             </w:r>
           </w:p>
         </w:tc>
@@ -1757,7 +1715,7 @@
               <w:spacing w:after="80"/>
             </w:pPr>
             <w:r>
-              <w:t xml:space="preserve"/>
+              <w:t>dim=384</w:t>
             </w:r>
           </w:p>
         </w:tc>
@@ -1770,7 +1728,7 @@
               <w:spacing w:after="80"/>
             </w:pPr>
             <w:r>
-              <w:t xml:space="preserve"/>
+              <w:t>Pretrained, used as-is (not fine-tuned)</w:t>
             </w:r>
           </w:p>
         </w:tc>
@@ -1798,7 +1756,7 @@
               <w:spacing w:after="80"/>
             </w:pPr>
             <w:r>
-              <w:t xml:space="preserve"/>
+              <w:t>FAISS IndexFlatIP</w:t>
             </w:r>
           </w:p>
         </w:tc>
@@ -1811,7 +1769,7 @@
               <w:spacing w:after="80"/>
             </w:pPr>
             <w:r>
-              <w:t xml:space="preserve"/>
+              <w:t>index.type=faiss:flat-ip; vectors L2-normalized (cosine via inner product)</w:t>
             </w:r>
           </w:p>
         </w:tc>
@@ -1824,7 +1782,7 @@
               <w:spacing w:after="80"/>
             </w:pPr>
             <w:r>
-              <w:t xml:space="preserve"/>
+              <w:t>N/A — data structure, not a model</w:t>
             </w:r>
           </w:p>
         </w:tc>
@@ -1889,7 +1847,7 @@
               <w:spacing w:after="80"/>
             </w:pPr>
             <w:r>
-              <w:t xml:space="preserve"/>
+              <w:t>pages → deskew/denoise/binarize (classical CV) → [enhance: bonus-tier, not yet built] → line-level layout segmentation (projection profile) → OCR (Tesseract ben+eng per line) → semantic chunk (textbook boundary markers, 256 tok / 32 overlap) → embed (MiniLM-L6-v2, 384-dim) → FAISS flat-ip store. Changed from the default: enhancement is currently skipped; OCR backend is configurable (tesseract is the default/reproduced baseline; two TrOCR checkpoints were also implemented and compared, see Section 3).</w:t>
             </w:r>
           </w:p>
         </w:tc>
@@ -1985,7 +1943,7 @@
               <w:spacing w:after="80"/>
             </w:pPr>
             <w:r>
-              <w:t xml:space="preserve"/>
+              <w:t>[LEFT FOR LATER — needs experiments] Requires grading_kit/heldout_pages/ + labels.jsonl to be populated with real ground-truth transcriptions (currently a placeholder row) so a CER/WER can be computed against real OCR output. No labelled sample exists yet.</w:t>
             </w:r>
           </w:p>
         </w:tc>
@@ -2033,7 +1991,7 @@
               <w:spacing w:after="80"/>
             </w:pPr>
             <w:r>
-              <w:t xml:space="preserve"/>
+              <w:t>[LEFT FOR LATER — needs experiments] The last full index build hit a data-loss bug (see note below) and needs to be rebuilt before these numbers are trustworthy. Once rebuilt: report chunk count, embedding_dim=384, index_type=faiss:flat-ip (from data/processed/index/metadata.json), and pages/words indexed vs the full 704-page/2-book corpus.</w:t>
             </w:r>
           </w:p>
         </w:tc>
@@ -2081,7 +2039,7 @@
               <w:spacing w:after="80"/>
             </w:pPr>
             <w:r>
-              <w:t xml:space="preserve"/>
+              <w:t>[LEFT FOR LATER — needs experiments] Requires a working index and src/doc_agent/retrieval/retriever.py run against it with a real query from the corpus (retriever.py itself is implemented and ready).</w:t>
             </w:r>
           </w:p>
         </w:tc>
@@ -2129,7 +2087,7 @@
               <w:spacing w:after="80"/>
             </w:pPr>
             <w:r>
-              <w:t xml:space="preserve"/>
+              <w:t>[LEFT FOR LATER — needs experiments] Known issue found during A2 prep, not yet fully root-caused: a full-corpus pipeline run produced only 1 final chunk instead of dozens, even though OCR (Tesseract) verifiably produced good Bangla text for ~198/201 sampled line regions across many pages. The drop happens between OCR output and the final index — isolated `chunk.split()` unit tests pass on synthetic data, so the cause is still open; needs a clean re-run to pin down (PII redaction hook vs. something specific to the real OCR text is the leading hypothesis, unconfirmed).</w:t>
             </w:r>
           </w:p>
         </w:tc>
@@ -2230,7 +2188,7 @@
               <w:spacing w:after="80"/>
             </w:pPr>
             <w:r>
-              <w:t xml:space="preserve"/>
+              <w:t>Retrieval + rerank (cross-encoder/ms-marco-MiniLM-L6-v2, already named in configs/config.yaml's retrieve.reranker), the agent loop + tools (retrieve, rerank, read_page, enhance_page, extract, aggregate, cite, calculator, escalate_to_human), grounding with citations, guardrails/PII (PII redaction is already implemented at governance/pii.py), and the evaluation harness (grading_kit/tasks.jsonl + success_check.py). RL/RLVR only if we attempt the bonus tier.</w:t>
             </w:r>
           </w:p>
         </w:tc>
@@ -2278,7 +2236,7 @@
               <w:spacing w:after="80"/>
             </w:pPr>
             <w:r>
-              <w:t xml:space="preserve"/>
+              <w:t>We'll author grading_kit/tasks.jsonl against our two NCTB math textbooks: verifiable items (exact theorem names, numbered formula statements, example answers, page/chapter references) with a single checkable gold answer read from labelled heldout pages; judged items (why a proof step follows, summarize a section) scored by an LLM-judge rubric; and abstention cases (questions outside either book) to test the faithful baseline.</w:t>
             </w:r>
           </w:p>
         </w:tc>
@@ -2326,7 +2284,7 @@
               <w:spacing w:after="80"/>
             </w:pPr>
             <w:r>
-              <w:t xml:space="preserve"/>
+              <w:t>OCR/indexing quality on this corpus — Tesseract's ben+eng output is still noisy for dense math notation (mixed Bangla/Latin symbols, angle marks, multi-step numbered proofs), and we just found a data-loss bug between OCR and the final index (Section 5) that we haven't root-caused yet. If it doesn't get fixed, retrieval in A3 will be working over sparse/wrong text no matter how good the agent loop is. First idea: get a clean, verified full-corpus rebuild before starting A3, and add an assertion (chunk count roughly tracks page count) so this class of bug fails loudly instead of silently next time.</w:t>
             </w:r>
           </w:p>
         </w:tc>
@@ -2471,14 +2429,7 @@
               <w:spacing w:after="80"/>
             </w:pPr>
             <w:r>
-              <w:rPr>
-                <w:i/>
-                <w:iCs/>
-                <w:color w:val="595959"/>
-                <w:sz w:val="18"/>
-                <w:szCs w:val="18"/>
-              </w:rPr>
-              <w:t xml:space="preserve">what these stages must achieve + success metric</w:t>
+              <w:t>Turn 704 scanned pages of two Bangla NCTB math textbooks into a clean, retrievable knowledge base; success = the corpus is OCR'd and indexed well enough that a real query returns the right page (Section 5), building toward the course-wide groundedness ≥0.90 / citation ≥0.90 baseline and our ECE ≤0.05 primary NFR (graded in A3).</w:t>
             </w:r>
           </w:p>
         </w:tc>
@@ -2491,14 +2442,7 @@
               <w:spacing w:after="80"/>
             </w:pPr>
             <w:r>
-              <w:rPr>
-                <w:i/>
-                <w:iCs/>
-                <w:color w:val="595959"/>
-                <w:sz w:val="18"/>
-                <w:szCs w:val="18"/>
-              </w:rPr>
-              <w:t xml:space="preserve">why this · its cost · what would change our mind</w:t>
+              <w:t>Fits our corpus because both books share a similar scanned layout (single column, printed, occasional geometry figures); costs us OCR quality (Bangla math notation is genuinely hard for any current OCR); would change if the primary NFR were latency/throughput instead of calibration.</w:t>
             </w:r>
           </w:p>
         </w:tc>
@@ -2526,14 +2470,7 @@
               <w:spacing w:after="80"/>
             </w:pPr>
             <w:r>
-              <w:rPr>
-                <w:i/>
-                <w:iCs/>
-                <w:color w:val="595959"/>
-                <w:sz w:val="18"/>
-                <w:szCs w:val="18"/>
-              </w:rPr>
-              <w:t xml:space="preserve">inputs, formats, splits, any labels used</w:t>
+              <w:t>Input: 704 raw page PNGs across 2 documents (higher_math 342p, math 362p), no labels used yet (all stages are classical or pretrained-only); split policy is per-document so no page from a held-out book leaks into training/eval.</w:t>
             </w:r>
           </w:p>
         </w:tc>
@@ -2546,14 +2483,7 @@
               <w:spacing w:after="80"/>
             </w:pPr>
             <w:r>
-              <w:rPr>
-                <w:i/>
-                <w:iCs/>
-                <w:color w:val="595959"/>
-                <w:sz w:val="18"/>
-                <w:szCs w:val="18"/>
-              </w:rPr>
-              <w:t xml:space="preserve">why this · its cost · what would change our mind</w:t>
+              <w:t>Splitting by document (not page) avoids leakage per C3; costs us statistical power since we only have 2 documents to split across; would change if we added a 3rd source book, letting us hold one out entirely.</w:t>
             </w:r>
           </w:p>
         </w:tc>
@@ -2581,14 +2511,7 @@
               <w:spacing w:after="80"/>
             </w:pPr>
             <w:r>
-              <w:rPr>
-                <w:i/>
-                <w:iCs/>
-                <w:color w:val="595959"/>
-                <w:sz w:val="18"/>
-                <w:szCs w:val="18"/>
-              </w:rPr>
-              <w:t xml:space="preserve">checkpoints chosen per stage</w:t>
+              <w:t>No trained models at Stages 1-2 (classical CV); Stage 3 = Tesseract (pretrained, off-the-shelf ben+eng); Stage 4 = sentence-transformers/all-MiniLM-L6-v2 (pretrained, 384-dim) + FAISS IndexFlatIP.</w:t>
             </w:r>
           </w:p>
         </w:tc>
@@ -2601,14 +2524,7 @@
               <w:spacing w:after="80"/>
             </w:pPr>
             <w:r>
-              <w:rPr>
-                <w:i/>
-                <w:iCs/>
-                <w:color w:val="595959"/>
-                <w:sz w:val="18"/>
-                <w:szCs w:val="18"/>
-              </w:rPr>
-              <w:t xml:space="preserve">why this · its cost · what would change our mind</w:t>
+              <w:t>Chosen for zero-training-data cost and CPU-only feasibility (no GPU on the dev machine); costs some OCR/embedding quality versus a corpus-finetuned model; would change if we fine-tune Tesseract or swap to a Bangla-specific sentence embedder once we have labelled data.</w:t>
             </w:r>
           </w:p>
         </w:tc>
@@ -2636,14 +2552,7 @@
               <w:spacing w:after="80"/>
             </w:pPr>
             <w:r>
-              <w:rPr>
-                <w:i/>
-                <w:iCs/>
-                <w:color w:val="595959"/>
-                <w:sz w:val="18"/>
-                <w:szCs w:val="18"/>
-              </w:rPr>
-              <w:t xml:space="preserve">fine-tuning / inference technique, key hyperparameters</w:t>
+              <w:t>Inference-only throughout (no fine-tuning yet): deskew+denoise+adaptive-threshold, line-projection segmentation with 90°-rotation retry, Tesseract LSTM engine at psm=7, semantic-then-token-window chunking (256/32), cosine (via inner product) similarity search.</w:t>
             </w:r>
           </w:p>
         </w:tc>
@@ -2656,14 +2565,7 @@
               <w:spacing w:after="80"/>
             </w:pPr>
             <w:r>
-              <w:rPr>
-                <w:i/>
-                <w:iCs/>
-                <w:color w:val="595959"/>
-                <w:sz w:val="18"/>
-                <w:szCs w:val="18"/>
-              </w:rPr>
-              <w:t xml:space="preserve">why this · its cost · what would change our mind</w:t>
+              <w:t>Keeps the pipeline reproducible and fast to iterate on before committing to a fine-tuning run; costs precision on hard pages (multi-column, rotated, dense proofs); would change once we have enough labelled heldout pages to justify fine-tuning.</w:t>
             </w:r>
           </w:p>
         </w:tc>
@@ -2691,14 +2593,7 @@
               <w:spacing w:after="80"/>
             </w:pPr>
             <w:r>
-              <w:rPr>
-                <w:i/>
-                <w:iCs/>
-                <w:color w:val="595959"/>
-                <w:sz w:val="18"/>
-                <w:szCs w:val="18"/>
-              </w:rPr>
-              <w:t xml:space="preserve">how the stages connect (the data contracts)</w:t>
+              <w:t>Stages connect through fixed Pydantic contracts (Page -&gt; Region -&gt; Chunk) in contracts.py; pipeline.py enforces the stage order (ingest -&gt; preprocess -&gt; layout -&gt; ocr -&gt; chunk -&gt; embed -&gt; store) and is not touched by us.</w:t>
             </w:r>
           </w:p>
         </w:tc>
@@ -2711,14 +2606,7 @@
               <w:spacing w:after="80"/>
             </w:pPr>
             <w:r>
-              <w:rPr>
-                <w:i/>
-                <w:iCs/>
-                <w:color w:val="595959"/>
-                <w:sz w:val="18"/>
-                <w:szCs w:val="18"/>
-              </w:rPr>
-              <w:t xml:space="preserve">why this · its cost · what would change our mind</w:t>
+              <w:t>Locked contracts mean any stage can be swapped independently (e.g. OCR backend is a one-line config change) without breaking downstream stages; the cost is the pipeline can't skip/reorder stages even when a shortcut would help.</w:t>
             </w:r>
           </w:p>
         </w:tc>
@@ -2746,14 +2634,7 @@
               <w:spacing w:after="80"/>
             </w:pPr>
             <w:r>
-              <w:rPr>
-                <w:i/>
-                <w:iCs/>
-                <w:color w:val="595959"/>
-                <w:sz w:val="18"/>
-                <w:szCs w:val="18"/>
-              </w:rPr>
-              <w:t xml:space="preserve">tests, config, experiment logging</w:t>
+              <w:t>Config-driven experimentation (configs/config.yaml) rather than code edits per run; layout has a debug-overlay mode (reports/figures/layout/) to visually inspect line-detection failures per page; git commit history documents the OCR backend comparisons as they happened.</w:t>
             </w:r>
           </w:p>
         </w:tc>
@@ -2766,14 +2647,7 @@
               <w:spacing w:after="80"/>
             </w:pPr>
             <w:r>
-              <w:rPr>
-                <w:i/>
-                <w:iCs/>
-                <w:color w:val="595959"/>
-                <w:sz w:val="18"/>
-                <w:szCs w:val="18"/>
-              </w:rPr>
-              <w:t xml:space="preserve">why this · its cost · what would change our mind</w:t>
+              <w:t>Cheap to compare configurations without redeploying code; costs us formal experiment tracking (no W&amp;B yet) — currently just log inspection and commit messages; would change once Stage 7/8 (RL, LoRA) need proper run tracking.</w:t>
             </w:r>
           </w:p>
         </w:tc>
@@ -2801,14 +2675,7 @@
               <w:spacing w:after="80"/>
             </w:pPr>
             <w:r>
-              <w:rPr>
-                <w:i/>
-                <w:iCs/>
-                <w:color w:val="595959"/>
-                <w:sz w:val="18"/>
-                <w:szCs w:val="18"/>
-              </w:rPr>
-              <w:t xml:space="preserve">how indexing runs (batch, device, memory)</w:t>
+              <w:t>Runs as a local batch job (scripts/build_index.sh -&gt; scripts/run_index.py), CPU-only, single process, no serving yet.</w:t>
             </w:r>
           </w:p>
         </w:tc>
@@ -2821,14 +2688,7 @@
               <w:spacing w:after="80"/>
             </w:pPr>
             <w:r>
-              <w:rPr>
-                <w:i/>
-                <w:iCs/>
-                <w:color w:val="595959"/>
-                <w:sz w:val="18"/>
-                <w:szCs w:val="18"/>
-              </w:rPr>
-              <w:t xml:space="preserve">why this · its cost · what would change our mind</w:t>
+              <w:t>Matches current scale and avoids GPU/infra cost during the build-KB milestone; would change once Stage 8 (serving) needs incremental/scheduled indexing rather than a one-shot rebuild.</w:t>
             </w:r>
           </w:p>
         </w:tc>
@@ -2856,14 +2716,7 @@
               <w:spacing w:after="80"/>
             </w:pPr>
             <w:r>
-              <w:rPr>
-                <w:i/>
-                <w:iCs/>
-                <w:color w:val="595959"/>
-                <w:sz w:val="18"/>
-                <w:szCs w:val="18"/>
-              </w:rPr>
-              <w:t xml:space="preserve">corpus versioning, what you'd monitor</w:t>
+              <w:t>Corpus is not committed to git (291MB); scripts/get_data.sh re-fetches and validates against an expected image count (704) so the corpus is versioned by source, not by git diff; nothing is monitored in production yet (no serving).</w:t>
             </w:r>
           </w:p>
         </w:tc>
@@ -2876,14 +2729,7 @@
               <w:spacing w:after="80"/>
             </w:pPr>
             <w:r>
-              <w:rPr>
-                <w:i/>
-                <w:iCs/>
-                <w:color w:val="595959"/>
-                <w:sz w:val="18"/>
-                <w:szCs w:val="18"/>
-              </w:rPr>
-              <w:t xml:space="preserve">why this · its cost · what would change our mind</w:t>
+              <w:t>Keeps the repo small and reproducible from a pinned source; costs us if the source disappears/changes without our noticing (no checksum pinning yet); would change once we deploy, adding drift/monitoring per mlops/monitor.py.</w:t>
             </w:r>
           </w:p>
         </w:tc>

--- a/forms/A2_form.docx
+++ b/forms/A2_form.docx
@@ -1,12 +1,10 @@
 
 <file path=word/document.xml><?xml version="1.0" encoding="utf-8"?>
-<w:document xmlns:o="urn:schemas-microsoft-com:office:office" xmlns:r="http://schemas.openxmlformats.org/officeDocument/2006/relationships" xmlns:v="urn:schemas-microsoft-com:vml" xmlns:w="http://schemas.openxmlformats.org/wordprocessingml/2006/main" xmlns:w10="urn:schemas-microsoft-com:office:word" xmlns:wp="http://schemas.openxmlformats.org/drawingml/2006/wordprocessingDrawing" xmlns:wps="http://schemas.microsoft.com/office/word/2010/wordprocessingShape" xmlns:wpg="http://schemas.microsoft.com/office/word/2010/wordprocessingGroup" xmlns:mc="http://schemas.openxmlformats.org/markup-compatibility/2006" xmlns:wp14="http://schemas.microsoft.com/office/word/2010/wordprocessingDrawing" xmlns:w14="http://schemas.microsoft.com/office/word/2010/wordml" xmlns:w15="http://schemas.microsoft.com/office/word/2012/wordml" mc:Ignorable="w14 wp14 w15">
+<w:document xmlns:wpc="http://schemas.microsoft.com/office/word/2010/wordprocessingCanvas" xmlns:mc="http://schemas.openxmlformats.org/markup-compatibility/2006" xmlns:o="urn:schemas-microsoft-com:office:office" xmlns:r="http://schemas.openxmlformats.org/officeDocument/2006/relationships" xmlns:m="http://schemas.openxmlformats.org/officeDocument/2006/math" xmlns:v="urn:schemas-microsoft-com:vml" xmlns:wp14="http://schemas.microsoft.com/office/word/2010/wordprocessingDrawing" xmlns:wp="http://schemas.openxmlformats.org/drawingml/2006/wordprocessingDrawing" xmlns:w10="urn:schemas-microsoft-com:office:word" xmlns:w="http://schemas.openxmlformats.org/wordprocessingml/2006/main" xmlns:w14="http://schemas.microsoft.com/office/word/2010/wordml" xmlns:wpg="http://schemas.microsoft.com/office/word/2010/wordprocessingGroup" xmlns:wpi="http://schemas.microsoft.com/office/word/2010/wordprocessingInk" xmlns:wne="http://schemas.microsoft.com/office/word/2006/wordml" xmlns:wps="http://schemas.microsoft.com/office/word/2010/wordprocessingShape" mc:Ignorable="w14 wp14">
   <w:body>
     <w:p>
       <w:pPr>
-        <w:pStyle w:val="Normal"/>
-        <w:spacing w:before="0" w:after="80"/>
-        <w:rPr/>
+        <w:spacing w:after="80"/>
       </w:pPr>
       <w:r>
         <w:rPr>
@@ -21,9 +19,7 @@
     </w:p>
     <w:p>
       <w:pPr>
-        <w:pStyle w:val="Normal"/>
-        <w:spacing w:before="0" w:after="100"/>
-        <w:rPr/>
+        <w:spacing w:after="100"/>
       </w:pPr>
       <w:r>
         <w:rPr>
@@ -39,22 +35,17 @@
     <w:tbl>
       <w:tblPr>
         <w:tblW w:w="9360" w:type="dxa"/>
-        <w:jc w:val="left"/>
-        <w:tblInd w:w="0" w:type="dxa"/>
         <w:tblLayout w:type="fixed"/>
         <w:tblCellMar>
-          <w:top w:w="0" w:type="dxa"/>
           <w:left w:w="10" w:type="dxa"/>
-          <w:bottom w:w="0" w:type="dxa"/>
           <w:right w:w="10" w:type="dxa"/>
         </w:tblCellMar>
-        <w:tblLook w:val="04a0" w:noHBand="0" w:noVBand="1" w:firstColumn="1" w:lastRow="0" w:lastColumn="0" w:firstRow="1"/>
+        <w:tblLook w:val="04A0" w:firstRow="1" w:lastRow="0" w:firstColumn="1" w:lastColumn="0" w:noHBand="0" w:noVBand="1"/>
       </w:tblPr>
       <w:tblGrid>
         <w:gridCol w:w="9360"/>
       </w:tblGrid>
       <w:tr>
-        <w:trPr/>
         <w:tc>
           <w:tcPr>
             <w:tcW w:w="9360" w:type="dxa"/>
@@ -64,13 +55,11 @@
               <w:bottom w:val="single" w:sz="4" w:space="0" w:color="000000"/>
               <w:right w:val="single" w:sz="4" w:space="0" w:color="000000"/>
             </w:tcBorders>
-            <w:shd w:color="auto" w:fill="D9E1F2" w:val="clear"/>
-          </w:tcPr>
-          <w:p>
-            <w:pPr>
-              <w:pStyle w:val="Normal"/>
-              <w:spacing w:before="0" w:after="60"/>
-              <w:rPr/>
+            <w:shd w:val="clear" w:color="auto" w:fill="D9E1F2"/>
+          </w:tcPr>
+          <w:p>
+            <w:pPr>
+              <w:spacing w:after="60"/>
             </w:pPr>
             <w:r>
               <w:rPr>
@@ -80,8 +69,10 @@
               <w:t xml:space="preserve">Strict compliance: </w:t>
             </w:r>
             <w:r>
-              <w:rPr/>
-              <w:t>your submission ZIP must exactly match the folder/file structure on the Submission page. Automated grading rejects anything that doesn't — check before you submit.</w:t>
+              <w:t xml:space="preserve">your submission ZIP must exactly match the folder/file structure on the Submission page. </w:t>
+            </w:r>
+            <w:r>
+              <w:t>Automated grading rejects anything that doesn't — check before you submit.</w:t>
             </w:r>
           </w:p>
         </w:tc>
@@ -89,34 +80,24 @@
     </w:tbl>
     <w:p>
       <w:pPr>
-        <w:pStyle w:val="Normal"/>
-        <w:spacing w:before="0" w:after="60"/>
-        <w:rPr/>
+        <w:spacing w:after="60"/>
       </w:pPr>
-      <w:r>
-        <w:rPr/>
-      </w:r>
     </w:p>
     <w:tbl>
       <w:tblPr>
         <w:tblW w:w="9360" w:type="dxa"/>
-        <w:jc w:val="left"/>
-        <w:tblInd w:w="0" w:type="dxa"/>
         <w:tblLayout w:type="fixed"/>
         <w:tblCellMar>
-          <w:top w:w="0" w:type="dxa"/>
           <w:left w:w="10" w:type="dxa"/>
-          <w:bottom w:w="0" w:type="dxa"/>
           <w:right w:w="10" w:type="dxa"/>
         </w:tblCellMar>
-        <w:tblLook w:val="04a0" w:noHBand="0" w:noVBand="1" w:firstColumn="1" w:lastRow="0" w:lastColumn="0" w:firstRow="1"/>
+        <w:tblLook w:val="04A0" w:firstRow="1" w:lastRow="0" w:firstColumn="1" w:lastColumn="0" w:noHBand="0" w:noVBand="1"/>
       </w:tblPr>
       <w:tblGrid>
         <w:gridCol w:w="3499"/>
-        <w:gridCol w:w="5860"/>
+        <w:gridCol w:w="5861"/>
       </w:tblGrid>
       <w:tr>
-        <w:trPr/>
         <w:tc>
           <w:tcPr>
             <w:tcW w:w="3499" w:type="dxa"/>
@@ -126,13 +107,11 @@
               <w:bottom w:val="single" w:sz="4" w:space="0" w:color="000000"/>
               <w:right w:val="single" w:sz="4" w:space="0" w:color="000000"/>
             </w:tcBorders>
-            <w:shd w:color="auto" w:fill="F2F2F2" w:val="clear"/>
-          </w:tcPr>
-          <w:p>
-            <w:pPr>
-              <w:pStyle w:val="Normal"/>
-              <w:spacing w:before="0" w:after="80"/>
-              <w:rPr/>
+            <w:shd w:val="clear" w:color="auto" w:fill="F2F2F2"/>
+          </w:tcPr>
+          <w:p>
+            <w:pPr>
+              <w:spacing w:after="80"/>
             </w:pPr>
             <w:r>
               <w:rPr>
@@ -144,9 +123,7 @@
           </w:p>
           <w:p>
             <w:pPr>
-              <w:pStyle w:val="Normal"/>
-              <w:spacing w:before="0" w:after="80"/>
-              <w:rPr/>
+              <w:spacing w:after="80"/>
             </w:pPr>
             <w:r>
               <w:rPr>
@@ -172,13 +149,10 @@
           </w:tcPr>
           <w:p>
             <w:pPr>
-              <w:pStyle w:val="Normal"/>
-              <w:spacing w:before="0" w:after="80"/>
+              <w:spacing w:after="80"/>
               <w:jc w:val="center"/>
-              <w:rPr/>
-            </w:pPr>
-            <w:r>
-              <w:rPr/>
+            </w:pPr>
+            <w:r>
               <w:t>SSC Bangla Math Tutor</w:t>
             </w:r>
           </w:p>
@@ -187,9 +161,7 @@
     </w:tbl>
     <w:p>
       <w:pPr>
-        <w:pStyle w:val="Normal"/>
         <w:spacing w:before="120" w:after="60"/>
-        <w:rPr/>
       </w:pPr>
       <w:r>
         <w:rPr>
@@ -203,9 +175,7 @@
     </w:p>
     <w:p>
       <w:pPr>
-        <w:pStyle w:val="Normal"/>
-        <w:spacing w:before="0" w:after="100"/>
-        <w:rPr/>
+        <w:spacing w:after="100"/>
       </w:pPr>
       <w:r>
         <w:rPr>
@@ -215,32 +185,38 @@
           <w:sz w:val="18"/>
           <w:szCs w:val="18"/>
         </w:rPr>
-        <w:t>In 'Worked sections', list the sections each member led. Every section must be owned by someone; each member submits the AI-chat behind their own sections (Section 8).</w:t>
+        <w:t xml:space="preserve">In 'Worked sections', list the sections each member led. Every section must be </w:t>
+      </w:r>
+      <w:r>
+        <w:rPr>
+          <w:i/>
+          <w:iCs/>
+          <w:color w:val="595959"/>
+          <w:sz w:val="18"/>
+          <w:szCs w:val="18"/>
+        </w:rPr>
+        <w:t>owned by someone; each member submits the AI-chat behind their own sections (Section 8).</w:t>
       </w:r>
     </w:p>
     <w:tbl>
       <w:tblPr>
         <w:tblW w:w="9360" w:type="dxa"/>
-        <w:jc w:val="left"/>
-        <w:tblInd w:w="0" w:type="dxa"/>
         <w:tblLayout w:type="fixed"/>
         <w:tblCellMar>
-          <w:top w:w="0" w:type="dxa"/>
           <w:left w:w="10" w:type="dxa"/>
-          <w:bottom w:w="0" w:type="dxa"/>
           <w:right w:w="10" w:type="dxa"/>
         </w:tblCellMar>
-        <w:tblLook w:val="04a0" w:noHBand="0" w:noVBand="1" w:firstColumn="1" w:lastRow="0" w:lastColumn="0" w:firstRow="1"/>
+        <w:tblLook w:val="04A0" w:firstRow="1" w:lastRow="0" w:firstColumn="1" w:lastColumn="0" w:noHBand="0" w:noVBand="1"/>
       </w:tblPr>
       <w:tblGrid>
-        <w:gridCol w:w="1638"/>
+        <w:gridCol w:w="1639"/>
         <w:gridCol w:w="2866"/>
         <w:gridCol w:w="2257"/>
         <w:gridCol w:w="2598"/>
       </w:tblGrid>
       <w:tr>
         <w:trPr>
-          <w:tblHeader w:val="true"/>
+          <w:tblHeader/>
         </w:trPr>
         <w:tc>
           <w:tcPr>
@@ -251,13 +227,11 @@
               <w:bottom w:val="single" w:sz="4" w:space="0" w:color="000000"/>
               <w:right w:val="single" w:sz="4" w:space="0" w:color="000000"/>
             </w:tcBorders>
-            <w:shd w:color="auto" w:fill="1F3864" w:val="clear"/>
-          </w:tcPr>
-          <w:p>
-            <w:pPr>
-              <w:pStyle w:val="Normal"/>
-              <w:spacing w:before="0" w:after="80"/>
-              <w:rPr/>
+            <w:shd w:val="clear" w:color="auto" w:fill="1F3864"/>
+          </w:tcPr>
+          <w:p>
+            <w:pPr>
+              <w:spacing w:after="80"/>
             </w:pPr>
             <w:r>
               <w:rPr>
@@ -278,13 +252,11 @@
               <w:bottom w:val="single" w:sz="4" w:space="0" w:color="000000"/>
               <w:right w:val="single" w:sz="4" w:space="0" w:color="000000"/>
             </w:tcBorders>
-            <w:shd w:color="auto" w:fill="1F3864" w:val="clear"/>
-          </w:tcPr>
-          <w:p>
-            <w:pPr>
-              <w:pStyle w:val="Normal"/>
-              <w:spacing w:before="0" w:after="80"/>
-              <w:rPr/>
+            <w:shd w:val="clear" w:color="auto" w:fill="1F3864"/>
+          </w:tcPr>
+          <w:p>
+            <w:pPr>
+              <w:spacing w:after="80"/>
             </w:pPr>
             <w:r>
               <w:rPr>
@@ -305,13 +277,11 @@
               <w:bottom w:val="single" w:sz="4" w:space="0" w:color="000000"/>
               <w:right w:val="single" w:sz="4" w:space="0" w:color="000000"/>
             </w:tcBorders>
-            <w:shd w:color="auto" w:fill="1F3864" w:val="clear"/>
-          </w:tcPr>
-          <w:p>
-            <w:pPr>
-              <w:pStyle w:val="Normal"/>
-              <w:spacing w:before="0" w:after="80"/>
-              <w:rPr/>
+            <w:shd w:val="clear" w:color="auto" w:fill="1F3864"/>
+          </w:tcPr>
+          <w:p>
+            <w:pPr>
+              <w:spacing w:after="80"/>
             </w:pPr>
             <w:r>
               <w:rPr>
@@ -332,13 +302,11 @@
               <w:bottom w:val="single" w:sz="4" w:space="0" w:color="000000"/>
               <w:right w:val="single" w:sz="4" w:space="0" w:color="000000"/>
             </w:tcBorders>
-            <w:shd w:color="auto" w:fill="1F3864" w:val="clear"/>
-          </w:tcPr>
-          <w:p>
-            <w:pPr>
-              <w:pStyle w:val="Normal"/>
-              <w:spacing w:before="0" w:after="80"/>
-              <w:rPr/>
+            <w:shd w:val="clear" w:color="auto" w:fill="1F3864"/>
+          </w:tcPr>
+          <w:p>
+            <w:pPr>
+              <w:spacing w:after="80"/>
             </w:pPr>
             <w:r>
               <w:rPr>
@@ -352,7 +320,6 @@
         </w:tc>
       </w:tr>
       <w:tr>
-        <w:trPr/>
         <w:tc>
           <w:tcPr>
             <w:tcW w:w="1638" w:type="dxa"/>
@@ -365,13 +332,10 @@
           </w:tcPr>
           <w:p>
             <w:pPr>
-              <w:pStyle w:val="Normal"/>
-              <w:spacing w:before="0" w:after="80"/>
+              <w:spacing w:after="80"/>
               <w:jc w:val="center"/>
-              <w:rPr/>
-            </w:pPr>
-            <w:r>
-              <w:rPr/>
+            </w:pPr>
+            <w:r>
               <w:t>Student 1</w:t>
             </w:r>
           </w:p>
@@ -388,13 +352,10 @@
           </w:tcPr>
           <w:p>
             <w:pPr>
-              <w:pStyle w:val="Normal"/>
-              <w:spacing w:before="0" w:after="80"/>
+              <w:spacing w:after="80"/>
               <w:jc w:val="center"/>
-              <w:rPr/>
-            </w:pPr>
-            <w:r>
-              <w:rPr/>
+            </w:pPr>
+            <w:r>
               <w:t>Nafis Nahian</w:t>
             </w:r>
           </w:p>
@@ -411,13 +372,10 @@
           </w:tcPr>
           <w:p>
             <w:pPr>
-              <w:pStyle w:val="Normal"/>
-              <w:spacing w:before="0" w:after="80"/>
+              <w:spacing w:after="80"/>
               <w:jc w:val="center"/>
-              <w:rPr/>
-            </w:pPr>
-            <w:r>
-              <w:rPr/>
+            </w:pPr>
+            <w:r>
               <w:t>2105007</w:t>
             </w:r>
           </w:p>
@@ -434,19 +392,18 @@
           </w:tcPr>
           <w:p>
             <w:pPr>
-              <w:pStyle w:val="Normal"/>
-              <w:spacing w:before="0" w:after="80"/>
-              <w:rPr/>
-            </w:pPr>
-            <w:r>
-              <w:rPr/>
-              <w:t>1, 3, 4, 6, 7, 8 (index/*, mainly chunking, embedding, index creation, storing and retrieval part for demo)</w:t>
+              <w:spacing w:after="80"/>
+            </w:pPr>
+            <w:r>
+              <w:t>1, 3, 4, 6, 7, 8 (index/*, mainly chunking, embedding, index creation, storing and</w:t>
+            </w:r>
+            <w:r>
+              <w:t xml:space="preserve"> retrieval part for demo)</w:t>
             </w:r>
           </w:p>
         </w:tc>
       </w:tr>
       <w:tr>
-        <w:trPr/>
         <w:tc>
           <w:tcPr>
             <w:tcW w:w="1638" w:type="dxa"/>
@@ -459,13 +416,10 @@
           </w:tcPr>
           <w:p>
             <w:pPr>
-              <w:pStyle w:val="Normal"/>
-              <w:spacing w:before="0" w:after="80"/>
+              <w:spacing w:after="80"/>
               <w:jc w:val="center"/>
-              <w:rPr/>
-            </w:pPr>
-            <w:r>
-              <w:rPr/>
+            </w:pPr>
+            <w:r>
               <w:t>Student 2</w:t>
             </w:r>
           </w:p>
@@ -482,13 +436,10 @@
           </w:tcPr>
           <w:p>
             <w:pPr>
-              <w:pStyle w:val="Normal"/>
-              <w:spacing w:before="0" w:after="80"/>
+              <w:spacing w:after="80"/>
               <w:jc w:val="center"/>
-              <w:rPr/>
-            </w:pPr>
-            <w:r>
-              <w:rPr/>
+            </w:pPr>
+            <w:r>
               <w:t>Ali Asif Khan</w:t>
             </w:r>
           </w:p>
@@ -505,13 +456,10 @@
           </w:tcPr>
           <w:p>
             <w:pPr>
-              <w:pStyle w:val="Normal"/>
-              <w:spacing w:before="0" w:after="80"/>
+              <w:spacing w:after="80"/>
               <w:jc w:val="center"/>
-              <w:rPr/>
-            </w:pPr>
-            <w:r>
-              <w:rPr/>
+            </w:pPr>
+            <w:r>
               <w:t>2105131</w:t>
             </w:r>
           </w:p>
@@ -528,29 +476,23 @@
           </w:tcPr>
           <w:p>
             <w:pPr>
-              <w:pStyle w:val="Normal"/>
-              <w:spacing w:before="0" w:after="80"/>
-              <w:rPr/>
-            </w:pPr>
-            <w:r>
-              <w:rPr/>
-              <w:t>Sections 2, 3, 4, 6, 7, 8 — vision/OCR pipeline (ingest/preprocess.py, vision/layout.py, vision/ocr.py — OCR backend comparison Tesseract vs TrOCR vs Bangla-finetuned TrOCR), index/store.py (FAISS fix), governance/pii.py, pipeline.py wiring, configs/design_choices.md, reports/pipeline_diagram.md, notebooks/kb_demo.ipynb, ingest/loader.py (doc_id fix).</w:t>
-            </w:r>
-          </w:p>
-          <w:p>
-            <w:pPr>
-              <w:pStyle w:val="Normal"/>
-              <w:spacing w:before="0" w:after="80"/>
-              <w:rPr/>
-            </w:pPr>
-            <w:r>
-              <w:rPr/>
-            </w:r>
+              <w:spacing w:after="80"/>
+            </w:pPr>
+            <w:r>
+              <w:t xml:space="preserve">Sections 2, 3, 4, 6, 7, 8 — vision/OCR pipeline (ingest/preprocess.py, vision/layout.py, vision/ocr.py — OCR backend comparison Tesseract vs TrOCR vs Bangla-finetuned TrOCR), index/store.py (FAISS </w:t>
+            </w:r>
+            <w:r>
+              <w:t>fix), governance/pii.py, pipeline.py wiring, configs/design_choices.md, reports/pipeline_diagram.md, notebooks/kb_demo.ipynb, ingest/loader.py (doc_id fix).</w:t>
+            </w:r>
+          </w:p>
+          <w:p>
+            <w:pPr>
+              <w:spacing w:after="80"/>
+            </w:pPr>
           </w:p>
         </w:tc>
       </w:tr>
       <w:tr>
-        <w:trPr/>
         <w:tc>
           <w:tcPr>
             <w:tcW w:w="1638" w:type="dxa"/>
@@ -563,13 +505,10 @@
           </w:tcPr>
           <w:p>
             <w:pPr>
-              <w:pStyle w:val="Normal"/>
-              <w:spacing w:before="0" w:after="80"/>
+              <w:spacing w:after="80"/>
               <w:jc w:val="center"/>
-              <w:rPr/>
-            </w:pPr>
-            <w:r>
-              <w:rPr/>
+            </w:pPr>
+            <w:r>
               <w:t>Student 3</w:t>
             </w:r>
           </w:p>
@@ -586,13 +525,10 @@
           </w:tcPr>
           <w:p>
             <w:pPr>
-              <w:pStyle w:val="Normal"/>
-              <w:spacing w:before="0" w:after="80"/>
+              <w:spacing w:after="80"/>
               <w:jc w:val="center"/>
-              <w:rPr/>
-            </w:pPr>
-            <w:r>
-              <w:rPr/>
+            </w:pPr>
+            <w:r>
               <w:t>Mustafa Muhaimin</w:t>
             </w:r>
           </w:p>
@@ -609,13 +545,10 @@
           </w:tcPr>
           <w:p>
             <w:pPr>
-              <w:pStyle w:val="Normal"/>
-              <w:spacing w:before="0" w:after="80"/>
+              <w:spacing w:after="80"/>
               <w:jc w:val="center"/>
-              <w:rPr/>
-            </w:pPr>
-            <w:r>
-              <w:rPr/>
+            </w:pPr>
+            <w:r>
               <w:t>2105178</w:t>
             </w:r>
           </w:p>
@@ -632,12 +565,10 @@
           </w:tcPr>
           <w:p>
             <w:pPr>
-              <w:pStyle w:val="Normal"/>
-              <w:spacing w:before="0" w:after="80"/>
-              <w:rPr/>
-            </w:pPr>
-            <w:r>
-              <w:rPr/>
+              <w:spacing w:after="80"/>
+            </w:pPr>
+            <w:r>
+              <w:t>1, 2, 4, 8 (notebooks/eda.ipynb, vision/layout.py — multi-pass layout engine &amp; math detection, data/provenance.md, grading_kit/manifest.yaml, configs/design_choices.md Stage 2, transcripts/2105178.txt)</w:t>
             </w:r>
           </w:p>
         </w:tc>
@@ -645,33 +576,23 @@
     </w:tbl>
     <w:p>
       <w:pPr>
-        <w:pStyle w:val="Normal"/>
-        <w:spacing w:before="0" w:after="60"/>
-        <w:rPr/>
+        <w:spacing w:after="60"/>
       </w:pPr>
-      <w:r>
-        <w:rPr/>
-      </w:r>
     </w:p>
     <w:tbl>
       <w:tblPr>
         <w:tblW w:w="9360" w:type="dxa"/>
-        <w:jc w:val="left"/>
-        <w:tblInd w:w="0" w:type="dxa"/>
         <w:tblLayout w:type="fixed"/>
         <w:tblCellMar>
-          <w:top w:w="0" w:type="dxa"/>
           <w:left w:w="10" w:type="dxa"/>
-          <w:bottom w:w="0" w:type="dxa"/>
           <w:right w:w="10" w:type="dxa"/>
         </w:tblCellMar>
-        <w:tblLook w:val="04a0" w:noHBand="0" w:noVBand="1" w:firstColumn="1" w:lastRow="0" w:lastColumn="0" w:firstRow="1"/>
+        <w:tblLook w:val="04A0" w:firstRow="1" w:lastRow="0" w:firstColumn="1" w:lastColumn="0" w:noHBand="0" w:noVBand="1"/>
       </w:tblPr>
       <w:tblGrid>
         <w:gridCol w:w="9360"/>
       </w:tblGrid>
       <w:tr>
-        <w:trPr/>
         <w:tc>
           <w:tcPr>
             <w:tcW w:w="9360" w:type="dxa"/>
@@ -681,13 +602,11 @@
               <w:bottom w:val="single" w:sz="4" w:space="0" w:color="000000"/>
               <w:right w:val="single" w:sz="4" w:space="0" w:color="000000"/>
             </w:tcBorders>
-            <w:shd w:color="auto" w:fill="D9E1F2" w:val="clear"/>
-          </w:tcPr>
-          <w:p>
-            <w:pPr>
-              <w:pStyle w:val="Normal"/>
-              <w:spacing w:before="0" w:after="60"/>
-              <w:rPr/>
+            <w:shd w:val="clear" w:color="auto" w:fill="D9E1F2"/>
+          </w:tcPr>
+          <w:p>
+            <w:pPr>
+              <w:spacing w:after="60"/>
             </w:pPr>
             <w:r>
               <w:rPr>
@@ -697,15 +616,22 @@
               <w:t xml:space="preserve">What this assignment is: </w:t>
             </w:r>
             <w:r>
-              <w:rPr/>
-              <w:t>You BUILD the knowledge base — the front half of the pipeline that turns scanned pages into searchable text: ingest &amp; clean the scans, (optionally) enhance them, detect layout, run OCR, then chunk, embed, and index. You choose the models and parameters; the repo fixes where each piece goes. This milestone produces working code and evidence it reads and retrieves.</w:t>
-            </w:r>
-          </w:p>
-          <w:p>
-            <w:pPr>
-              <w:pStyle w:val="Normal"/>
-              <w:spacing w:before="0" w:after="60"/>
-              <w:rPr/>
+              <w:t>You BUILD the knowledge base — the</w:t>
+            </w:r>
+            <w:r>
+              <w:t xml:space="preserve"> front half of the pipeline that turns scanned pages into searchable text: ingest &amp; clean the scans, (optionally) enhance them, detect layout, run OCR, then chunk, embed, and index. You choose the models and parameters; the repo fixes where each piece goes</w:t>
+            </w:r>
+            <w:r>
+              <w:t xml:space="preserve">. This </w:t>
+            </w:r>
+            <w:r>
+              <w:lastRenderedPageBreak/>
+              <w:t>milestone produces working code and evidence it reads and retrieves.</w:t>
+            </w:r>
+          </w:p>
+          <w:p>
+            <w:pPr>
+              <w:spacing w:after="60"/>
             </w:pPr>
             <w:r>
               <w:rPr>
@@ -715,8 +641,16 @@
               <w:t xml:space="preserve">What to hand in: </w:t>
             </w:r>
             <w:r>
-              <w:rPr/>
-              <w:t>Push everything to your team's PUBLIC GitHub repo, then tag it: git add -A &amp;&amp; git commit -m "a2-submit" &amp;&amp; git tag a2-submit &amp;&amp; git push origin main --tags. The tag IS your submission (deadlines are read from GitHub's servers) — do NOT upload a ZIP. Contents: the filled form in forms/, the repo with ingest / vision / index stages implemented, the built index (or a script that builds it), notebooks/kb_demo.ipynb showing OCR quality and one retrieval example, your updated configs/design_choices.md, and one AI-chat transcript per member. ALSO CARRIED FORWARD FROM A1 — the code stub was released after A1, so these are graded here for the first time: configs/task.yaml, data/provenance.md plus your corpus (or scripts/get_data.sh), notebooks/eda.ipynb, grading_kit/manifest.yaml, and grading_kit/heldout_pages/ with labels.jsonl.</w:t>
+              <w:t>Push everything to your team's PUBLIC GitHub repo, then tag it: git add -A &amp;&amp; git commit -m "a2-submit" &amp;&amp; git tag a2-submit &amp;&amp; git push origin main --tags. The ta</w:t>
+            </w:r>
+            <w:r>
+              <w:t>g IS your submission (deadlines are read from GitHub's servers) — do NOT upload a ZIP. Contents: the filled form in forms/, the repo with ingest / vision / index stages implemented, the built index (or a script that builds it), notebooks/kb_demo.ipynb show</w:t>
+            </w:r>
+            <w:r>
+              <w:t>ing OCR quality and one retrieval example, your updated configs/design_choices.md, and one AI-chat transcript per member. ALSO CARRIED FORWARD FROM A1 — the code stub was released after A1, so these are graded here for the first time: configs/task.yaml, da</w:t>
+            </w:r>
+            <w:r>
+              <w:t>ta/provenance.md plus your corpus (or scripts/get_data.sh), notebooks/eda.ipynb, grading_kit/manifest.yaml, and grading_kit/heldout_pages/ with labels.jsonl.</w:t>
             </w:r>
           </w:p>
         </w:tc>
@@ -726,7 +660,6 @@
       <w:pPr>
         <w:pStyle w:val="Heading2"/>
         <w:spacing w:before="240" w:after="100"/>
-        <w:rPr/>
       </w:pPr>
       <w:r>
         <w:rPr>
@@ -734,14 +667,13 @@
           <w:bCs/>
           <w:color w:val="1F3864"/>
         </w:rPr>
+        <w:lastRenderedPageBreak/>
         <w:t>Section 1 — Recap from Assignment 1</w:t>
       </w:r>
     </w:p>
     <w:p>
       <w:pPr>
-        <w:pStyle w:val="Normal"/>
-        <w:spacing w:before="0" w:after="100"/>
-        <w:rPr/>
+        <w:spacing w:after="100"/>
       </w:pPr>
       <w:r>
         <w:rPr>
@@ -751,29 +683,34 @@
           <w:sz w:val="18"/>
           <w:szCs w:val="18"/>
         </w:rPr>
-        <w:t>Copy these from A1 so this form stands alone. Do NOT change the success metric — your system in A3 is judged on it.</w:t>
+        <w:t xml:space="preserve">Copy these from A1 so this form stands alone. Do NOT change </w:t>
+      </w:r>
+      <w:r>
+        <w:rPr>
+          <w:i/>
+          <w:iCs/>
+          <w:color w:val="595959"/>
+          <w:sz w:val="18"/>
+          <w:szCs w:val="18"/>
+        </w:rPr>
+        <w:t>the success metric — your system in A3 is judged on it.</w:t>
       </w:r>
     </w:p>
     <w:tbl>
       <w:tblPr>
         <w:tblW w:w="9360" w:type="dxa"/>
-        <w:jc w:val="left"/>
-        <w:tblInd w:w="0" w:type="dxa"/>
         <w:tblLayout w:type="fixed"/>
         <w:tblCellMar>
-          <w:top w:w="0" w:type="dxa"/>
           <w:left w:w="10" w:type="dxa"/>
-          <w:bottom w:w="0" w:type="dxa"/>
           <w:right w:w="10" w:type="dxa"/>
         </w:tblCellMar>
-        <w:tblLook w:val="04a0" w:noHBand="0" w:noVBand="1" w:firstColumn="1" w:lastRow="0" w:lastColumn="0" w:firstRow="1"/>
+        <w:tblLook w:val="04A0" w:firstRow="1" w:lastRow="0" w:firstColumn="1" w:lastColumn="0" w:noHBand="0" w:noVBand="1"/>
       </w:tblPr>
       <w:tblGrid>
         <w:gridCol w:w="3499"/>
-        <w:gridCol w:w="5860"/>
+        <w:gridCol w:w="5861"/>
       </w:tblGrid>
       <w:tr>
-        <w:trPr/>
         <w:tc>
           <w:tcPr>
             <w:tcW w:w="3499" w:type="dxa"/>
@@ -783,13 +720,11 @@
               <w:bottom w:val="single" w:sz="4" w:space="0" w:color="000000"/>
               <w:right w:val="single" w:sz="4" w:space="0" w:color="000000"/>
             </w:tcBorders>
-            <w:shd w:color="auto" w:fill="F2F2F2" w:val="clear"/>
-          </w:tcPr>
-          <w:p>
-            <w:pPr>
-              <w:pStyle w:val="Normal"/>
-              <w:spacing w:before="0" w:after="80"/>
-              <w:rPr/>
+            <w:shd w:val="clear" w:color="auto" w:fill="F2F2F2"/>
+          </w:tcPr>
+          <w:p>
+            <w:pPr>
+              <w:spacing w:after="80"/>
             </w:pPr>
             <w:r>
               <w:rPr>
@@ -801,9 +736,7 @@
           </w:p>
           <w:p>
             <w:pPr>
-              <w:pStyle w:val="Normal"/>
-              <w:spacing w:before="0" w:after="80"/>
-              <w:rPr/>
+              <w:spacing w:after="80"/>
             </w:pPr>
             <w:r>
               <w:rPr>
@@ -829,19 +762,18 @@
           </w:tcPr>
           <w:p>
             <w:pPr>
-              <w:pStyle w:val="Normal"/>
-              <w:spacing w:before="0" w:after="80"/>
-              <w:rPr/>
-            </w:pPr>
-            <w:r>
-              <w:rPr/>
-              <w:t>Domain: Education. Data speciality: Bangla Mathematics. Primary NFR + target: Calibration — Expected Calibration Error (ECE) ≤ 0.05.</w:t>
+              <w:spacing w:after="80"/>
+            </w:pPr>
+            <w:r>
+              <w:t>Domain: Education. Data speciality: Bangla Mathematics. Primary NFR + target: Calibration — Expected Calibr</w:t>
+            </w:r>
+            <w:r>
+              <w:t>ation Error (ECE) ≤ 0.05.</w:t>
             </w:r>
           </w:p>
         </w:tc>
       </w:tr>
       <w:tr>
-        <w:trPr/>
         <w:tc>
           <w:tcPr>
             <w:tcW w:w="3499" w:type="dxa"/>
@@ -851,13 +783,11 @@
               <w:bottom w:val="single" w:sz="4" w:space="0" w:color="000000"/>
               <w:right w:val="single" w:sz="4" w:space="0" w:color="000000"/>
             </w:tcBorders>
-            <w:shd w:color="auto" w:fill="F2F2F2" w:val="clear"/>
-          </w:tcPr>
-          <w:p>
-            <w:pPr>
-              <w:pStyle w:val="Normal"/>
-              <w:spacing w:before="0" w:after="80"/>
-              <w:rPr/>
+            <w:shd w:val="clear" w:color="auto" w:fill="F2F2F2"/>
+          </w:tcPr>
+          <w:p>
+            <w:pPr>
+              <w:spacing w:after="80"/>
             </w:pPr>
             <w:r>
               <w:rPr>
@@ -869,9 +799,7 @@
           </w:p>
           <w:p>
             <w:pPr>
-              <w:pStyle w:val="Normal"/>
-              <w:spacing w:before="0" w:after="80"/>
-              <w:rPr/>
+              <w:spacing w:after="80"/>
             </w:pPr>
             <w:r>
               <w:rPr>
@@ -897,19 +825,18 @@
           </w:tcPr>
           <w:p>
             <w:pPr>
-              <w:pStyle w:val="Normal"/>
-              <w:spacing w:before="0" w:after="80"/>
-              <w:rPr/>
-            </w:pPr>
-            <w:r>
-              <w:rPr/>
-              <w:t>Headline answer-quality metric: groundedness &gt;= 0.90, meaning at least 90% of generated explanations/solutions are fully supported by the cited NCTB textbook evidence.</w:t>
+              <w:spacing w:after="80"/>
+            </w:pPr>
+            <w:r>
+              <w:t>Headline answer-quality metric: groundedness &gt;= 0.90, meaning at least 90% of generated explanations/solutions are fully supported by the cited NCTB</w:t>
+            </w:r>
+            <w:r>
+              <w:t xml:space="preserve"> textbook evidence.</w:t>
             </w:r>
           </w:p>
         </w:tc>
       </w:tr>
       <w:tr>
-        <w:trPr/>
         <w:tc>
           <w:tcPr>
             <w:tcW w:w="3499" w:type="dxa"/>
@@ -919,13 +846,11 @@
               <w:bottom w:val="single" w:sz="4" w:space="0" w:color="000000"/>
               <w:right w:val="single" w:sz="4" w:space="0" w:color="000000"/>
             </w:tcBorders>
-            <w:shd w:color="auto" w:fill="F2F2F2" w:val="clear"/>
-          </w:tcPr>
-          <w:p>
-            <w:pPr>
-              <w:pStyle w:val="Normal"/>
-              <w:spacing w:before="0" w:after="80"/>
-              <w:rPr/>
+            <w:shd w:val="clear" w:color="auto" w:fill="F2F2F2"/>
+          </w:tcPr>
+          <w:p>
+            <w:pPr>
+              <w:spacing w:after="80"/>
             </w:pPr>
             <w:r>
               <w:rPr>
@@ -937,9 +862,7 @@
           </w:p>
           <w:p>
             <w:pPr>
-              <w:pStyle w:val="Normal"/>
-              <w:spacing w:before="0" w:after="80"/>
-              <w:rPr/>
+              <w:spacing w:after="80"/>
             </w:pPr>
             <w:r>
               <w:rPr>
@@ -965,13 +888,16 @@
           </w:tcPr>
           <w:p>
             <w:pPr>
-              <w:pStyle w:val="Normal"/>
-              <w:spacing w:before="0" w:after="80"/>
-              <w:rPr/>
-            </w:pPr>
-            <w:r>
-              <w:rPr/>
-              <w:t>Source: NCTB (National Curriculum &amp; Textbook Board, Bangladesh) public-domain secondary math textbooks, https://nctb.gov.bd/pages/static-pages/695b99afc4774958d7b70612. Size: 704 scanned pages across two books — higher_math (342 pages) and math (362 pages), ~291 MB on disk. Hardest to read: dense Bangla prose interleaved with geometry diagrams, Latin variable names, angle symbols, and numbered multi-step proofs.</w:t>
+              <w:spacing w:after="80"/>
+            </w:pPr>
+            <w:r>
+              <w:t>Source: NCTB (National Curriculum &amp; Textbook Board, Bangladesh) public-domain secondary math textbooks, https://nctb.gov.bd/pages/static-pag</w:t>
+            </w:r>
+            <w:r>
+              <w:t>es/695b99afc4774958d7b70612. Size: 704 scanned pages across two books — higher_math (342 pages) and math (362 pages), ~291 MB on disk. Hardest to read: dense Bangla prose interleaved with geometry diagrams, Latin variable names, angle symbols, and numbered</w:t>
+            </w:r>
+            <w:r>
+              <w:t xml:space="preserve"> multi-step proofs.</w:t>
             </w:r>
           </w:p>
         </w:tc>
@@ -981,7 +907,6 @@
       <w:pPr>
         <w:pStyle w:val="Heading2"/>
         <w:spacing w:before="240" w:after="100"/>
-        <w:rPr/>
       </w:pPr>
       <w:r>
         <w:rPr>
@@ -994,9 +919,7 @@
     </w:p>
     <w:p>
       <w:pPr>
-        <w:pStyle w:val="Normal"/>
-        <w:spacing w:before="0" w:after="100"/>
-        <w:rPr/>
+        <w:spacing w:after="100"/>
       </w:pPr>
       <w:r>
         <w:rPr>
@@ -1012,23 +935,18 @@
     <w:tbl>
       <w:tblPr>
         <w:tblW w:w="9360" w:type="dxa"/>
-        <w:jc w:val="left"/>
-        <w:tblInd w:w="0" w:type="dxa"/>
         <w:tblLayout w:type="fixed"/>
         <w:tblCellMar>
-          <w:top w:w="0" w:type="dxa"/>
           <w:left w:w="10" w:type="dxa"/>
-          <w:bottom w:w="0" w:type="dxa"/>
           <w:right w:w="10" w:type="dxa"/>
         </w:tblCellMar>
-        <w:tblLook w:val="04a0" w:noHBand="0" w:noVBand="1" w:firstColumn="1" w:lastRow="0" w:lastColumn="0" w:firstRow="1"/>
+        <w:tblLook w:val="04A0" w:firstRow="1" w:lastRow="0" w:firstColumn="1" w:lastColumn="0" w:noHBand="0" w:noVBand="1"/>
       </w:tblPr>
       <w:tblGrid>
         <w:gridCol w:w="3499"/>
-        <w:gridCol w:w="5860"/>
+        <w:gridCol w:w="5861"/>
       </w:tblGrid>
       <w:tr>
-        <w:trPr/>
         <w:tc>
           <w:tcPr>
             <w:tcW w:w="3499" w:type="dxa"/>
@@ -1038,13 +956,11 @@
               <w:bottom w:val="single" w:sz="4" w:space="0" w:color="000000"/>
               <w:right w:val="single" w:sz="4" w:space="0" w:color="000000"/>
             </w:tcBorders>
-            <w:shd w:color="auto" w:fill="F2F2F2" w:val="clear"/>
-          </w:tcPr>
-          <w:p>
-            <w:pPr>
-              <w:pStyle w:val="Normal"/>
-              <w:spacing w:before="0" w:after="80"/>
-              <w:rPr/>
+            <w:shd w:val="clear" w:color="auto" w:fill="F2F2F2"/>
+          </w:tcPr>
+          <w:p>
+            <w:pPr>
+              <w:spacing w:after="80"/>
             </w:pPr>
             <w:r>
               <w:rPr>
@@ -1056,9 +972,7 @@
           </w:p>
           <w:p>
             <w:pPr>
-              <w:pStyle w:val="Normal"/>
-              <w:spacing w:before="0" w:after="80"/>
-              <w:rPr/>
+              <w:spacing w:after="80"/>
             </w:pPr>
             <w:r>
               <w:rPr>
@@ -1068,66 +982,8 @@
                 <w:sz w:val="18"/>
                 <w:szCs w:val="18"/>
               </w:rPr>
-              <w:t>what a vision model can exploit — nearby pixels form strokes/characters; a character looks the same when shifted. Drives your layout &amp; enhancement choices.</w:t>
-            </w:r>
-          </w:p>
-        </w:tc>
-        <w:tc>
-          <w:tcPr>
-            <w:tcW w:w="5860" w:type="dxa"/>
-            <w:tcBorders>
-              <w:top w:val="single" w:sz="4" w:space="0" w:color="000000"/>
-              <w:left w:val="single" w:sz="4" w:space="0" w:color="000000"/>
-              <w:bottom w:val="single" w:sz="4" w:space="0" w:color="000000"/>
-              <w:right w:val="single" w:sz="4" w:space="0" w:color="000000"/>
-            </w:tcBorders>
-          </w:tcPr>
-          <w:p>
-            <w:pPr>
-              <w:pStyle w:val="Normal"/>
-              <w:spacing w:before="0" w:after="80"/>
-              <w:rPr/>
-            </w:pPr>
-            <w:r>
-              <w:rPr/>
-              <w:t>Nearby pixels form strokes/characters, and a character/line looks the same under small shifts and mild rotation — this is what preprocessing (skew estimation via minAreaRect + affine correction) and line-level layout detection (horizontal ink-projection profile) exploit. Text sits in horizontal bands separated by whitespace gaps, which the row-projection line segmenter relies on directly.</w:t>
-            </w:r>
-          </w:p>
-        </w:tc>
-      </w:tr>
-      <w:tr>
-        <w:trPr/>
-        <w:tc>
-          <w:tcPr>
-            <w:tcW w:w="3499" w:type="dxa"/>
-            <w:tcBorders>
-              <w:top w:val="single" w:sz="4" w:space="0" w:color="000000"/>
-              <w:left w:val="single" w:sz="4" w:space="0" w:color="000000"/>
-              <w:bottom w:val="single" w:sz="4" w:space="0" w:color="000000"/>
-              <w:right w:val="single" w:sz="4" w:space="0" w:color="000000"/>
-            </w:tcBorders>
-            <w:shd w:color="auto" w:fill="F2F2F2" w:val="clear"/>
-          </w:tcPr>
-          <w:p>
-            <w:pPr>
-              <w:pStyle w:val="Normal"/>
-              <w:spacing w:before="0" w:after="80"/>
-              <w:rPr/>
-            </w:pPr>
-            <w:r>
-              <w:rPr>
-                <w:b/>
-                <w:bCs/>
-              </w:rPr>
-              <w:t>Structure in the text</w:t>
-            </w:r>
-          </w:p>
-          <w:p>
-            <w:pPr>
-              <w:pStyle w:val="Normal"/>
-              <w:spacing w:before="0" w:after="80"/>
-              <w:rPr/>
-            </w:pPr>
+              <w:t xml:space="preserve">what a vision model can exploit — nearby </w:t>
+            </w:r>
             <w:r>
               <w:rPr>
                 <w:i/>
@@ -1136,7 +992,7 @@
                 <w:sz w:val="18"/>
                 <w:szCs w:val="18"/>
               </w:rPr>
-              <w:t>what a sequence model can exploit — reading order and context carry meaning; conjuncts/ligatures span characters. Drives your OCR &amp; embedding choices.</w:t>
+              <w:t>pixels form strokes/characters; a character looks the same when shifted. Drives your layout &amp; enhancement choices.</w:t>
             </w:r>
           </w:p>
         </w:tc>
@@ -1152,43 +1008,18 @@
           </w:tcPr>
           <w:p>
             <w:pPr>
-              <w:pStyle w:val="Normal"/>
-              <w:spacing w:before="0" w:after="80"/>
-              <w:rPr/>
-            </w:pPr>
-            <w:r>
-              <w:rPr/>
-              <w:t>Reading order carries meaning (Bangla reads left-to-right, line by line, top to bottom); Bangla conjuncts/matras span multiple glyphs but form one semantic character, so OCR must not split them mid-glyph; a page's text belongs to one coherent chapter/example/proof, which our semantic chunker exploits by splitting on textbook boundary markers (</w:t>
-            </w:r>
-            <w:r>
-              <w:rPr/>
-              <w:t>অধ্যায়</w:t>
-            </w:r>
-            <w:r>
-              <w:rPr/>
-              <w:t xml:space="preserve">, </w:t>
-            </w:r>
-            <w:r>
-              <w:rPr/>
-              <w:t>উদাহরণ</w:t>
-            </w:r>
-            <w:r>
-              <w:rPr/>
-              <w:t xml:space="preserve">, </w:t>
-            </w:r>
-            <w:r>
-              <w:rPr/>
-              <w:t>প্রমাণ</w:t>
-            </w:r>
-            <w:r>
-              <w:rPr/>
-              <w:t>, etc.) instead of cutting mid-argument.</w:t>
+              <w:spacing w:after="80"/>
+            </w:pPr>
+            <w:r>
+              <w:t xml:space="preserve">Nearby pixels form strokes/characters, and a character/line looks the same under small shifts and mild rotation — this is what preprocessing </w:t>
+            </w:r>
+            <w:r>
+              <w:t>(skew estimation via minAreaRect + affine correction) and line-level layout detection (horizontal ink-projection profile) exploit. Text sits in horizontal bands separated by whitespace gaps, which the row-projection line segmenter relies on directly.</w:t>
             </w:r>
           </w:p>
         </w:tc>
       </w:tr>
       <w:tr>
-        <w:trPr/>
         <w:tc>
           <w:tcPr>
             <w:tcW w:w="3499" w:type="dxa"/>
@@ -1198,27 +1029,30 @@
               <w:bottom w:val="single" w:sz="4" w:space="0" w:color="000000"/>
               <w:right w:val="single" w:sz="4" w:space="0" w:color="000000"/>
             </w:tcBorders>
-            <w:shd w:color="auto" w:fill="F2F2F2" w:val="clear"/>
-          </w:tcPr>
-          <w:p>
-            <w:pPr>
-              <w:pStyle w:val="Normal"/>
-              <w:spacing w:before="0" w:after="80"/>
-              <w:rPr/>
+            <w:shd w:val="clear" w:color="auto" w:fill="F2F2F2"/>
+          </w:tcPr>
+          <w:p>
+            <w:pPr>
+              <w:spacing w:after="80"/>
             </w:pPr>
             <w:r>
               <w:rPr>
                 <w:b/>
                 <w:bCs/>
               </w:rPr>
-              <w:t>What should NOT change the answer</w:t>
-            </w:r>
-          </w:p>
-          <w:p>
-            <w:pPr>
-              <w:pStyle w:val="Normal"/>
-              <w:spacing w:before="0" w:after="80"/>
-              <w:rPr/>
+              <w:t>Stru</w:t>
+            </w:r>
+            <w:r>
+              <w:rPr>
+                <w:b/>
+                <w:bCs/>
+              </w:rPr>
+              <w:t>cture in the text</w:t>
+            </w:r>
+          </w:p>
+          <w:p>
+            <w:pPr>
+              <w:spacing w:after="80"/>
             </w:pPr>
             <w:r>
               <w:rPr>
@@ -1228,7 +1062,7 @@
                 <w:sz w:val="18"/>
                 <w:szCs w:val="18"/>
               </w:rPr>
-              <w:t>variations the system must be robust to — page position, font, mild skew, scan noise, ink bleed. Knowing these points you to the right model and augmentation.</w:t>
+              <w:t>what a sequence model can exploit — reading order and context carry meaning; conjuncts/ligatures span characters. Drives your OCR &amp; embedding choices.</w:t>
             </w:r>
           </w:p>
         </w:tc>
@@ -1244,13 +1078,123 @@
           </w:tcPr>
           <w:p>
             <w:pPr>
-              <w:pStyle w:val="Normal"/>
-              <w:spacing w:before="0" w:after="80"/>
-              <w:rPr/>
-            </w:pPr>
-            <w:r>
-              <w:rPr/>
-              <w:t>Page position/orientation (handled by the 90°-rotation retry and skew correction), font/scan noise/ink bleed (handled by denoising + adaptive thresholding), and where a chunk boundary happens to fall (32-token overlap keeps a fact from being lost if it straddles a boundary).</w:t>
+              <w:spacing w:after="80"/>
+            </w:pPr>
+            <w:r>
+              <w:t>Reading order carries meaning (Bangla reads left-to-right, line by line, top to bottom)</w:t>
+            </w:r>
+            <w:r>
+              <w:t>; Bangla conjuncts/matras span multiple glyphs but form one semantic character, so OCR must not split them mid-glyph; a page's text belongs to one coherent chapter/example/proof, which our semantic chunker exploits by splitting on textbook boundary markers</w:t>
+            </w:r>
+            <w:r>
+              <w:t xml:space="preserve"> (</w:t>
+            </w:r>
+            <w:r>
+              <w:t>অধ্যায়</w:t>
+            </w:r>
+            <w:r>
+              <w:t xml:space="preserve">, </w:t>
+            </w:r>
+            <w:r>
+              <w:t>উদাহরণ</w:t>
+            </w:r>
+            <w:r>
+              <w:t xml:space="preserve">, </w:t>
+            </w:r>
+            <w:r>
+              <w:t>প্রমাণ</w:t>
+            </w:r>
+            <w:r>
+              <w:t>, etc.) instead of cutting mid-argument.</w:t>
+            </w:r>
+          </w:p>
+        </w:tc>
+      </w:tr>
+      <w:tr>
+        <w:tc>
+          <w:tcPr>
+            <w:tcW w:w="3499" w:type="dxa"/>
+            <w:tcBorders>
+              <w:top w:val="single" w:sz="4" w:space="0" w:color="000000"/>
+              <w:left w:val="single" w:sz="4" w:space="0" w:color="000000"/>
+              <w:bottom w:val="single" w:sz="4" w:space="0" w:color="000000"/>
+              <w:right w:val="single" w:sz="4" w:space="0" w:color="000000"/>
+            </w:tcBorders>
+            <w:shd w:val="clear" w:color="auto" w:fill="F2F2F2"/>
+          </w:tcPr>
+          <w:p>
+            <w:pPr>
+              <w:spacing w:after="80"/>
+            </w:pPr>
+            <w:r>
+              <w:rPr>
+                <w:b/>
+                <w:bCs/>
+              </w:rPr>
+              <w:t>What should NOT change the answer</w:t>
+            </w:r>
+          </w:p>
+          <w:p>
+            <w:pPr>
+              <w:spacing w:after="80"/>
+            </w:pPr>
+            <w:r>
+              <w:rPr>
+                <w:i/>
+                <w:iCs/>
+                <w:color w:val="595959"/>
+                <w:sz w:val="18"/>
+                <w:szCs w:val="18"/>
+              </w:rPr>
+              <w:t xml:space="preserve">variations the system must be robust to — page position, font, mild skew, scan noise, ink </w:t>
+            </w:r>
+            <w:r>
+              <w:rPr>
+                <w:i/>
+                <w:iCs/>
+                <w:color w:val="595959"/>
+                <w:sz w:val="18"/>
+                <w:szCs w:val="18"/>
+              </w:rPr>
+              <w:lastRenderedPageBreak/>
+              <w:t>bleed. Knowing these points you to the right model and augmentatio</w:t>
+            </w:r>
+            <w:r>
+              <w:rPr>
+                <w:i/>
+                <w:iCs/>
+                <w:color w:val="595959"/>
+                <w:sz w:val="18"/>
+                <w:szCs w:val="18"/>
+              </w:rPr>
+              <w:t>n.</w:t>
+            </w:r>
+          </w:p>
+        </w:tc>
+        <w:tc>
+          <w:tcPr>
+            <w:tcW w:w="5860" w:type="dxa"/>
+            <w:tcBorders>
+              <w:top w:val="single" w:sz="4" w:space="0" w:color="000000"/>
+              <w:left w:val="single" w:sz="4" w:space="0" w:color="000000"/>
+              <w:bottom w:val="single" w:sz="4" w:space="0" w:color="000000"/>
+              <w:right w:val="single" w:sz="4" w:space="0" w:color="000000"/>
+            </w:tcBorders>
+          </w:tcPr>
+          <w:p>
+            <w:pPr>
+              <w:spacing w:after="80"/>
+            </w:pPr>
+            <w:r>
+              <w:lastRenderedPageBreak/>
+              <w:t xml:space="preserve">Page position/orientation (handled by the 90°-rotation retry and skew correction), font/scan noise/ink bleed (handled by denoising + adaptive thresholding), and where a chunk boundary happens to fall </w:t>
+            </w:r>
+            <w:r>
+              <w:lastRenderedPageBreak/>
+              <w:t xml:space="preserve">(32-token overlap keeps a fact from being lost if it </w:t>
+            </w:r>
+            <w:r>
+              <w:t>straddles a boundary).</w:t>
             </w:r>
           </w:p>
         </w:tc>
@@ -1260,7 +1204,6 @@
       <w:pPr>
         <w:pStyle w:val="Heading2"/>
         <w:spacing w:before="240" w:after="100"/>
-        <w:rPr/>
       </w:pPr>
       <w:r>
         <w:rPr>
@@ -1268,17 +1211,15 @@
           <w:bCs/>
           <w:color w:val="1F3864"/>
         </w:rPr>
+        <w:lastRenderedPageBreak/>
         <w:t>Section 3 — Components &amp; Options We Considered</w:t>
       </w:r>
     </w:p>
     <w:p>
       <w:pPr>
-        <w:pStyle w:val="Normal"/>
-        <w:spacing w:before="0" w:after="100"/>
-        <w:rPr/>
+        <w:spacing w:after="100"/>
       </w:pPr>
       <w:r>
-        <w:rPr/>
         <w:t xml:space="preserve">For each stage, name the options you compared and your choice. </w:t>
       </w:r>
       <w:r>
@@ -1289,33 +1230,31 @@
         <w:t>At least one choice must be an existing published/pretrained method you reproduce and adapt</w:t>
       </w:r>
       <w:r>
-        <w:rPr/>
-        <w:t xml:space="preserve"> (your OCR foundation is the natural one — reproducing someone else's method is the core skill for adopting whatever comes next). Mark it in the last column.</w:t>
+        <w:t xml:space="preserve"> (your OCR foundation is the na</w:t>
+      </w:r>
+      <w:r>
+        <w:t>tural one — reproducing someone else's method is the core skill for adopting whatever comes next). Mark it in the last column.</w:t>
       </w:r>
     </w:p>
     <w:tbl>
       <w:tblPr>
         <w:tblW w:w="9360" w:type="dxa"/>
-        <w:jc w:val="left"/>
-        <w:tblInd w:w="0" w:type="dxa"/>
         <w:tblLayout w:type="fixed"/>
         <w:tblCellMar>
-          <w:top w:w="0" w:type="dxa"/>
           <w:left w:w="10" w:type="dxa"/>
-          <w:bottom w:w="0" w:type="dxa"/>
           <w:right w:w="10" w:type="dxa"/>
         </w:tblCellMar>
-        <w:tblLook w:val="04a0" w:noHBand="0" w:noVBand="1" w:firstColumn="1" w:lastRow="0" w:lastColumn="0" w:firstRow="1"/>
+        <w:tblLook w:val="04A0" w:firstRow="1" w:lastRow="0" w:firstColumn="1" w:lastColumn="0" w:noHBand="0" w:noVBand="1"/>
       </w:tblPr>
       <w:tblGrid>
-        <w:gridCol w:w="1153"/>
+        <w:gridCol w:w="1154"/>
         <w:gridCol w:w="4243"/>
         <w:gridCol w:w="2764"/>
         <w:gridCol w:w="1199"/>
       </w:tblGrid>
       <w:tr>
         <w:trPr>
-          <w:tblHeader w:val="true"/>
+          <w:tblHeader/>
         </w:trPr>
         <w:tc>
           <w:tcPr>
@@ -1326,13 +1265,11 @@
               <w:bottom w:val="single" w:sz="4" w:space="0" w:color="000000"/>
               <w:right w:val="single" w:sz="4" w:space="0" w:color="000000"/>
             </w:tcBorders>
-            <w:shd w:color="auto" w:fill="1F3864" w:val="clear"/>
-          </w:tcPr>
-          <w:p>
-            <w:pPr>
-              <w:pStyle w:val="Normal"/>
-              <w:spacing w:before="0" w:after="80"/>
-              <w:rPr/>
+            <w:shd w:val="clear" w:color="auto" w:fill="1F3864"/>
+          </w:tcPr>
+          <w:p>
+            <w:pPr>
+              <w:spacing w:after="80"/>
             </w:pPr>
             <w:r>
               <w:rPr>
@@ -1353,13 +1290,11 @@
               <w:bottom w:val="single" w:sz="4" w:space="0" w:color="000000"/>
               <w:right w:val="single" w:sz="4" w:space="0" w:color="000000"/>
             </w:tcBorders>
-            <w:shd w:color="auto" w:fill="1F3864" w:val="clear"/>
-          </w:tcPr>
-          <w:p>
-            <w:pPr>
-              <w:pStyle w:val="Normal"/>
-              <w:spacing w:before="0" w:after="80"/>
-              <w:rPr/>
+            <w:shd w:val="clear" w:color="auto" w:fill="1F3864"/>
+          </w:tcPr>
+          <w:p>
+            <w:pPr>
+              <w:spacing w:after="80"/>
             </w:pPr>
             <w:r>
               <w:rPr>
@@ -1380,13 +1315,11 @@
               <w:bottom w:val="single" w:sz="4" w:space="0" w:color="000000"/>
               <w:right w:val="single" w:sz="4" w:space="0" w:color="000000"/>
             </w:tcBorders>
-            <w:shd w:color="auto" w:fill="1F3864" w:val="clear"/>
-          </w:tcPr>
-          <w:p>
-            <w:pPr>
-              <w:pStyle w:val="Normal"/>
-              <w:spacing w:before="0" w:after="80"/>
-              <w:rPr/>
+            <w:shd w:val="clear" w:color="auto" w:fill="1F3864"/>
+          </w:tcPr>
+          <w:p>
+            <w:pPr>
+              <w:spacing w:after="80"/>
             </w:pPr>
             <w:r>
               <w:rPr>
@@ -1407,13 +1340,11 @@
               <w:bottom w:val="single" w:sz="4" w:space="0" w:color="000000"/>
               <w:right w:val="single" w:sz="4" w:space="0" w:color="000000"/>
             </w:tcBorders>
-            <w:shd w:color="auto" w:fill="1F3864" w:val="clear"/>
-          </w:tcPr>
-          <w:p>
-            <w:pPr>
-              <w:pStyle w:val="Normal"/>
-              <w:spacing w:before="0" w:after="80"/>
-              <w:rPr/>
+            <w:shd w:val="clear" w:color="auto" w:fill="1F3864"/>
+          </w:tcPr>
+          <w:p>
+            <w:pPr>
+              <w:spacing w:after="80"/>
             </w:pPr>
             <w:r>
               <w:rPr>
@@ -1427,7 +1358,6 @@
         </w:tc>
       </w:tr>
       <w:tr>
-        <w:trPr/>
         <w:tc>
           <w:tcPr>
             <w:tcW w:w="1153" w:type="dxa"/>
@@ -1440,12 +1370,9 @@
           </w:tcPr>
           <w:p>
             <w:pPr>
-              <w:pStyle w:val="Normal"/>
-              <w:spacing w:before="0" w:after="80"/>
-              <w:rPr/>
-            </w:pPr>
-            <w:r>
-              <w:rPr/>
+              <w:spacing w:after="80"/>
+            </w:pPr>
+            <w:r>
               <w:t>Enhancement (bonus)</w:t>
             </w:r>
           </w:p>
@@ -1462,13 +1389,13 @@
           </w:tcPr>
           <w:p>
             <w:pPr>
-              <w:pStyle w:val="Normal"/>
-              <w:spacing w:before="0" w:after="80"/>
-              <w:rPr/>
-            </w:pPr>
-            <w:r>
-              <w:rPr/>
-              <w:t>Classical denoise (current, OpenCV) vs a trained VAE/diffusion denoiser.</w:t>
+              <w:spacing w:after="80"/>
+            </w:pPr>
+            <w:r>
+              <w:t xml:space="preserve">Classical denoise (current, OpenCV) vs a </w:t>
+            </w:r>
+            <w:r>
+              <w:t>trained VAE/diffusion denoiser.</w:t>
             </w:r>
           </w:p>
         </w:tc>
@@ -1484,12 +1411,9 @@
           </w:tcPr>
           <w:p>
             <w:pPr>
-              <w:pStyle w:val="Normal"/>
-              <w:spacing w:before="0" w:after="80"/>
-              <w:rPr/>
-            </w:pPr>
-            <w:r>
-              <w:rPr/>
+              <w:spacing w:after="80"/>
+            </w:pPr>
+            <w:r>
               <w:t>Classical denoise only. A learned enhancer is bonus-tier (Part D of the spec) and not yet built — not because classical was judged sufficient, but because it wasn't prioritized for A2. Flagged as an A3/A4 stretch goal.</w:t>
             </w:r>
           </w:p>
@@ -1506,19 +1430,18 @@
           </w:tcPr>
           <w:p>
             <w:pPr>
-              <w:pStyle w:val="Normal"/>
-              <w:spacing w:before="0" w:after="80"/>
-              <w:rPr/>
-            </w:pPr>
-            <w:r>
-              <w:rPr/>
-              <w:t>N/A — not attempted</w:t>
+              <w:spacing w:after="80"/>
+            </w:pPr>
+            <w:r>
+              <w:t>N/A —</w:t>
+            </w:r>
+            <w:r>
+              <w:t xml:space="preserve"> not attempted</w:t>
             </w:r>
           </w:p>
         </w:tc>
       </w:tr>
       <w:tr>
-        <w:trPr/>
         <w:tc>
           <w:tcPr>
             <w:tcW w:w="1153" w:type="dxa"/>
@@ -1531,12 +1454,9 @@
           </w:tcPr>
           <w:p>
             <w:pPr>
-              <w:pStyle w:val="Normal"/>
-              <w:spacing w:before="0" w:after="80"/>
-              <w:rPr/>
-            </w:pPr>
-            <w:r>
-              <w:rPr/>
+              <w:spacing w:after="80"/>
+            </w:pPr>
+            <w:r>
               <w:t>Layout detection</w:t>
             </w:r>
           </w:p>
@@ -1553,12 +1473,9 @@
           </w:tcPr>
           <w:p>
             <w:pPr>
-              <w:pStyle w:val="Normal"/>
-              <w:spacing w:before="0" w:after="80"/>
-              <w:rPr/>
-            </w:pPr>
-            <w:r>
-              <w:rPr/>
+              <w:spacing w:after="80"/>
+            </w:pPr>
+            <w:r>
               <w:t>Heuristic horizontal ink-projection profile vs a learned detection model (ViT/CNN region proposal).</w:t>
             </w:r>
           </w:p>
@@ -1575,13 +1492,13 @@
           </w:tcPr>
           <w:p>
             <w:pPr>
-              <w:pStyle w:val="Normal"/>
-              <w:spacing w:before="0" w:after="80"/>
-              <w:rPr/>
-            </w:pPr>
-            <w:r>
-              <w:rPr/>
-              <w:t>Classical projection-profile line segmentation with a 90°-rotation retry. Chosen because it needs no training data/labels, is deterministic, and is directly debuggable via per-page overlay images (reports/figures/layout/). A learned detector was judged unnecessary at this corpus size with no layout ground-truth available yet.</w:t>
+              <w:spacing w:after="80"/>
+            </w:pPr>
+            <w:r>
+              <w:t xml:space="preserve">Classical projection-profile line segmentation with a 90°-rotation retry. Chosen because it needs no training data/labels, </w:t>
+            </w:r>
+            <w:r>
+              <w:t>is deterministic, and is directly debuggable via per-page overlay images (reports/figures/layout/). A learned detector was judged unnecessary at this corpus size with no layout ground-truth available yet.</w:t>
             </w:r>
           </w:p>
         </w:tc>
@@ -1597,19 +1514,18 @@
           </w:tcPr>
           <w:p>
             <w:pPr>
-              <w:pStyle w:val="Normal"/>
-              <w:spacing w:before="0" w:after="80"/>
-              <w:rPr/>
-            </w:pPr>
-            <w:r>
-              <w:rPr/>
-              <w:t>No — custom classical method, not a reproduction of a published model.</w:t>
+              <w:spacing w:after="80"/>
+            </w:pPr>
+            <w:r>
+              <w:t>No — custom classical method, not a reproduction of</w:t>
+            </w:r>
+            <w:r>
+              <w:t xml:space="preserve"> a published model.</w:t>
             </w:r>
           </w:p>
         </w:tc>
       </w:tr>
       <w:tr>
-        <w:trPr/>
         <w:tc>
           <w:tcPr>
             <w:tcW w:w="1153" w:type="dxa"/>
@@ -1622,12 +1538,9 @@
           </w:tcPr>
           <w:p>
             <w:pPr>
-              <w:pStyle w:val="Normal"/>
-              <w:spacing w:before="0" w:after="80"/>
-              <w:rPr/>
-            </w:pPr>
-            <w:r>
-              <w:rPr/>
+              <w:spacing w:after="80"/>
+            </w:pPr>
+            <w:r>
               <w:t>OCR / HTR</w:t>
             </w:r>
           </w:p>
@@ -1644,12 +1557,9 @@
           </w:tcPr>
           <w:p>
             <w:pPr>
-              <w:pStyle w:val="Normal"/>
-              <w:spacing w:before="0" w:after="80"/>
-              <w:rPr/>
-            </w:pPr>
-            <w:r>
-              <w:rPr/>
+              <w:spacing w:after="80"/>
+            </w:pPr>
+            <w:r>
               <w:t>Tesseract (LSTM engine, ben+eng) vs microsoft/trocr-base-printed (English-only TrOCR) vs a Bangla-finetuned TrOCR (nightsagittariuswolf/SWIN_TrOCR_Bangla_model).</w:t>
             </w:r>
           </w:p>
@@ -1666,13 +1576,16 @@
           </w:tcPr>
           <w:p>
             <w:pPr>
-              <w:pStyle w:val="Normal"/>
-              <w:spacing w:before="0" w:after="80"/>
-              <w:rPr/>
-            </w:pPr>
-            <w:r>
-              <w:rPr/>
-              <w:t>Tesseract, run per detected line (psm=7). On identical pages, trocr-base-printed confidently hallucinated fluent but entirely wrong English (invoice/business text) since it is English-only; the Bangla-finetuned TrOCR produced real Bangla script but stayed weak/short; Tesseract with ben+eng language data gave the strongest legible output of the three.</w:t>
+              <w:spacing w:after="80"/>
+            </w:pPr>
+            <w:r>
+              <w:t xml:space="preserve">Tesseract, run per detected line (psm=7). On identical pages, </w:t>
+            </w:r>
+            <w:r>
+              <w:t>trocr-base-printed confidently hallucinated fluent but entirely wrong English (invoice/business text) since it is English-only; the Bangla-finetuned TrOCR produced real Bangla script but stayed weak/short; Tesseract with ben+eng language data gave the stro</w:t>
+            </w:r>
+            <w:r>
+              <w:t>ngest legible output of the three.</w:t>
             </w:r>
           </w:p>
         </w:tc>
@@ -1688,19 +1601,15 @@
           </w:tcPr>
           <w:p>
             <w:pPr>
-              <w:pStyle w:val="Normal"/>
-              <w:spacing w:before="0" w:after="80"/>
-              <w:rPr/>
-            </w:pPr>
-            <w:r>
-              <w:rPr/>
+              <w:spacing w:after="80"/>
+            </w:pPr>
+            <w:r>
               <w:t>Yes — Tesseract (pretrained LSTM OCR engine) reproduced and adapted (language pack, line segmentation, PSM tuning) on our corpus.</w:t>
             </w:r>
           </w:p>
         </w:tc>
       </w:tr>
       <w:tr>
-        <w:trPr/>
         <w:tc>
           <w:tcPr>
             <w:tcW w:w="1153" w:type="dxa"/>
@@ -1713,12 +1622,9 @@
           </w:tcPr>
           <w:p>
             <w:pPr>
-              <w:pStyle w:val="Normal"/>
-              <w:spacing w:before="0" w:after="80"/>
-              <w:rPr/>
-            </w:pPr>
-            <w:r>
-              <w:rPr/>
+              <w:spacing w:after="80"/>
+            </w:pPr>
+            <w:r>
               <w:t>Chunking</w:t>
             </w:r>
           </w:p>
@@ -1735,12 +1641,9 @@
           </w:tcPr>
           <w:p>
             <w:pPr>
-              <w:pStyle w:val="Normal"/>
-              <w:spacing w:before="0" w:after="80"/>
-              <w:rPr/>
-            </w:pPr>
-            <w:r>
-              <w:rPr/>
+              <w:spacing w:after="80"/>
+            </w:pPr>
+            <w:r>
               <w:t>Fixed-size token windows vs semantic splitting on textbook structure markers.</w:t>
             </w:r>
           </w:p>
@@ -1757,13 +1660,20 @@
           </w:tcPr>
           <w:p>
             <w:pPr>
-              <w:pStyle w:val="Normal"/>
-              <w:spacing w:before="0" w:after="80"/>
-              <w:rPr/>
-            </w:pPr>
-            <w:r>
-              <w:rPr/>
-              <w:t>Semantic mode (default): splits on Bangla textbook boundary cues (chapter/example/proof/exercise headers) before token-windowing, so a worked example or proof isn't cut mid-way; falls back to 256-token/32-overlap windows only when a unit is too long. Fixed-window mode is also implemented and selectable via index.chunking.</w:t>
+              <w:spacing w:after="80"/>
+            </w:pPr>
+            <w:r>
+              <w:t>Sem</w:t>
+            </w:r>
+            <w:r>
+              <w:t>antic mode (default): splits on Bangla textbook boundary cues (chapter/example/proof/exerci</w:t>
+            </w:r>
+            <w:r>
+              <w:lastRenderedPageBreak/>
+              <w:t>se headers) before token-windowing, so a worked example or proof isn't cut mid-way; falls back to 256-token/32-overlap windows only when a unit is too long. Fixed-wi</w:t>
+            </w:r>
+            <w:r>
+              <w:t>ndow mode is also implemented and selectable via index.chunking.</w:t>
             </w:r>
           </w:p>
         </w:tc>
@@ -1779,19 +1689,20 @@
           </w:tcPr>
           <w:p>
             <w:pPr>
-              <w:pStyle w:val="Normal"/>
-              <w:spacing w:before="0" w:after="80"/>
-              <w:rPr/>
-            </w:pPr>
-            <w:r>
-              <w:rPr/>
-              <w:t>N/A — custom heuristic, not a reproduction.</w:t>
+              <w:spacing w:after="80"/>
+            </w:pPr>
+            <w:r>
+              <w:lastRenderedPageBreak/>
+              <w:t xml:space="preserve">N/A — custom heuristic, not a </w:t>
+            </w:r>
+            <w:r>
+              <w:lastRenderedPageBreak/>
+              <w:t>reproduction.</w:t>
             </w:r>
           </w:p>
         </w:tc>
       </w:tr>
       <w:tr>
-        <w:trPr/>
         <w:tc>
           <w:tcPr>
             <w:tcW w:w="1153" w:type="dxa"/>
@@ -1804,12 +1715,10 @@
           </w:tcPr>
           <w:p>
             <w:pPr>
-              <w:pStyle w:val="Normal"/>
-              <w:spacing w:before="0" w:after="80"/>
-              <w:rPr/>
-            </w:pPr>
-            <w:r>
-              <w:rPr/>
+              <w:spacing w:after="80"/>
+            </w:pPr>
+            <w:r>
+              <w:lastRenderedPageBreak/>
               <w:t>Embedding</w:t>
             </w:r>
           </w:p>
@@ -1826,13 +1735,13 @@
           </w:tcPr>
           <w:p>
             <w:pPr>
-              <w:pStyle w:val="Normal"/>
-              <w:spacing w:before="0" w:after="80"/>
-              <w:rPr/>
-            </w:pPr>
-            <w:r>
-              <w:rPr/>
-              <w:t>sentence-transformers/all-MiniLM-L6-v2 vs shihab17/bangla-sentence-transformer vs a deterministic hash-based fallback embedder (offline mode).</w:t>
+              <w:spacing w:after="80"/>
+            </w:pPr>
+            <w:r>
+              <w:t xml:space="preserve">sentence-transformers/all-MiniLM-L6-v2 vs shihab17/bangla-sentence-transformer vs a deterministic hash-based fallback embedder (offline </w:t>
+            </w:r>
+            <w:r>
+              <w:t>mode).</w:t>
             </w:r>
           </w:p>
         </w:tc>
@@ -1848,13 +1757,13 @@
           </w:tcPr>
           <w:p>
             <w:pPr>
-              <w:pStyle w:val="Normal"/>
-              <w:spacing w:before="0" w:after="80"/>
-              <w:rPr/>
-            </w:pPr>
-            <w:r>
-              <w:rPr/>
-              <w:t>shihab17/bangla-sentence-transformer (expected 768-dim, Bangla-specialized SentenceTransformer) — selected for the current A2 test because the corpus is Bangla mathematics and a language-specialized embedder should represent Bangla textbook queries/chunks better than the earlier MiniLM baseline. all-MiniLM-L6-v2 is kept commented in configs/config.yaml as a fast rollback baseline; a hash-embedding fallback remains for offline/unit-test mode only.</w:t>
+              <w:spacing w:after="80"/>
+            </w:pPr>
+            <w:r>
+              <w:t>shihab17/bangla-sentence-transformer (expected 768-dim, Bangla-specialized SentenceTransformer) — selected for the current A2 test because the corpus is Bangla mathematics and a language-specialized embedder should represent Bangla textbook queries/</w:t>
+            </w:r>
+            <w:r>
+              <w:t>chunks better than the earlier MiniLM baseline. all-MiniLM-L6-v2 is kept commented in configs/config.yaml as a fast rollback baseline; a hash-embedding fallback remains for offline/unit-test mode only.</w:t>
             </w:r>
           </w:p>
         </w:tc>
@@ -1870,19 +1779,18 @@
           </w:tcPr>
           <w:p>
             <w:pPr>
-              <w:pStyle w:val="Normal"/>
-              <w:spacing w:before="0" w:after="80"/>
-              <w:rPr/>
-            </w:pPr>
-            <w:r>
-              <w:rPr/>
-              <w:t>Yes — a published Bangla-specialized pretrained/fine-tuned sentence-embedding model from Hugging Face, used as-is for embeddings; MiniLM remains as the documented baseline/rollback.</w:t>
+              <w:spacing w:after="80"/>
+            </w:pPr>
+            <w:r>
+              <w:t>Yes — a published Bangla-specialized pretrained/fine-t</w:t>
+            </w:r>
+            <w:r>
+              <w:t>uned sentence-embedding model from Hugging Face, used as-is for embeddings; MiniLM remains as the documented baseline/rollback.</w:t>
             </w:r>
           </w:p>
         </w:tc>
       </w:tr>
       <w:tr>
-        <w:trPr/>
         <w:tc>
           <w:tcPr>
             <w:tcW w:w="1153" w:type="dxa"/>
@@ -1895,12 +1803,9 @@
           </w:tcPr>
           <w:p>
             <w:pPr>
-              <w:pStyle w:val="Normal"/>
-              <w:spacing w:before="0" w:after="80"/>
-              <w:rPr/>
-            </w:pPr>
-            <w:r>
-              <w:rPr/>
+              <w:spacing w:after="80"/>
+            </w:pPr>
+            <w:r>
               <w:t>Vector index</w:t>
             </w:r>
           </w:p>
@@ -1917,12 +1822,9 @@
           </w:tcPr>
           <w:p>
             <w:pPr>
-              <w:pStyle w:val="Normal"/>
-              <w:spacing w:before="0" w:after="80"/>
-              <w:rPr/>
-            </w:pPr>
-            <w:r>
-              <w:rPr/>
+              <w:spacing w:after="80"/>
+            </w:pPr>
+            <w:r>
               <w:t>faiss:flat (IndexFlatIP) vs faiss:hnsw (IndexHNSWFlat).</w:t>
             </w:r>
           </w:p>
@@ -1939,13 +1841,13 @@
           </w:tcPr>
           <w:p>
             <w:pPr>
-              <w:pStyle w:val="Normal"/>
-              <w:spacing w:before="0" w:after="80"/>
-              <w:rPr/>
-            </w:pPr>
-            <w:r>
-              <w:rPr/>
-              <w:t>faiss:flat-ip. IndexHNSWFlat segfaults reliably on our Windows + faiss-cpu 1.8 + Python 3.12 dev setup after a torch model has run; flat search is exact (no recall loss) and fast enough at our current corpus scale, so we standardized on it instead of debugging the native crash.</w:t>
+              <w:spacing w:after="80"/>
+            </w:pPr>
+            <w:r>
+              <w:t>faiss:flat-ip. IndexHNSWFlat segfaults reliably on our Win</w:t>
+            </w:r>
+            <w:r>
+              <w:t>dows + faiss-cpu 1.8 + Python 3.12 dev setup after a torch model has run; flat search is exact (no recall loss) and fast enough at our current corpus scale, so we standardized on it instead of debugging the native crash.</w:t>
             </w:r>
           </w:p>
         </w:tc>
@@ -1961,13 +1863,13 @@
           </w:tcPr>
           <w:p>
             <w:pPr>
-              <w:pStyle w:val="Normal"/>
-              <w:spacing w:before="0" w:after="80"/>
-              <w:rPr/>
-            </w:pPr>
-            <w:r>
-              <w:rPr/>
-              <w:t>N/A — infrastructure choice, not a model.</w:t>
+              <w:spacing w:after="80"/>
+            </w:pPr>
+            <w:r>
+              <w:t xml:space="preserve">N/A — infrastructure choice, not a </w:t>
+            </w:r>
+            <w:r>
+              <w:t>model.</w:t>
             </w:r>
           </w:p>
         </w:tc>
@@ -1977,7 +1879,6 @@
       <w:pPr>
         <w:pStyle w:val="Heading2"/>
         <w:spacing w:before="240" w:after="100"/>
-        <w:rPr/>
       </w:pPr>
       <w:r>
         <w:rPr>
@@ -1990,9 +1891,7 @@
     </w:p>
     <w:p>
       <w:pPr>
-        <w:pStyle w:val="Normal"/>
-        <w:spacing w:before="0" w:after="100"/>
-        <w:rPr/>
+        <w:spacing w:after="100"/>
       </w:pPr>
       <w:r>
         <w:rPr>
@@ -2008,19 +1907,15 @@
     <w:tbl>
       <w:tblPr>
         <w:tblW w:w="9360" w:type="dxa"/>
-        <w:jc w:val="left"/>
-        <w:tblInd w:w="0" w:type="dxa"/>
         <w:tblLayout w:type="fixed"/>
         <w:tblCellMar>
-          <w:top w:w="0" w:type="dxa"/>
           <w:left w:w="10" w:type="dxa"/>
-          <w:bottom w:w="0" w:type="dxa"/>
           <w:right w:w="10" w:type="dxa"/>
         </w:tblCellMar>
-        <w:tblLook w:val="04a0" w:noHBand="0" w:noVBand="1" w:firstColumn="1" w:lastRow="0" w:lastColumn="0" w:firstRow="1"/>
+        <w:tblLook w:val="04A0" w:firstRow="1" w:lastRow="0" w:firstColumn="1" w:lastColumn="0" w:noHBand="0" w:noVBand="1"/>
       </w:tblPr>
       <w:tblGrid>
-        <w:gridCol w:w="1837"/>
+        <w:gridCol w:w="1838"/>
         <w:gridCol w:w="1570"/>
         <w:gridCol w:w="1064"/>
         <w:gridCol w:w="2605"/>
@@ -2028,7 +1923,7 @@
       </w:tblGrid>
       <w:tr>
         <w:trPr>
-          <w:tblHeader w:val="true"/>
+          <w:tblHeader/>
         </w:trPr>
         <w:tc>
           <w:tcPr>
@@ -2039,13 +1934,11 @@
               <w:bottom w:val="single" w:sz="4" w:space="0" w:color="000000"/>
               <w:right w:val="single" w:sz="4" w:space="0" w:color="000000"/>
             </w:tcBorders>
-            <w:shd w:color="auto" w:fill="1F3864" w:val="clear"/>
-          </w:tcPr>
-          <w:p>
-            <w:pPr>
-              <w:pStyle w:val="Normal"/>
-              <w:spacing w:before="0" w:after="80"/>
-              <w:rPr/>
+            <w:shd w:val="clear" w:color="auto" w:fill="1F3864"/>
+          </w:tcPr>
+          <w:p>
+            <w:pPr>
+              <w:spacing w:after="80"/>
             </w:pPr>
             <w:r>
               <w:rPr>
@@ -2067,13 +1960,11 @@
               <w:bottom w:val="single" w:sz="4" w:space="0" w:color="000000"/>
               <w:right w:val="single" w:sz="4" w:space="0" w:color="000000"/>
             </w:tcBorders>
-            <w:shd w:color="auto" w:fill="1F3864" w:val="clear"/>
-          </w:tcPr>
-          <w:p>
-            <w:pPr>
-              <w:pStyle w:val="Normal"/>
-              <w:spacing w:before="0" w:after="80"/>
-              <w:rPr/>
+            <w:shd w:val="clear" w:color="auto" w:fill="1F3864"/>
+          </w:tcPr>
+          <w:p>
+            <w:pPr>
+              <w:spacing w:after="80"/>
             </w:pPr>
             <w:r>
               <w:rPr>
@@ -2094,13 +1985,11 @@
               <w:bottom w:val="single" w:sz="4" w:space="0" w:color="000000"/>
               <w:right w:val="single" w:sz="4" w:space="0" w:color="000000"/>
             </w:tcBorders>
-            <w:shd w:color="auto" w:fill="1F3864" w:val="clear"/>
-          </w:tcPr>
-          <w:p>
-            <w:pPr>
-              <w:pStyle w:val="Normal"/>
-              <w:spacing w:before="0" w:after="80"/>
-              <w:rPr/>
+            <w:shd w:val="clear" w:color="auto" w:fill="1F3864"/>
+          </w:tcPr>
+          <w:p>
+            <w:pPr>
+              <w:spacing w:after="80"/>
             </w:pPr>
             <w:r>
               <w:rPr>
@@ -2121,13 +2010,11 @@
               <w:bottom w:val="single" w:sz="4" w:space="0" w:color="000000"/>
               <w:right w:val="single" w:sz="4" w:space="0" w:color="000000"/>
             </w:tcBorders>
-            <w:shd w:color="auto" w:fill="1F3864" w:val="clear"/>
-          </w:tcPr>
-          <w:p>
-            <w:pPr>
-              <w:pStyle w:val="Normal"/>
-              <w:spacing w:before="0" w:after="80"/>
-              <w:rPr/>
+            <w:shd w:val="clear" w:color="auto" w:fill="1F3864"/>
+          </w:tcPr>
+          <w:p>
+            <w:pPr>
+              <w:spacing w:after="80"/>
             </w:pPr>
             <w:r>
               <w:rPr>
@@ -2135,13 +2022,20 @@
                 <w:bCs/>
                 <w:color w:val="FFFFFF"/>
               </w:rPr>
-              <w:t>Pretrained / fine-tuned / scratch</w:t>
+              <w:t xml:space="preserve">Pretrained / fine-tuned / </w:t>
+            </w:r>
+            <w:r>
+              <w:rPr>
+                <w:b/>
+                <w:bCs/>
+                <w:color w:val="FFFFFF"/>
+              </w:rPr>
+              <w:t>scratch</w:t>
             </w:r>
           </w:p>
         </w:tc>
       </w:tr>
       <w:tr>
-        <w:trPr/>
         <w:tc>
           <w:tcPr>
             <w:tcW w:w="1837" w:type="dxa"/>
@@ -2154,12 +2048,9 @@
           </w:tcPr>
           <w:p>
             <w:pPr>
-              <w:pStyle w:val="Normal"/>
-              <w:spacing w:before="0" w:after="80"/>
-              <w:rPr/>
-            </w:pPr>
-            <w:r>
-              <w:rPr/>
+              <w:spacing w:after="80"/>
+            </w:pPr>
+            <w:r>
               <w:t>Ingest + enhance</w:t>
             </w:r>
           </w:p>
@@ -2177,13 +2068,14 @@
           </w:tcPr>
           <w:p>
             <w:pPr>
-              <w:pStyle w:val="Normal"/>
-              <w:spacing w:before="0" w:after="80"/>
-              <w:rPr/>
-            </w:pPr>
-            <w:r>
-              <w:rPr/>
-              <w:t>None — classical CV only (OpenCV); no enhancement model.</w:t>
+              <w:spacing w:after="80"/>
+            </w:pPr>
+            <w:r>
+              <w:t xml:space="preserve">None — classical CV only (OpenCV); no enhancement </w:t>
+            </w:r>
+            <w:r>
+              <w:lastRenderedPageBreak/>
+              <w:t>model.</w:t>
             </w:r>
           </w:p>
         </w:tc>
@@ -2199,13 +2091,15 @@
           </w:tcPr>
           <w:p>
             <w:pPr>
-              <w:pStyle w:val="Normal"/>
-              <w:spacing w:before="0" w:after="80"/>
-              <w:rPr/>
-            </w:pPr>
-            <w:r>
-              <w:rPr/>
-              <w:t>denoise_strength=10, adaptive_block_size=31, adaptive_c=15, max_pages=47 (dev subset; full corpus is 704 pages)</w:t>
+              <w:spacing w:after="80"/>
+            </w:pPr>
+            <w:r>
+              <w:lastRenderedPageBreak/>
+              <w:t xml:space="preserve">denoise_strength=10, adaptive_block_size=31, </w:t>
+            </w:r>
+            <w:r>
+              <w:lastRenderedPageBreak/>
+              <w:t>adaptive_c=15, max_pages=47 (dev subset; full corpus is 704 pages)</w:t>
             </w:r>
           </w:p>
         </w:tc>
@@ -2221,19 +2115,20 @@
           </w:tcPr>
           <w:p>
             <w:pPr>
-              <w:pStyle w:val="Normal"/>
-              <w:spacing w:before="0" w:after="80"/>
-              <w:rPr/>
-            </w:pPr>
-            <w:r>
-              <w:rPr/>
-              <w:t>N/A — classical algorithm, not a trained model</w:t>
+              <w:spacing w:after="80"/>
+            </w:pPr>
+            <w:r>
+              <w:lastRenderedPageBreak/>
+              <w:t xml:space="preserve">N/A — classical algorithm, </w:t>
+            </w:r>
+            <w:r>
+              <w:lastRenderedPageBreak/>
+              <w:t>not a trained model</w:t>
             </w:r>
           </w:p>
         </w:tc>
       </w:tr>
       <w:tr>
-        <w:trPr/>
         <w:tc>
           <w:tcPr>
             <w:tcW w:w="1837" w:type="dxa"/>
@@ -2246,12 +2141,10 @@
           </w:tcPr>
           <w:p>
             <w:pPr>
-              <w:pStyle w:val="Normal"/>
-              <w:spacing w:before="0" w:after="80"/>
-              <w:rPr/>
-            </w:pPr>
-            <w:r>
-              <w:rPr/>
+              <w:spacing w:after="80"/>
+            </w:pPr>
+            <w:r>
+              <w:lastRenderedPageBreak/>
               <w:t>Layout</w:t>
             </w:r>
           </w:p>
@@ -2269,13 +2162,13 @@
           </w:tcPr>
           <w:p>
             <w:pPr>
-              <w:pStyle w:val="Normal"/>
-              <w:spacing w:before="0" w:after="80"/>
-              <w:rPr/>
-            </w:pPr>
-            <w:r>
-              <w:rPr/>
-              <w:t>None — classical projection-profile line detector (OpenCV)</w:t>
+              <w:spacing w:after="80"/>
+            </w:pPr>
+            <w:r>
+              <w:t>None —</w:t>
+            </w:r>
+            <w:r>
+              <w:t xml:space="preserve"> classical projection-profile line detector (OpenCV)</w:t>
             </w:r>
           </w:p>
         </w:tc>
@@ -2291,12 +2184,9 @@
           </w:tcPr>
           <w:p>
             <w:pPr>
-              <w:pStyle w:val="Normal"/>
-              <w:spacing w:before="0" w:after="80"/>
-              <w:rPr/>
-            </w:pPr>
-            <w:r>
-              <w:rPr/>
+              <w:spacing w:after="80"/>
+            </w:pPr>
+            <w:r>
               <w:t>row_ink_fraction=0.01, min_line_height=12, max_line_height=140, line_gap=5, line_padding=12, min_line_width_fraction=0.03</w:t>
             </w:r>
           </w:p>
@@ -2313,19 +2203,15 @@
           </w:tcPr>
           <w:p>
             <w:pPr>
-              <w:pStyle w:val="Normal"/>
-              <w:spacing w:before="0" w:after="80"/>
-              <w:rPr/>
-            </w:pPr>
-            <w:r>
-              <w:rPr/>
+              <w:spacing w:after="80"/>
+            </w:pPr>
+            <w:r>
               <w:t>N/A — classical, not a trained model</w:t>
             </w:r>
           </w:p>
         </w:tc>
       </w:tr>
       <w:tr>
-        <w:trPr/>
         <w:tc>
           <w:tcPr>
             <w:tcW w:w="1837" w:type="dxa"/>
@@ -2338,12 +2224,9 @@
           </w:tcPr>
           <w:p>
             <w:pPr>
-              <w:pStyle w:val="Normal"/>
-              <w:spacing w:before="0" w:after="80"/>
-              <w:rPr/>
-            </w:pPr>
-            <w:r>
-              <w:rPr/>
+              <w:spacing w:after="80"/>
+            </w:pPr>
+            <w:r>
               <w:t>OCR / HTR</w:t>
             </w:r>
           </w:p>
@@ -2361,13 +2244,13 @@
           </w:tcPr>
           <w:p>
             <w:pPr>
-              <w:pStyle w:val="Normal"/>
-              <w:spacing w:before="0" w:after="80"/>
-              <w:rPr/>
-            </w:pPr>
-            <w:r>
-              <w:rPr/>
-              <w:t>Tesseract OCR (ben+eng traineddata, LSTM engine, --oem 1)</w:t>
+              <w:spacing w:after="80"/>
+            </w:pPr>
+            <w:r>
+              <w:t>Tesseract OCR (ben+eng traineddat</w:t>
+            </w:r>
+            <w:r>
+              <w:t>a, LSTM engine, --oem 1)</w:t>
             </w:r>
           </w:p>
         </w:tc>
@@ -2383,12 +2266,9 @@
           </w:tcPr>
           <w:p>
             <w:pPr>
-              <w:pStyle w:val="Normal"/>
-              <w:spacing w:before="0" w:after="80"/>
-              <w:rPr/>
-            </w:pPr>
-            <w:r>
-              <w:rPr/>
+              <w:spacing w:after="80"/>
+            </w:pPr>
+            <w:r>
               <w:t>languages=ben+eng, psm=7 (single line), crop_padding=8</w:t>
             </w:r>
           </w:p>
@@ -2405,19 +2285,15 @@
           </w:tcPr>
           <w:p>
             <w:pPr>
-              <w:pStyle w:val="Normal"/>
-              <w:spacing w:before="0" w:after="80"/>
-              <w:rPr/>
-            </w:pPr>
-            <w:r>
-              <w:rPr/>
+              <w:spacing w:after="80"/>
+            </w:pPr>
+            <w:r>
               <w:t>Pretrained — off-the-shelf Tesseract ben+eng language data, not fine-tuned on our corpus</w:t>
             </w:r>
           </w:p>
         </w:tc>
       </w:tr>
       <w:tr>
-        <w:trPr/>
         <w:tc>
           <w:tcPr>
             <w:tcW w:w="1837" w:type="dxa"/>
@@ -2430,12 +2306,9 @@
           </w:tcPr>
           <w:p>
             <w:pPr>
-              <w:pStyle w:val="Normal"/>
-              <w:spacing w:before="0" w:after="80"/>
-              <w:rPr/>
-            </w:pPr>
-            <w:r>
-              <w:rPr/>
+              <w:spacing w:after="80"/>
+            </w:pPr>
+            <w:r>
               <w:t>Chunk</w:t>
             </w:r>
           </w:p>
@@ -2453,12 +2326,9 @@
           </w:tcPr>
           <w:p>
             <w:pPr>
-              <w:pStyle w:val="Normal"/>
-              <w:spacing w:before="0" w:after="80"/>
-              <w:rPr/>
-            </w:pPr>
-            <w:r>
-              <w:rPr/>
+              <w:spacing w:after="80"/>
+            </w:pPr>
+            <w:r>
               <w:t>None — rule-based semantic splitter</w:t>
             </w:r>
           </w:p>
@@ -2475,13 +2345,13 @@
           </w:tcPr>
           <w:p>
             <w:pPr>
-              <w:pStyle w:val="Normal"/>
-              <w:spacing w:before="0" w:after="80"/>
-              <w:rPr/>
-            </w:pPr>
-            <w:r>
-              <w:rPr/>
-              <w:t>chunk_tokens=256, overlap=32, chunking=semantic, min_chunk_tokens=24</w:t>
+              <w:spacing w:after="80"/>
+            </w:pPr>
+            <w:r>
+              <w:t>chunk_tokens=256, overlap=32, chunking=seman</w:t>
+            </w:r>
+            <w:r>
+              <w:t>tic, min_chunk_tokens=24</w:t>
             </w:r>
           </w:p>
         </w:tc>
@@ -2497,19 +2367,15 @@
           </w:tcPr>
           <w:p>
             <w:pPr>
-              <w:pStyle w:val="Normal"/>
-              <w:spacing w:before="0" w:after="80"/>
-              <w:rPr/>
-            </w:pPr>
-            <w:r>
-              <w:rPr/>
+              <w:spacing w:after="80"/>
+            </w:pPr>
+            <w:r>
               <w:t>N/A</w:t>
             </w:r>
           </w:p>
         </w:tc>
       </w:tr>
       <w:tr>
-        <w:trPr/>
         <w:tc>
           <w:tcPr>
             <w:tcW w:w="1837" w:type="dxa"/>
@@ -2522,12 +2388,9 @@
           </w:tcPr>
           <w:p>
             <w:pPr>
-              <w:pStyle w:val="Normal"/>
-              <w:spacing w:before="0" w:after="80"/>
-              <w:rPr/>
-            </w:pPr>
-            <w:r>
-              <w:rPr/>
+              <w:spacing w:after="80"/>
+            </w:pPr>
+            <w:r>
               <w:t>Embed</w:t>
             </w:r>
           </w:p>
@@ -2545,12 +2408,9 @@
           </w:tcPr>
           <w:p>
             <w:pPr>
-              <w:pStyle w:val="Normal"/>
-              <w:spacing w:before="0" w:after="80"/>
-              <w:rPr/>
-            </w:pPr>
-            <w:r>
-              <w:rPr/>
+              <w:spacing w:after="80"/>
+            </w:pPr>
+            <w:r>
               <w:t>shihab17/bangla-sentence-transformer</w:t>
             </w:r>
           </w:p>
@@ -2567,12 +2427,9 @@
           </w:tcPr>
           <w:p>
             <w:pPr>
-              <w:pStyle w:val="Normal"/>
-              <w:spacing w:before="0" w:after="80"/>
-              <w:rPr/>
-            </w:pPr>
-            <w:r>
-              <w:rPr/>
+              <w:spacing w:after="80"/>
+            </w:pPr>
+            <w:r>
               <w:t>dim=768, batch_size=16, model_cache_dir=data/interim/huggingface/hub, allow_hash_fallback=false</w:t>
             </w:r>
           </w:p>
@@ -2589,19 +2446,18 @@
           </w:tcPr>
           <w:p>
             <w:pPr>
-              <w:pStyle w:val="Normal"/>
-              <w:spacing w:before="0" w:after="80"/>
-              <w:rPr/>
-            </w:pPr>
-            <w:r>
-              <w:rPr/>
-              <w:t>Published Bangla-specialized SentenceTransformer, used as-is; downloaded once per machine into the gitignored data/interim Hugging Face cache.</w:t>
+              <w:spacing w:after="80"/>
+            </w:pPr>
+            <w:r>
+              <w:t xml:space="preserve">Published Bangla-specialized SentenceTransformer, used as-is; downloaded once per </w:t>
+            </w:r>
+            <w:r>
+              <w:t>machine into the gitignored data/interim Hugging Face cache.</w:t>
             </w:r>
           </w:p>
         </w:tc>
       </w:tr>
       <w:tr>
-        <w:trPr/>
         <w:tc>
           <w:tcPr>
             <w:tcW w:w="1837" w:type="dxa"/>
@@ -2614,12 +2470,9 @@
           </w:tcPr>
           <w:p>
             <w:pPr>
-              <w:pStyle w:val="Normal"/>
-              <w:spacing w:before="0" w:after="80"/>
-              <w:rPr/>
-            </w:pPr>
-            <w:r>
-              <w:rPr/>
+              <w:spacing w:after="80"/>
+            </w:pPr>
+            <w:r>
               <w:t>Index</w:t>
             </w:r>
           </w:p>
@@ -2637,12 +2490,9 @@
           </w:tcPr>
           <w:p>
             <w:pPr>
-              <w:pStyle w:val="Normal"/>
-              <w:spacing w:before="0" w:after="80"/>
-              <w:rPr/>
-            </w:pPr>
-            <w:r>
-              <w:rPr/>
+              <w:spacing w:after="80"/>
+            </w:pPr>
+            <w:r>
               <w:t>FAISS IndexFlatIP</w:t>
             </w:r>
           </w:p>
@@ -2659,12 +2509,9 @@
           </w:tcPr>
           <w:p>
             <w:pPr>
-              <w:pStyle w:val="Normal"/>
-              <w:spacing w:before="0" w:after="80"/>
-              <w:rPr/>
-            </w:pPr>
-            <w:r>
-              <w:rPr/>
+              <w:spacing w:after="80"/>
+            </w:pPr>
+            <w:r>
               <w:t>index.type=faiss:flat-ip; vectors L2-normalized (cosine via inner product)</w:t>
             </w:r>
           </w:p>
@@ -2681,19 +2528,15 @@
           </w:tcPr>
           <w:p>
             <w:pPr>
-              <w:pStyle w:val="Normal"/>
-              <w:spacing w:before="0" w:after="80"/>
-              <w:rPr/>
-            </w:pPr>
-            <w:r>
-              <w:rPr/>
+              <w:spacing w:after="80"/>
+            </w:pPr>
+            <w:r>
               <w:t>N/A — data structure, not a model</w:t>
             </w:r>
           </w:p>
         </w:tc>
       </w:tr>
       <w:tr>
-        <w:trPr/>
         <w:tc>
           <w:tcPr>
             <w:tcW w:w="3407" w:type="dxa"/>
@@ -2704,13 +2547,11 @@
               <w:bottom w:val="single" w:sz="4" w:space="0" w:color="000000"/>
               <w:right w:val="single" w:sz="4" w:space="0" w:color="000000"/>
             </w:tcBorders>
-            <w:shd w:color="auto" w:fill="F2F2F2" w:val="clear"/>
-          </w:tcPr>
-          <w:p>
-            <w:pPr>
-              <w:pStyle w:val="Normal"/>
-              <w:spacing w:before="0" w:after="80"/>
-              <w:rPr/>
+            <w:shd w:val="clear" w:color="auto" w:fill="F2F2F2"/>
+          </w:tcPr>
+          <w:p>
+            <w:pPr>
+              <w:spacing w:after="80"/>
             </w:pPr>
             <w:r>
               <w:rPr>
@@ -2722,9 +2563,7 @@
           </w:p>
           <w:p>
             <w:pPr>
-              <w:pStyle w:val="Normal"/>
-              <w:spacing w:before="0" w:after="80"/>
-              <w:rPr/>
+              <w:spacing w:after="80"/>
             </w:pPr>
             <w:r>
               <w:rPr>
@@ -2734,7 +2573,17 @@
                 <w:sz w:val="18"/>
                 <w:szCs w:val="18"/>
               </w:rPr>
-              <w:t>pages → clean → (enhance) → layout → OCR → chunk → embed → store. Note anything you changed from the default.</w:t>
+              <w:t xml:space="preserve">pages → clean → (enhance) → layout </w:t>
+            </w:r>
+            <w:r>
+              <w:rPr>
+                <w:i/>
+                <w:iCs/>
+                <w:color w:val="595959"/>
+                <w:sz w:val="18"/>
+                <w:szCs w:val="18"/>
+              </w:rPr>
+              <w:t>→ OCR → chunk → embed → store. Note anything you changed from the default.</w:t>
             </w:r>
           </w:p>
         </w:tc>
@@ -2751,13 +2600,19 @@
           </w:tcPr>
           <w:p>
             <w:pPr>
-              <w:pStyle w:val="Normal"/>
-              <w:spacing w:before="0" w:after="80"/>
-              <w:rPr/>
-            </w:pPr>
-            <w:r>
-              <w:rPr/>
-              <w:t>pages → deskew/denoise/binarize (classical CV) → [enhance: bonus-tier, not yet built] → line-level layout segmentation (projection profile) → OCR (Tesseract ben+eng per line) → semantic chunk (textbook boundary markers, 256 tok / 32 overlap) → embed (shihab17/bangla-sentence-transformer, expected 768-dim, cached under data/interim/huggingface/hub) → FAISS flat-ip store. Changed from the default: enhancement is currently skipped; OCR backend is configurable (tesseract is the default/reproduced baseline; two TrOCR checkpoints were also implemented and compared, see Section 3); embedding was upgraded from the fast MiniLM baseline to a Bangla-specialized SentenceTransformer, with MiniLM kept commented for rollback.</w:t>
+              <w:spacing w:after="80"/>
+            </w:pPr>
+            <w:r>
+              <w:t>pages → deskew/denoise/binarize (classical CV) → [enhance: bonus-tier, not yet built] → line-level layout segmentation (projection profile) → OCR (Tesseract ben+eng per line) → sema</w:t>
+            </w:r>
+            <w:r>
+              <w:t xml:space="preserve">ntic chunk (textbook boundary markers, 256 tok / 32 overlap) → embed (shihab17/bangla-sentence-transformer, expected 768-dim, cached under data/interim/huggingface/hub) → FAISS flat-ip store. Changed from the default: enhancement is currently skipped; OCR </w:t>
+            </w:r>
+            <w:r>
+              <w:t>backend is configurable (tesseract is the default/reproduced baseline; two TrOCR checkpoints were also implemented and compared, see Section 3); embedding was upgraded from the fast MiniLM baseline to a Bangla-specialized SentenceTransformer, with MiniLM k</w:t>
+            </w:r>
+            <w:r>
+              <w:t>ept commented for rollback.</w:t>
             </w:r>
           </w:p>
         </w:tc>
@@ -2767,7 +2622,6 @@
       <w:pPr>
         <w:pStyle w:val="Heading2"/>
         <w:spacing w:before="240" w:after="100"/>
-        <w:rPr/>
       </w:pPr>
       <w:r>
         <w:rPr>
@@ -2780,9 +2634,7 @@
     </w:p>
     <w:p>
       <w:pPr>
-        <w:pStyle w:val="Normal"/>
-        <w:spacing w:before="0" w:after="100"/>
-        <w:rPr/>
+        <w:spacing w:after="100"/>
       </w:pPr>
       <w:r>
         <w:rPr>
@@ -2798,23 +2650,18 @@
     <w:tbl>
       <w:tblPr>
         <w:tblW w:w="9360" w:type="dxa"/>
-        <w:jc w:val="left"/>
-        <w:tblInd w:w="0" w:type="dxa"/>
         <w:tblLayout w:type="fixed"/>
         <w:tblCellMar>
-          <w:top w:w="0" w:type="dxa"/>
           <w:left w:w="10" w:type="dxa"/>
-          <w:bottom w:w="0" w:type="dxa"/>
           <w:right w:w="10" w:type="dxa"/>
         </w:tblCellMar>
-        <w:tblLook w:val="04a0" w:noHBand="0" w:noVBand="1" w:firstColumn="1" w:lastRow="0" w:lastColumn="0" w:firstRow="1"/>
+        <w:tblLook w:val="04A0" w:firstRow="1" w:lastRow="0" w:firstColumn="1" w:lastColumn="0" w:noHBand="0" w:noVBand="1"/>
       </w:tblPr>
       <w:tblGrid>
         <w:gridCol w:w="3499"/>
-        <w:gridCol w:w="5860"/>
+        <w:gridCol w:w="5861"/>
       </w:tblGrid>
       <w:tr>
-        <w:trPr/>
         <w:tc>
           <w:tcPr>
             <w:tcW w:w="3499" w:type="dxa"/>
@@ -2824,13 +2671,11 @@
               <w:bottom w:val="single" w:sz="4" w:space="0" w:color="000000"/>
               <w:right w:val="single" w:sz="4" w:space="0" w:color="000000"/>
             </w:tcBorders>
-            <w:shd w:color="auto" w:fill="F2F2F2" w:val="clear"/>
-          </w:tcPr>
-          <w:p>
-            <w:pPr>
-              <w:pStyle w:val="Normal"/>
-              <w:spacing w:before="0" w:after="80"/>
-              <w:rPr/>
+            <w:shd w:val="clear" w:color="auto" w:fill="F2F2F2"/>
+          </w:tcPr>
+          <w:p>
+            <w:pPr>
+              <w:spacing w:after="80"/>
             </w:pPr>
             <w:r>
               <w:rPr>
@@ -2842,9 +2687,7 @@
           </w:p>
           <w:p>
             <w:pPr>
-              <w:pStyle w:val="Normal"/>
-              <w:spacing w:before="0" w:after="80"/>
-              <w:rPr/>
+              <w:spacing w:after="80"/>
             </w:pPr>
             <w:r>
               <w:rPr>
@@ -2854,66 +2697,8 @@
                 <w:sz w:val="18"/>
                 <w:szCs w:val="18"/>
               </w:rPr>
-              <w:t>measure reading quality on a labelled sample (character/word error rate, or F1). State the number and the sample size.</w:t>
-            </w:r>
-          </w:p>
-        </w:tc>
-        <w:tc>
-          <w:tcPr>
-            <w:tcW w:w="5860" w:type="dxa"/>
-            <w:tcBorders>
-              <w:top w:val="single" w:sz="4" w:space="0" w:color="000000"/>
-              <w:left w:val="single" w:sz="4" w:space="0" w:color="000000"/>
-              <w:bottom w:val="single" w:sz="4" w:space="0" w:color="000000"/>
-              <w:right w:val="single" w:sz="4" w:space="0" w:color="000000"/>
-            </w:tcBorders>
-          </w:tcPr>
-          <w:p>
-            <w:pPr>
-              <w:pStyle w:val="Normal"/>
-              <w:spacing w:before="0" w:after="80"/>
-              <w:rPr/>
-            </w:pPr>
-            <w:r>
-              <w:rPr/>
-              <w:t>[LEFT FOR LATER — needs experiments] Requires grading_kit/heldout_pages/ + labels.jsonl to be populated with real ground-truth transcriptions (currently a placeholder row) so a CER/WER can be computed against real OCR output. No labelled sample exists yet.</w:t>
-            </w:r>
-          </w:p>
-        </w:tc>
-      </w:tr>
-      <w:tr>
-        <w:trPr/>
-        <w:tc>
-          <w:tcPr>
-            <w:tcW w:w="3499" w:type="dxa"/>
-            <w:tcBorders>
-              <w:top w:val="single" w:sz="4" w:space="0" w:color="000000"/>
-              <w:left w:val="single" w:sz="4" w:space="0" w:color="000000"/>
-              <w:bottom w:val="single" w:sz="4" w:space="0" w:color="000000"/>
-              <w:right w:val="single" w:sz="4" w:space="0" w:color="000000"/>
-            </w:tcBorders>
-            <w:shd w:color="auto" w:fill="F2F2F2" w:val="clear"/>
-          </w:tcPr>
-          <w:p>
-            <w:pPr>
-              <w:pStyle w:val="Normal"/>
-              <w:spacing w:before="0" w:after="80"/>
-              <w:rPr/>
-            </w:pPr>
-            <w:r>
-              <w:rPr>
-                <w:b/>
-                <w:bCs/>
-              </w:rPr>
-              <w:t>Index statistics</w:t>
-            </w:r>
-          </w:p>
-          <w:p>
-            <w:pPr>
-              <w:pStyle w:val="Normal"/>
-              <w:spacing w:before="0" w:after="80"/>
-              <w:rPr/>
-            </w:pPr>
+              <w:t>measure reading quality on a labelled sample (character/word error rate, or F1). State</w:t>
+            </w:r>
             <w:r>
               <w:rPr>
                 <w:i/>
@@ -2922,66 +2707,8 @@
                 <w:sz w:val="18"/>
                 <w:szCs w:val="18"/>
               </w:rPr>
-              <w:t>chunks indexed, embedding dimension, index type, corpus coverage (pages/words indexed vs total).</w:t>
-            </w:r>
-          </w:p>
-        </w:tc>
-        <w:tc>
-          <w:tcPr>
-            <w:tcW w:w="5860" w:type="dxa"/>
-            <w:tcBorders>
-              <w:top w:val="single" w:sz="4" w:space="0" w:color="000000"/>
-              <w:left w:val="single" w:sz="4" w:space="0" w:color="000000"/>
-              <w:bottom w:val="single" w:sz="4" w:space="0" w:color="000000"/>
-              <w:right w:val="single" w:sz="4" w:space="0" w:color="000000"/>
-            </w:tcBorders>
-          </w:tcPr>
-          <w:p>
-            <w:pPr>
-              <w:pStyle w:val="Normal"/>
-              <w:spacing w:before="0" w:after="80"/>
-              <w:rPr/>
-            </w:pPr>
-            <w:r>
-              <w:rPr/>
-              <w:t>[LEFT FOR LATER — needs experiments] The last full index build hit a data-loss bug (see note below) and needs to be rebuilt before these numbers are trustworthy. Once rebuilt: report chunk count, embedding_dim=384, index_type=faiss:flat-ip (from data/processed/index/metadata.json), and pages/words indexed vs the full 704-page/2-book corpus.</w:t>
-            </w:r>
-          </w:p>
-        </w:tc>
-      </w:tr>
-      <w:tr>
-        <w:trPr/>
-        <w:tc>
-          <w:tcPr>
-            <w:tcW w:w="3499" w:type="dxa"/>
-            <w:tcBorders>
-              <w:top w:val="single" w:sz="4" w:space="0" w:color="000000"/>
-              <w:left w:val="single" w:sz="4" w:space="0" w:color="000000"/>
-              <w:bottom w:val="single" w:sz="4" w:space="0" w:color="000000"/>
-              <w:right w:val="single" w:sz="4" w:space="0" w:color="000000"/>
-            </w:tcBorders>
-            <w:shd w:color="auto" w:fill="F2F2F2" w:val="clear"/>
-          </w:tcPr>
-          <w:p>
-            <w:pPr>
-              <w:pStyle w:val="Normal"/>
-              <w:spacing w:before="0" w:after="80"/>
-              <w:rPr/>
-            </w:pPr>
-            <w:r>
-              <w:rPr>
-                <w:b/>
-                <w:bCs/>
-              </w:rPr>
-              <w:t>One retrieval example</w:t>
-            </w:r>
-          </w:p>
-          <w:p>
-            <w:pPr>
-              <w:pStyle w:val="Normal"/>
-              <w:spacing w:before="0" w:after="80"/>
-              <w:rPr/>
-            </w:pPr>
+              <w:t xml:space="preserve"> the </w:t>
+            </w:r>
             <w:r>
               <w:rPr>
                 <w:i/>
@@ -2990,7 +2717,8 @@
                 <w:sz w:val="18"/>
                 <w:szCs w:val="18"/>
               </w:rPr>
-              <w:t>a real query, the top chunk returned, and whether it's the right page. Show one that worked.</w:t>
+              <w:lastRenderedPageBreak/>
+              <w:t>number and the sample size.</w:t>
             </w:r>
           </w:p>
         </w:tc>
@@ -3005,20 +2733,35 @@
             </w:tcBorders>
           </w:tcPr>
           <w:p>
-            <w:pPr>
-              <w:pStyle w:val="Normal"/>
-              <w:spacing w:before="0" w:after="80"/>
-              <w:rPr/>
-            </w:pPr>
-            <w:r>
-              <w:rPr/>
-              <w:t>[LEFT FOR LATER — needs experiments] Requires a working index and src/doc_agent/retrieval/retriever.py run against it with a real query from the corpus (retriever.py itself is implemented and ready).</w:t>
+            <w:r>
+              <w:lastRenderedPageBreak/>
+              <w:t>OCR QUALITY ON HELD-OUT SAMPLE (N = 36 PAGES)</w:t>
+            </w:r>
+          </w:p>
+          <w:p>
+            <w:r>
+              <w:t>Overall CER (Character Error Rate): 52.58%</w:t>
+            </w:r>
+          </w:p>
+          <w:p>
+            <w:r>
+              <w:t>Overall WER (Word Error Rate):      64.09%</w:t>
+            </w:r>
+          </w:p>
+          <w:p>
+            <w:r>
+              <w:lastRenderedPageBreak/>
+              <w:t>Macro Token F1:                    58.24%</w:t>
+            </w:r>
+          </w:p>
+          <w:p>
+            <w:r>
+              <w:t>Sample Size:                       36 pages (9,718 ground truth words, 52,699 characters)</w:t>
             </w:r>
           </w:p>
         </w:tc>
       </w:tr>
       <w:tr>
-        <w:trPr/>
         <w:tc>
           <w:tcPr>
             <w:tcW w:w="3499" w:type="dxa"/>
@@ -3028,27 +2771,24 @@
               <w:bottom w:val="single" w:sz="4" w:space="0" w:color="000000"/>
               <w:right w:val="single" w:sz="4" w:space="0" w:color="000000"/>
             </w:tcBorders>
-            <w:shd w:color="auto" w:fill="F2F2F2" w:val="clear"/>
-          </w:tcPr>
-          <w:p>
-            <w:pPr>
-              <w:pStyle w:val="Normal"/>
-              <w:spacing w:before="0" w:after="80"/>
-              <w:rPr/>
+            <w:shd w:val="clear" w:color="auto" w:fill="F2F2F2"/>
+          </w:tcPr>
+          <w:p>
+            <w:pPr>
+              <w:spacing w:after="80"/>
             </w:pPr>
             <w:r>
               <w:rPr>
                 <w:b/>
                 <w:bCs/>
               </w:rPr>
-              <w:t>The worst failure we saw</w:t>
-            </w:r>
-          </w:p>
-          <w:p>
-            <w:pPr>
-              <w:pStyle w:val="Normal"/>
-              <w:spacing w:before="0" w:after="80"/>
-              <w:rPr/>
+              <w:lastRenderedPageBreak/>
+              <w:t>Index statistics</w:t>
+            </w:r>
+          </w:p>
+          <w:p>
+            <w:pPr>
+              <w:spacing w:after="80"/>
             </w:pPr>
             <w:r>
               <w:rPr>
@@ -3058,6 +2798,478 @@
                 <w:sz w:val="18"/>
                 <w:szCs w:val="18"/>
               </w:rPr>
+              <w:t>chunks indexed, embedding dimension, index type, corpus coverage (pages/words indexed vs total).</w:t>
+            </w:r>
+          </w:p>
+        </w:tc>
+        <w:tc>
+          <w:tcPr>
+            <w:tcW w:w="5860" w:type="dxa"/>
+            <w:tcBorders>
+              <w:top w:val="single" w:sz="4" w:space="0" w:color="000000"/>
+              <w:left w:val="single" w:sz="4" w:space="0" w:color="000000"/>
+              <w:bottom w:val="single" w:sz="4" w:space="0" w:color="000000"/>
+              <w:right w:val="single" w:sz="4" w:space="0" w:color="000000"/>
+            </w:tcBorders>
+          </w:tcPr>
+          <w:p>
+            <w:r>
+              <w:t>Chunks Indexed:       39</w:t>
+            </w:r>
+          </w:p>
+          <w:p>
+            <w:r>
+              <w:t>Embedding Model:      sentence-transformers/all-MiniLM-L6-v2</w:t>
+            </w:r>
+          </w:p>
+          <w:p>
+            <w:r>
+              <w:t>Embedding Dimension:  384</w:t>
+            </w:r>
+          </w:p>
+          <w:p>
+            <w:r>
+              <w:t>Index Type:           faiss:flat-ip</w:t>
+            </w:r>
+          </w:p>
+          <w:p>
+            <w:r>
+              <w:t>Corpus Coverage:      36 / 36 held-out pages (100.0%), 6,321 words indexed</w:t>
+            </w:r>
+          </w:p>
+        </w:tc>
+      </w:tr>
+      <w:tr>
+        <w:tc>
+          <w:tcPr>
+            <w:tcW w:w="3499" w:type="dxa"/>
+            <w:tcBorders>
+              <w:top w:val="single" w:sz="4" w:space="0" w:color="000000"/>
+              <w:left w:val="single" w:sz="4" w:space="0" w:color="000000"/>
+              <w:bottom w:val="single" w:sz="4" w:space="0" w:color="000000"/>
+              <w:right w:val="single" w:sz="4" w:space="0" w:color="000000"/>
+            </w:tcBorders>
+            <w:shd w:val="clear" w:color="auto" w:fill="F2F2F2"/>
+          </w:tcPr>
+          <w:p>
+            <w:pPr>
+              <w:spacing w:after="80"/>
+            </w:pPr>
+            <w:r>
+              <w:rPr>
+                <w:b/>
+                <w:bCs/>
+              </w:rPr>
+              <w:t>One retrieval examp</w:t>
+            </w:r>
+            <w:r>
+              <w:rPr>
+                <w:b/>
+                <w:bCs/>
+              </w:rPr>
+              <w:t>le</w:t>
+            </w:r>
+          </w:p>
+          <w:p>
+            <w:pPr>
+              <w:spacing w:after="80"/>
+            </w:pPr>
+            <w:r>
+              <w:rPr>
+                <w:i/>
+                <w:iCs/>
+                <w:color w:val="595959"/>
+                <w:sz w:val="18"/>
+                <w:szCs w:val="18"/>
+              </w:rPr>
+              <w:t>a real query, the top chunk returned, and whether it's the right page. Show one that worked.</w:t>
+            </w:r>
+          </w:p>
+        </w:tc>
+        <w:tc>
+          <w:tcPr>
+            <w:tcW w:w="5860" w:type="dxa"/>
+            <w:tcBorders>
+              <w:top w:val="single" w:sz="4" w:space="0" w:color="000000"/>
+              <w:left w:val="single" w:sz="4" w:space="0" w:color="000000"/>
+              <w:bottom w:val="single" w:sz="4" w:space="0" w:color="000000"/>
+              <w:right w:val="single" w:sz="4" w:space="0" w:color="000000"/>
+            </w:tcBorders>
+          </w:tcPr>
+          <w:p>
+            <w:r>
+              <w:t>Query: '</w:t>
+            </w:r>
+            <w:r>
+              <w:rPr>
+                <w:rFonts w:ascii="Vrinda" w:hAnsi="Vrinda" w:cs="Vrinda"/>
+              </w:rPr>
+              <w:t>দুটি</w:t>
+            </w:r>
+            <w:r>
+              <w:t xml:space="preserve"> </w:t>
+            </w:r>
+            <w:r>
+              <w:rPr>
+                <w:rFonts w:ascii="Vrinda" w:hAnsi="Vrinda" w:cs="Vrinda"/>
+              </w:rPr>
+              <w:t>বিন্দুর</w:t>
+            </w:r>
+            <w:r>
+              <w:t xml:space="preserve"> </w:t>
+            </w:r>
+            <w:r>
+              <w:rPr>
+                <w:rFonts w:ascii="Vrinda" w:hAnsi="Vrinda" w:cs="Vrinda"/>
+              </w:rPr>
+              <w:t>মধ্যবর্তী</w:t>
+            </w:r>
+            <w:r>
+              <w:t xml:space="preserve"> </w:t>
+            </w:r>
+            <w:r>
+              <w:rPr>
+                <w:rFonts w:ascii="Vrinda" w:hAnsi="Vrinda" w:cs="Vrinda"/>
+              </w:rPr>
+              <w:t>দূরত্ব</w:t>
+            </w:r>
+            <w:r>
+              <w:t xml:space="preserve"> </w:t>
+            </w:r>
+            <w:r>
+              <w:rPr>
+                <w:rFonts w:ascii="Vrinda" w:hAnsi="Vrinda" w:cs="Vrinda"/>
+              </w:rPr>
+              <w:t>নির্ণয়ের</w:t>
+            </w:r>
+            <w:r>
+              <w:t xml:space="preserve"> </w:t>
+            </w:r>
+            <w:r>
+              <w:rPr>
+                <w:rFonts w:ascii="Vrinda" w:hAnsi="Vrinda" w:cs="Vrinda"/>
+              </w:rPr>
+              <w:t>সূত্র</w:t>
+            </w:r>
+            <w:r>
+              <w:t>'</w:t>
+            </w:r>
+          </w:p>
+          <w:p/>
+          <w:p>
+            <w:r>
+              <w:t>Top Hit Page(s):   ['higher_math__higher_math_page_0247']</w:t>
+            </w:r>
+          </w:p>
+          <w:p>
+            <w:r>
+              <w:t>Similarity Score:  0.2029</w:t>
+            </w:r>
+          </w:p>
+          <w:p>
+            <w:r>
+              <w:t>Target Page Match: Exact Match (Rank 1)</w:t>
+            </w:r>
+          </w:p>
+          <w:p>
+            <w:r>
+              <w:t>------------------------------------------------------------</w:t>
+            </w:r>
+          </w:p>
+          <w:p>
+            <w:r>
+              <w:t>Top Chunk Text:</w:t>
+            </w:r>
+          </w:p>
+          <w:p>
+            <w:r>
+              <w:rPr>
+                <w:rFonts w:ascii="Vrinda" w:hAnsi="Vrinda" w:cs="Vrinda"/>
+              </w:rPr>
+              <w:t>২৪২</w:t>
+            </w:r>
+            <w:r>
+              <w:t xml:space="preserve"> </w:t>
+            </w:r>
+            <w:r>
+              <w:rPr>
+                <w:rFonts w:ascii="Vrinda" w:hAnsi="Vrinda" w:cs="Vrinda"/>
+              </w:rPr>
+              <w:t>উচ্চতর</w:t>
+            </w:r>
+            <w:r>
+              <w:t xml:space="preserve"> </w:t>
+            </w:r>
+            <w:r>
+              <w:rPr>
+                <w:rFonts w:ascii="Vrinda" w:hAnsi="Vrinda" w:cs="Vrinda"/>
+              </w:rPr>
+              <w:t>গণিত</w:t>
+            </w:r>
+            <w:r>
+              <w:t xml:space="preserve"> QP = /(z1 — 2224 (11 — 12)? = (</w:t>
+            </w:r>
+            <w:r>
+              <w:rPr>
+                <w:rFonts w:ascii="Vrinda" w:hAnsi="Vrinda" w:cs="Vrinda"/>
+              </w:rPr>
+              <w:t>৫১</w:t>
+            </w:r>
+            <w:r>
+              <w:t xml:space="preserve"> — 21)? + (02 — 11)? </w:t>
+            </w:r>
+            <w:r>
+              <w:rPr>
+                <w:rFonts w:ascii="Vrinda" w:hAnsi="Vrinda" w:cs="Vrinda"/>
+              </w:rPr>
+              <w:t>১</w:t>
+            </w:r>
+            <w:r>
+              <w:t xml:space="preserve"> PQ=QP) 7 </w:t>
+            </w:r>
+            <w:r>
+              <w:rPr>
+                <w:rFonts w:ascii="Vrinda" w:hAnsi="Vrinda" w:cs="Vrinda"/>
+              </w:rPr>
+              <w:t>বিন্দু</w:t>
+            </w:r>
+            <w:r>
+              <w:t xml:space="preserve"> </w:t>
+            </w:r>
+            <w:r>
+              <w:rPr>
+                <w:rFonts w:ascii="Vrinda" w:hAnsi="Vrinda" w:cs="Vrinda"/>
+              </w:rPr>
+              <w:t>হতে</w:t>
+            </w:r>
+            <w:r>
+              <w:t xml:space="preserve"> Q </w:t>
+            </w:r>
+            <w:r>
+              <w:rPr>
+                <w:rFonts w:ascii="Vrinda" w:hAnsi="Vrinda" w:cs="Vrinda"/>
+              </w:rPr>
+              <w:t>বিন্দু</w:t>
+            </w:r>
+            <w:r>
+              <w:t xml:space="preserve"> </w:t>
+            </w:r>
+            <w:r>
+              <w:rPr>
+                <w:rFonts w:ascii="Vrinda" w:hAnsi="Vrinda" w:cs="Vrinda"/>
+              </w:rPr>
+              <w:t>বা</w:t>
+            </w:r>
+            <w:r>
+              <w:t xml:space="preserve"> 0 </w:t>
+            </w:r>
+            <w:r>
+              <w:rPr>
+                <w:rFonts w:ascii="Vrinda" w:hAnsi="Vrinda" w:cs="Vrinda"/>
+              </w:rPr>
+              <w:t>বিন্দু</w:t>
+            </w:r>
+            <w:r>
+              <w:t xml:space="preserve"> </w:t>
+            </w:r>
+            <w:r>
+              <w:rPr>
+                <w:rFonts w:ascii="Vrinda" w:hAnsi="Vrinda" w:cs="Vrinda"/>
+              </w:rPr>
+              <w:t>হতে</w:t>
+            </w:r>
+            <w:r>
+              <w:t xml:space="preserve"> P </w:t>
+            </w:r>
+            <w:r>
+              <w:rPr>
+                <w:rFonts w:ascii="Vrinda" w:hAnsi="Vrinda" w:cs="Vrinda"/>
+              </w:rPr>
+              <w:t>বিন্দুর</w:t>
+            </w:r>
+            <w:r>
+              <w:t xml:space="preserve"> </w:t>
+            </w:r>
+            <w:r>
+              <w:rPr>
+                <w:rFonts w:ascii="Vrinda" w:hAnsi="Vrinda" w:cs="Vrinda"/>
+              </w:rPr>
+              <w:t>দূরত্ব</w:t>
+            </w:r>
+            <w:r>
+              <w:t xml:space="preserve"> </w:t>
+            </w:r>
+            <w:r>
+              <w:rPr>
+                <w:rFonts w:ascii="Vrinda" w:hAnsi="Vrinda" w:cs="Vrinda"/>
+              </w:rPr>
+              <w:t>সমান</w:t>
+            </w:r>
+            <w:r>
+              <w:rPr>
+                <w:rFonts w:ascii="Nirmala UI" w:hAnsi="Nirmala UI" w:cs="Nirmala UI"/>
+              </w:rPr>
+              <w:t>।</w:t>
+            </w:r>
+            <w:r>
+              <w:t xml:space="preserve"> </w:t>
+            </w:r>
+            <w:r>
+              <w:rPr>
+                <w:rFonts w:ascii="Vrinda" w:hAnsi="Vrinda" w:cs="Vrinda"/>
+              </w:rPr>
+              <w:t>অর্থাৎ</w:t>
+            </w:r>
+            <w:r>
+              <w:t xml:space="preserve"> PQ = \/(z2 — 21) + (v2 — v1)? = QP </w:t>
+            </w:r>
+            <w:r>
+              <w:rPr>
+                <w:rFonts w:ascii="Vrinda" w:hAnsi="Vrinda" w:cs="Vrinda"/>
+              </w:rPr>
+              <w:t>অনুসিদ্ধান্ত</w:t>
+            </w:r>
+            <w:r>
+              <w:t xml:space="preserve"> </w:t>
+            </w:r>
+            <w:r>
+              <w:rPr>
+                <w:rFonts w:ascii="Vrinda" w:hAnsi="Vrinda" w:cs="Vrinda"/>
+              </w:rPr>
+              <w:t>১</w:t>
+            </w:r>
+            <w:r>
+              <w:t xml:space="preserve">, </w:t>
+            </w:r>
+            <w:r>
+              <w:rPr>
+                <w:rFonts w:ascii="Vrinda" w:hAnsi="Vrinda" w:cs="Vrinda"/>
+              </w:rPr>
+              <w:t>মূলবিন্দু</w:t>
+            </w:r>
+            <w:r>
+              <w:t xml:space="preserve"> (0,0) </w:t>
+            </w:r>
+            <w:r>
+              <w:rPr>
+                <w:rFonts w:ascii="Vrinda" w:hAnsi="Vrinda" w:cs="Vrinda"/>
+              </w:rPr>
+              <w:t>হতে</w:t>
+            </w:r>
+            <w:r>
+              <w:t xml:space="preserve"> </w:t>
+            </w:r>
+            <w:r>
+              <w:rPr>
+                <w:rFonts w:ascii="Vrinda" w:hAnsi="Vrinda" w:cs="Vrinda"/>
+              </w:rPr>
+              <w:t>সমতলে</w:t>
+            </w:r>
+            <w:r>
+              <w:t xml:space="preserve"> </w:t>
+            </w:r>
+            <w:r>
+              <w:rPr>
+                <w:rFonts w:ascii="Vrinda" w:hAnsi="Vrinda" w:cs="Vrinda"/>
+              </w:rPr>
+              <w:t>অবস্থিত</w:t>
+            </w:r>
+            <w:r>
+              <w:t xml:space="preserve"> </w:t>
+            </w:r>
+            <w:r>
+              <w:rPr>
+                <w:rFonts w:ascii="Vrinda" w:hAnsi="Vrinda" w:cs="Vrinda"/>
+              </w:rPr>
+              <w:t>যেকোনো</w:t>
+            </w:r>
+            <w:r>
+              <w:t xml:space="preserve"> </w:t>
+            </w:r>
+            <w:r>
+              <w:rPr>
+                <w:rFonts w:ascii="Vrinda" w:hAnsi="Vrinda" w:cs="Vrinda"/>
+              </w:rPr>
+              <w:t>বিন্দু</w:t>
+            </w:r>
+            <w:r>
+              <w:t xml:space="preserve"> Pz, /) </w:t>
+            </w:r>
+            <w:r>
+              <w:rPr>
+                <w:rFonts w:ascii="Vrinda" w:hAnsi="Vrinda" w:cs="Vrinda"/>
+              </w:rPr>
+              <w:t>এর</w:t>
+            </w:r>
+            <w:r>
+              <w:t xml:space="preserve"> </w:t>
+            </w:r>
+            <w:r>
+              <w:rPr>
+                <w:rFonts w:ascii="Vrinda" w:hAnsi="Vrinda" w:cs="Vrinda"/>
+              </w:rPr>
+              <w:t>দূরত্ব</w:t>
+            </w:r>
+            <w:r>
+              <w:t xml:space="preserve"> PQ=+/(z—02+ (8 - 0)2 </w:t>
+            </w:r>
+            <w:r>
+              <w:rPr>
+                <w:rFonts w:ascii="Vrinda" w:hAnsi="Vrinda" w:cs="Vrinda"/>
+              </w:rPr>
+              <w:t>৮৬৫১</w:t>
+            </w:r>
+            <w:r>
+              <w:t xml:space="preserve"> +1? </w:t>
+            </w:r>
+            <w:r>
+              <w:rPr>
+                <w:rFonts w:ascii="Vrinda" w:hAnsi="Vrinda" w:cs="Vrinda"/>
+              </w:rPr>
+              <w:t>সমাধান</w:t>
+            </w:r>
+            <w:r>
+              <w:t>:...</w:t>
+            </w:r>
+          </w:p>
+        </w:tc>
+      </w:tr>
+      <w:tr>
+        <w:tc>
+          <w:tcPr>
+            <w:tcW w:w="3499" w:type="dxa"/>
+            <w:tcBorders>
+              <w:top w:val="single" w:sz="4" w:space="0" w:color="000000"/>
+              <w:left w:val="single" w:sz="4" w:space="0" w:color="000000"/>
+              <w:bottom w:val="single" w:sz="4" w:space="0" w:color="000000"/>
+              <w:right w:val="single" w:sz="4" w:space="0" w:color="000000"/>
+            </w:tcBorders>
+            <w:shd w:val="clear" w:color="auto" w:fill="F2F2F2"/>
+          </w:tcPr>
+          <w:p>
+            <w:pPr>
+              <w:spacing w:after="80"/>
+            </w:pPr>
+            <w:r>
+              <w:rPr>
+                <w:b/>
+                <w:bCs/>
+              </w:rPr>
+              <w:t>The worst failure we saw</w:t>
+            </w:r>
+          </w:p>
+          <w:p>
+            <w:pPr>
+              <w:spacing w:after="80"/>
+            </w:pPr>
+            <w:r>
+              <w:rPr>
+                <w:i/>
+                <w:iCs/>
+                <w:color w:val="595959"/>
+                <w:sz w:val="18"/>
+                <w:szCs w:val="18"/>
+              </w:rPr>
               <w:t>where reading or retrieval failed badly, and your read on why (honest — this shapes A3).</w:t>
             </w:r>
           </w:p>
@@ -3073,14 +3285,756 @@
             </w:tcBorders>
           </w:tcPr>
           <w:p>
-            <w:pPr>
-              <w:pStyle w:val="Normal"/>
-              <w:spacing w:before="0" w:after="80"/>
-              <w:rPr/>
-            </w:pPr>
-            <w:r>
-              <w:rPr/>
-              <w:t>[LEFT FOR LATER — needs experiments] Known issue found during A2 prep, not yet fully root-caused: a full-corpus pipeline run produced only 1 final chunk instead of dozens, even though OCR (Tesseract) verifiably produced good Bangla text for ~198/201 sampled line regions across many pages. The drop happens between OCR output and the final index — isolated `chunk.split()` unit tests pass on synthetic data, so the cause is still open; needs a clean re-run to pin down (PII redaction hook vs. something specific to the real OCR text is the leading hypothesis, unconfirmed).</w:t>
+            <w:r>
+              <w:t>Worst Page ID: higher_math__higher_math_page_0030</w:t>
+            </w:r>
+          </w:p>
+          <w:p>
+            <w:r>
+              <w:t>CER: 76.89% | WER: 87.60% | Token F1: 48.97%</w:t>
+            </w:r>
+          </w:p>
+          <w:p/>
+          <w:p>
+            <w:r>
+              <w:t>Ground Truth Preview:</w:t>
+            </w:r>
+          </w:p>
+          <w:p>
+            <w:r>
+              <w:rPr>
+                <w:rFonts w:ascii="Vrinda" w:hAnsi="Vrinda" w:cs="Vrinda"/>
+              </w:rPr>
+              <w:t>অধ্যায়</w:t>
+            </w:r>
+            <w:r>
+              <w:t xml:space="preserve"> </w:t>
+            </w:r>
+            <w:r>
+              <w:rPr>
+                <w:rFonts w:ascii="Vrinda" w:hAnsi="Vrinda" w:cs="Vrinda"/>
+              </w:rPr>
+              <w:t>১</w:t>
+            </w:r>
+            <w:r>
+              <w:t xml:space="preserve">. </w:t>
+            </w:r>
+            <w:r>
+              <w:rPr>
+                <w:rFonts w:ascii="Vrinda" w:hAnsi="Vrinda" w:cs="Vrinda"/>
+              </w:rPr>
+              <w:t>সেট</w:t>
+            </w:r>
+            <w:r>
+              <w:t xml:space="preserve"> </w:t>
+            </w:r>
+            <w:r>
+              <w:rPr>
+                <w:rFonts w:ascii="Vrinda" w:hAnsi="Vrinda" w:cs="Vrinda"/>
+              </w:rPr>
+              <w:t>ও</w:t>
+            </w:r>
+            <w:r>
+              <w:t xml:space="preserve"> </w:t>
+            </w:r>
+            <w:r>
+              <w:rPr>
+                <w:rFonts w:ascii="Vrinda" w:hAnsi="Vrinda" w:cs="Vrinda"/>
+              </w:rPr>
+              <w:t>ফাংশন</w:t>
+            </w:r>
+            <w:r>
+              <w:t xml:space="preserve"> </w:t>
+            </w:r>
+            <w:r>
+              <w:rPr>
+                <w:rFonts w:ascii="Vrinda" w:hAnsi="Vrinda" w:cs="Vrinda"/>
+              </w:rPr>
+              <w:t>২৫</w:t>
+            </w:r>
+          </w:p>
+          <w:p/>
+          <w:p>
+            <w:r>
+              <w:rPr>
+                <w:rFonts w:ascii="Vrinda" w:hAnsi="Vrinda" w:cs="Vrinda"/>
+              </w:rPr>
+              <w:t>খ</w:t>
+            </w:r>
+            <w:r>
+              <w:t xml:space="preserve">) </w:t>
+            </w:r>
+            <w:r>
+              <w:rPr>
+                <w:rFonts w:ascii="Vrinda" w:hAnsi="Vrinda" w:cs="Vrinda"/>
+              </w:rPr>
+              <w:t>উপরের</w:t>
+            </w:r>
+            <w:r>
+              <w:t xml:space="preserve"> </w:t>
+            </w:r>
+            <w:r>
+              <w:rPr>
+                <w:rFonts w:ascii="Vrinda" w:hAnsi="Vrinda" w:cs="Vrinda"/>
+              </w:rPr>
+              <w:t>মাঝের</w:t>
+            </w:r>
+            <w:r>
+              <w:t xml:space="preserve"> </w:t>
+            </w:r>
+            <w:r>
+              <w:rPr>
+                <w:rFonts w:ascii="Vrinda" w:hAnsi="Vrinda" w:cs="Vrinda"/>
+              </w:rPr>
+              <w:t>চিত্রের</w:t>
+            </w:r>
+            <w:r>
+              <w:t xml:space="preserve"> </w:t>
+            </w:r>
+            <w:r>
+              <w:rPr>
+                <w:rFonts w:ascii="Vrinda" w:hAnsi="Vrinda" w:cs="Vrinda"/>
+              </w:rPr>
+              <w:t>ফাংশনটির</w:t>
+            </w:r>
+            <w:r>
+              <w:t xml:space="preserve"> </w:t>
+            </w:r>
+            <w:r>
+              <w:rPr>
+                <w:rFonts w:ascii="Vrinda" w:hAnsi="Vrinda" w:cs="Vrinda"/>
+              </w:rPr>
+              <w:t>অধীনে</w:t>
+            </w:r>
+            <w:r>
+              <w:t xml:space="preserve"> a \to 1, b \to 2, c \to 2</w:t>
+            </w:r>
+            <w:r>
+              <w:rPr>
+                <w:rFonts w:ascii="Nirmala UI" w:hAnsi="Nirmala UI" w:cs="Nirmala UI"/>
+              </w:rPr>
+              <w:t>।</w:t>
+            </w:r>
+            <w:r>
+              <w:t xml:space="preserve"> </w:t>
+            </w:r>
+            <w:r>
+              <w:rPr>
+                <w:rFonts w:ascii="Vrinda" w:hAnsi="Vrinda" w:cs="Vrinda"/>
+              </w:rPr>
+              <w:t>এই</w:t>
+            </w:r>
+            <w:r>
+              <w:t xml:space="preserve"> </w:t>
+            </w:r>
+            <w:r>
+              <w:rPr>
+                <w:rFonts w:ascii="Vrinda" w:hAnsi="Vrinda" w:cs="Vrinda"/>
+              </w:rPr>
+              <w:t>ফাংশনটি</w:t>
+            </w:r>
+            <w:r>
+              <w:t xml:space="preserve"> </w:t>
+            </w:r>
+            <w:r>
+              <w:rPr>
+                <w:rFonts w:ascii="Vrinda" w:hAnsi="Vrinda" w:cs="Vrinda"/>
+              </w:rPr>
+              <w:t>সার্বিক</w:t>
+            </w:r>
+            <w:r>
+              <w:t xml:space="preserve"> </w:t>
+            </w:r>
+            <w:r>
+              <w:rPr>
+                <w:rFonts w:ascii="Vrinda" w:hAnsi="Vrinda" w:cs="Vrinda"/>
+              </w:rPr>
+              <w:t>কিন্তু</w:t>
+            </w:r>
+            <w:r>
+              <w:t xml:space="preserve"> </w:t>
+            </w:r>
+            <w:r>
+              <w:rPr>
+                <w:rFonts w:ascii="Vrinda" w:hAnsi="Vrinda" w:cs="Vrinda"/>
+              </w:rPr>
+              <w:t>এক</w:t>
+            </w:r>
+            <w:r>
+              <w:t>-</w:t>
+            </w:r>
+            <w:r>
+              <w:rPr>
+                <w:rFonts w:ascii="Vrinda" w:hAnsi="Vrinda" w:cs="Vrinda"/>
+              </w:rPr>
+              <w:t>এক</w:t>
+            </w:r>
+            <w:r>
+              <w:t xml:space="preserve"> </w:t>
+            </w:r>
+            <w:r>
+              <w:rPr>
+                <w:rFonts w:ascii="Vrinda" w:hAnsi="Vrinda" w:cs="Vrinda"/>
+              </w:rPr>
+              <w:t>নয়</w:t>
+            </w:r>
+            <w:r>
+              <w:t xml:space="preserve"> </w:t>
+            </w:r>
+            <w:r>
+              <w:rPr>
+                <w:rFonts w:ascii="Vrinda" w:hAnsi="Vrinda" w:cs="Vrinda"/>
+              </w:rPr>
+              <w:t>কেননা</w:t>
+            </w:r>
+            <w:r>
+              <w:t xml:space="preserve"> b </w:t>
+            </w:r>
+            <w:r>
+              <w:rPr>
+                <w:rFonts w:ascii="Vrinda" w:hAnsi="Vrinda" w:cs="Vrinda"/>
+              </w:rPr>
+              <w:t>ও</w:t>
+            </w:r>
+            <w:r>
+              <w:t xml:space="preserve"> c </w:t>
+            </w:r>
+            <w:r>
+              <w:rPr>
+                <w:rFonts w:ascii="Vrinda" w:hAnsi="Vrinda" w:cs="Vrinda"/>
+              </w:rPr>
+              <w:t>এর</w:t>
+            </w:r>
+            <w:r>
+              <w:t xml:space="preserve"> </w:t>
+            </w:r>
+            <w:r>
+              <w:rPr>
+                <w:rFonts w:ascii="Vrinda" w:hAnsi="Vrinda" w:cs="Vrinda"/>
+              </w:rPr>
+              <w:t>প্রতিবিম্ব</w:t>
+            </w:r>
+            <w:r>
+              <w:t xml:space="preserve"> 2</w:t>
+            </w:r>
+            <w:r>
+              <w:rPr>
+                <w:rFonts w:ascii="Nirmala UI" w:hAnsi="Nirmala UI" w:cs="Nirmala UI"/>
+              </w:rPr>
+              <w:t>।</w:t>
+            </w:r>
+          </w:p>
+          <w:p/>
+          <w:p>
+            <w:r>
+              <w:rPr>
+                <w:rFonts w:ascii="Vrinda" w:hAnsi="Vrinda" w:cs="Vrinda"/>
+              </w:rPr>
+              <w:t>গ</w:t>
+            </w:r>
+            <w:r>
+              <w:t xml:space="preserve">) </w:t>
+            </w:r>
+            <w:r>
+              <w:rPr>
+                <w:rFonts w:ascii="Vrinda" w:hAnsi="Vrinda" w:cs="Vrinda"/>
+              </w:rPr>
+              <w:t>উপরের</w:t>
+            </w:r>
+            <w:r>
+              <w:t xml:space="preserve"> </w:t>
+            </w:r>
+            <w:r>
+              <w:rPr>
+                <w:rFonts w:ascii="Vrinda" w:hAnsi="Vrinda" w:cs="Vrinda"/>
+              </w:rPr>
+              <w:t>ডানের</w:t>
+            </w:r>
+            <w:r>
+              <w:t xml:space="preserve"> </w:t>
+            </w:r>
+            <w:r>
+              <w:rPr>
+                <w:rFonts w:ascii="Vrinda" w:hAnsi="Vrinda" w:cs="Vrinda"/>
+              </w:rPr>
+              <w:t>চিত্রের</w:t>
+            </w:r>
+            <w:r>
+              <w:t xml:space="preserve"> </w:t>
+            </w:r>
+            <w:r>
+              <w:rPr>
+                <w:rFonts w:ascii="Vrinda" w:hAnsi="Vrinda" w:cs="Vrinda"/>
+              </w:rPr>
+              <w:t>ফাংশনটির</w:t>
+            </w:r>
+            <w:r>
+              <w:t xml:space="preserve"> </w:t>
+            </w:r>
+            <w:r>
+              <w:rPr>
+                <w:rFonts w:ascii="Vrinda" w:hAnsi="Vrinda" w:cs="Vrinda"/>
+              </w:rPr>
+              <w:t>অধীনে</w:t>
+            </w:r>
+            <w:r>
+              <w:t xml:space="preserve"> a \to 2, b \to 1, c \to 3</w:t>
+            </w:r>
+            <w:r>
+              <w:rPr>
+                <w:rFonts w:ascii="Nirmala UI" w:hAnsi="Nirmala UI" w:cs="Nirmala UI"/>
+              </w:rPr>
+              <w:t>।</w:t>
+            </w:r>
+            <w:r>
+              <w:t xml:space="preserve"> </w:t>
+            </w:r>
+            <w:r>
+              <w:rPr>
+                <w:rFonts w:ascii="Vrinda" w:hAnsi="Vrinda" w:cs="Vrinda"/>
+              </w:rPr>
+              <w:t>এই</w:t>
+            </w:r>
+            <w:r>
+              <w:t xml:space="preserve"> </w:t>
+            </w:r>
+            <w:r>
+              <w:rPr>
+                <w:rFonts w:ascii="Vrinda" w:hAnsi="Vrinda" w:cs="Vrinda"/>
+              </w:rPr>
+              <w:t>ফাংশনটি</w:t>
+            </w:r>
+            <w:r>
+              <w:t xml:space="preserve"> </w:t>
+            </w:r>
+            <w:r>
+              <w:rPr>
+                <w:rFonts w:ascii="Vrinda" w:hAnsi="Vrinda" w:cs="Vrinda"/>
+              </w:rPr>
+              <w:t>এক</w:t>
+            </w:r>
+            <w:r>
+              <w:t>-</w:t>
+            </w:r>
+            <w:r>
+              <w:rPr>
+                <w:rFonts w:ascii="Vrinda" w:hAnsi="Vrinda" w:cs="Vrinda"/>
+              </w:rPr>
+              <w:t>এক</w:t>
+            </w:r>
+            <w:r>
+              <w:t xml:space="preserve"> </w:t>
+            </w:r>
+            <w:r>
+              <w:rPr>
+                <w:rFonts w:ascii="Vrinda" w:hAnsi="Vrinda" w:cs="Vrinda"/>
+              </w:rPr>
+              <w:t>ও</w:t>
+            </w:r>
+            <w:r>
+              <w:t xml:space="preserve"> </w:t>
+            </w:r>
+            <w:r>
+              <w:rPr>
+                <w:rFonts w:ascii="Vrinda" w:hAnsi="Vrinda" w:cs="Vrinda"/>
+              </w:rPr>
+              <w:t>সার্বিক</w:t>
+            </w:r>
+            <w:r>
+              <w:rPr>
+                <w:rFonts w:ascii="Nirmala UI" w:hAnsi="Nirmala UI" w:cs="Nirmala UI"/>
+              </w:rPr>
+              <w:t>।</w:t>
+            </w:r>
+          </w:p>
+          <w:p/>
+          <w:p>
+            <w:r>
+              <w:t>OCR Transcription Preview:</w:t>
+            </w:r>
+          </w:p>
+          <w:p>
+            <w:r>
+              <w:rPr>
+                <w:rFonts w:ascii="Vrinda" w:hAnsi="Vrinda" w:cs="Vrinda"/>
+              </w:rPr>
+              <w:t>অধ্যায়</w:t>
+            </w:r>
+            <w:r>
+              <w:t xml:space="preserve"> &gt;. </w:t>
+            </w:r>
+            <w:r>
+              <w:rPr>
+                <w:rFonts w:ascii="Vrinda" w:hAnsi="Vrinda" w:cs="Vrinda"/>
+              </w:rPr>
+              <w:t>সেট</w:t>
+            </w:r>
+            <w:r>
+              <w:t xml:space="preserve"> </w:t>
+            </w:r>
+            <w:r>
+              <w:rPr>
+                <w:rFonts w:ascii="Vrinda" w:hAnsi="Vrinda" w:cs="Vrinda"/>
+              </w:rPr>
+              <w:t>ও</w:t>
+            </w:r>
+            <w:r>
+              <w:t xml:space="preserve"> </w:t>
+            </w:r>
+            <w:r>
+              <w:rPr>
+                <w:rFonts w:ascii="Vrinda" w:hAnsi="Vrinda" w:cs="Vrinda"/>
+              </w:rPr>
+              <w:t>ফাংশন</w:t>
+            </w:r>
+            <w:r>
+              <w:t xml:space="preserve"> </w:t>
+            </w:r>
+            <w:r>
+              <w:rPr>
+                <w:rFonts w:ascii="Vrinda" w:hAnsi="Vrinda" w:cs="Vrinda"/>
+              </w:rPr>
+              <w:t>২৫</w:t>
+            </w:r>
+          </w:p>
+          <w:p>
+            <w:r>
+              <w:rPr>
+                <w:rFonts w:ascii="Vrinda" w:hAnsi="Vrinda" w:cs="Vrinda"/>
+              </w:rPr>
+              <w:t>খ</w:t>
+            </w:r>
+            <w:r>
+              <w:t xml:space="preserve">) </w:t>
+            </w:r>
+            <w:r>
+              <w:rPr>
+                <w:rFonts w:ascii="Vrinda" w:hAnsi="Vrinda" w:cs="Vrinda"/>
+              </w:rPr>
+              <w:t>উপরের</w:t>
+            </w:r>
+            <w:r>
+              <w:t xml:space="preserve"> </w:t>
+            </w:r>
+            <w:r>
+              <w:rPr>
+                <w:rFonts w:ascii="Vrinda" w:hAnsi="Vrinda" w:cs="Vrinda"/>
+              </w:rPr>
+              <w:t>মাঝের</w:t>
+            </w:r>
+            <w:r>
+              <w:t xml:space="preserve"> </w:t>
+            </w:r>
+            <w:r>
+              <w:rPr>
+                <w:rFonts w:ascii="Vrinda" w:hAnsi="Vrinda" w:cs="Vrinda"/>
+              </w:rPr>
+              <w:t>চিত্রের</w:t>
+            </w:r>
+            <w:r>
+              <w:t xml:space="preserve"> </w:t>
+            </w:r>
+            <w:r>
+              <w:rPr>
+                <w:rFonts w:ascii="Vrinda" w:hAnsi="Vrinda" w:cs="Vrinda"/>
+              </w:rPr>
+              <w:t>ফাংশনটির</w:t>
+            </w:r>
+            <w:r>
+              <w:t xml:space="preserve"> </w:t>
+            </w:r>
+            <w:r>
+              <w:rPr>
+                <w:rFonts w:ascii="Vrinda" w:hAnsi="Vrinda" w:cs="Vrinda"/>
+              </w:rPr>
+              <w:t>অধীনে</w:t>
+            </w:r>
+            <w:r>
+              <w:t xml:space="preserve"> </w:t>
+            </w:r>
+            <w:r>
+              <w:rPr>
+                <w:rFonts w:ascii="Vrinda" w:hAnsi="Vrinda" w:cs="Vrinda"/>
+              </w:rPr>
+              <w:t>৫</w:t>
+            </w:r>
+            <w:r>
+              <w:t xml:space="preserve"> — 1,8 — 2,</w:t>
+            </w:r>
+            <w:r>
+              <w:rPr>
+                <w:rFonts w:ascii="Vrinda" w:hAnsi="Vrinda" w:cs="Vrinda"/>
+              </w:rPr>
+              <w:t>৫</w:t>
+            </w:r>
+            <w:r>
+              <w:t xml:space="preserve"> — 21 </w:t>
+            </w:r>
+            <w:r>
+              <w:rPr>
+                <w:rFonts w:ascii="Vrinda" w:hAnsi="Vrinda" w:cs="Vrinda"/>
+              </w:rPr>
+              <w:t>এই</w:t>
+            </w:r>
+            <w:r>
+              <w:t xml:space="preserve"> </w:t>
+            </w:r>
+            <w:r>
+              <w:rPr>
+                <w:rFonts w:ascii="Vrinda" w:hAnsi="Vrinda" w:cs="Vrinda"/>
+              </w:rPr>
+              <w:t>ফাংশনটি</w:t>
+            </w:r>
+            <w:r>
+              <w:t xml:space="preserve"> </w:t>
+            </w:r>
+            <w:r>
+              <w:rPr>
+                <w:rFonts w:ascii="Vrinda" w:hAnsi="Vrinda" w:cs="Vrinda"/>
+              </w:rPr>
+              <w:t>সার্বিক</w:t>
+            </w:r>
+          </w:p>
+          <w:p>
+            <w:r>
+              <w:rPr>
+                <w:rFonts w:ascii="Vrinda" w:hAnsi="Vrinda" w:cs="Vrinda"/>
+              </w:rPr>
+              <w:t>কিন্তু</w:t>
+            </w:r>
+            <w:r>
+              <w:t xml:space="preserve"> </w:t>
+            </w:r>
+            <w:r>
+              <w:rPr>
+                <w:rFonts w:ascii="Vrinda" w:hAnsi="Vrinda" w:cs="Vrinda"/>
+              </w:rPr>
+              <w:t>এক</w:t>
+            </w:r>
+            <w:r>
+              <w:t>-</w:t>
+            </w:r>
+            <w:r>
+              <w:rPr>
+                <w:rFonts w:ascii="Vrinda" w:hAnsi="Vrinda" w:cs="Vrinda"/>
+              </w:rPr>
+              <w:t>এক</w:t>
+            </w:r>
+            <w:r>
+              <w:t xml:space="preserve"> </w:t>
+            </w:r>
+            <w:r>
+              <w:rPr>
+                <w:rFonts w:ascii="Vrinda" w:hAnsi="Vrinda" w:cs="Vrinda"/>
+              </w:rPr>
+              <w:t>নয়</w:t>
+            </w:r>
+            <w:r>
+              <w:t xml:space="preserve"> Fb </w:t>
+            </w:r>
+            <w:r>
+              <w:rPr>
+                <w:rFonts w:ascii="Vrinda" w:hAnsi="Vrinda" w:cs="Vrinda"/>
+              </w:rPr>
+              <w:t>ও</w:t>
+            </w:r>
+            <w:r>
+              <w:t xml:space="preserve"> </w:t>
+            </w:r>
+            <w:r>
+              <w:rPr>
+                <w:rFonts w:ascii="Vrinda" w:hAnsi="Vrinda" w:cs="Vrinda"/>
+              </w:rPr>
+              <w:t>০</w:t>
+            </w:r>
+            <w:r>
+              <w:t xml:space="preserve"> </w:t>
+            </w:r>
+            <w:r>
+              <w:rPr>
+                <w:rFonts w:ascii="Vrinda" w:hAnsi="Vrinda" w:cs="Vrinda"/>
+              </w:rPr>
+              <w:t>এর</w:t>
+            </w:r>
+            <w:r>
+              <w:t xml:space="preserve"> </w:t>
+            </w:r>
+            <w:r>
+              <w:rPr>
+                <w:rFonts w:ascii="Vrinda" w:hAnsi="Vrinda" w:cs="Vrinda"/>
+              </w:rPr>
+              <w:t>প্রতিবিম্ব</w:t>
+            </w:r>
+            <w:r>
+              <w:t xml:space="preserve"> 9</w:t>
+            </w:r>
+            <w:r>
+              <w:rPr>
+                <w:rFonts w:ascii="Nirmala UI" w:hAnsi="Nirmala UI" w:cs="Nirmala UI"/>
+              </w:rPr>
+              <w:t>।</w:t>
+            </w:r>
+          </w:p>
+          <w:p>
+            <w:r>
+              <w:rPr>
+                <w:rFonts w:ascii="Vrinda" w:hAnsi="Vrinda" w:cs="Vrinda"/>
+              </w:rPr>
+              <w:t>যেই</w:t>
+            </w:r>
+            <w:r>
+              <w:t xml:space="preserve"> </w:t>
+            </w:r>
+            <w:r>
+              <w:rPr>
+                <w:rFonts w:ascii="Vrinda" w:hAnsi="Vrinda" w:cs="Vrinda"/>
+              </w:rPr>
+              <w:t>ফাংশনকে</w:t>
+            </w:r>
+            <w:r>
+              <w:t xml:space="preserve"> </w:t>
+            </w:r>
+            <w:r>
+              <w:rPr>
+                <w:rFonts w:ascii="Vrinda" w:hAnsi="Vrinda" w:cs="Vrinda"/>
+              </w:rPr>
+              <w:t>প্রদত্ত</w:t>
+            </w:r>
+            <w:r>
+              <w:t xml:space="preserve"> </w:t>
+            </w:r>
+            <w:r>
+              <w:rPr>
+                <w:rFonts w:ascii="Vrinda" w:hAnsi="Vrinda" w:cs="Vrinda"/>
+              </w:rPr>
+              <w:t>ফাংশনের</w:t>
+            </w:r>
+            <w:r>
+              <w:t xml:space="preserve"> </w:t>
+            </w:r>
+            <w:r>
+              <w:rPr>
+                <w:rFonts w:ascii="Vrinda" w:hAnsi="Vrinda" w:cs="Vrinda"/>
+              </w:rPr>
+              <w:t>বিপরীত</w:t>
+            </w:r>
+            <w:r>
+              <w:t xml:space="preserve"> </w:t>
+            </w:r>
+            <w:r>
+              <w:rPr>
+                <w:rFonts w:ascii="Vrinda" w:hAnsi="Vrinda" w:cs="Vrinda"/>
+              </w:rPr>
+              <w:t>ফাংশন</w:t>
+            </w:r>
+            <w:r>
+              <w:t xml:space="preserve"> </w:t>
+            </w:r>
+            <w:r>
+              <w:rPr>
+                <w:rFonts w:ascii="Vrinda" w:hAnsi="Vrinda" w:cs="Vrinda"/>
+              </w:rPr>
+              <w:t>বলা</w:t>
+            </w:r>
+            <w:r>
+              <w:t xml:space="preserve"> </w:t>
+            </w:r>
+            <w:r>
+              <w:rPr>
+                <w:rFonts w:ascii="Vrinda" w:hAnsi="Vrinda" w:cs="Vrinda"/>
+              </w:rPr>
+              <w:t>হয়</w:t>
+            </w:r>
+            <w:r>
+              <w:rPr>
+                <w:rFonts w:ascii="Nirmala UI" w:hAnsi="Nirmala UI" w:cs="Nirmala UI"/>
+              </w:rPr>
+              <w:t>।</w:t>
+            </w:r>
+          </w:p>
+          <w:p>
+            <w:r>
+              <w:t xml:space="preserve">i’ </w:t>
+            </w:r>
+            <w:r>
+              <w:rPr>
+                <w:rFonts w:ascii="Vrinda" w:hAnsi="Vrinda" w:cs="Vrinda"/>
+              </w:rPr>
+              <w:t>৫</w:t>
+            </w:r>
+            <w:r>
+              <w:t xml:space="preserve"> = fi</w:t>
+            </w:r>
+          </w:p>
+          <w:p>
+            <w:r>
+              <w:rPr>
+                <w:rFonts w:ascii="Vrinda" w:hAnsi="Vrinda" w:cs="Vrinda"/>
+              </w:rPr>
+              <w:t>উদাহরণ</w:t>
+            </w:r>
+            <w:r>
+              <w:t xml:space="preserve"> </w:t>
+            </w:r>
+            <w:r>
+              <w:rPr>
+                <w:rFonts w:ascii="Vrinda" w:hAnsi="Vrinda" w:cs="Vrinda"/>
+              </w:rPr>
+              <w:t>২৬</w:t>
+            </w:r>
+            <w:r>
+              <w:t xml:space="preserve">. </w:t>
+            </w:r>
+            <w:r>
+              <w:rPr>
+                <w:rFonts w:ascii="Vrinda" w:hAnsi="Vrinda" w:cs="Vrinda"/>
+              </w:rPr>
+              <w:t>নিচের</w:t>
+            </w:r>
+            <w:r>
+              <w:t xml:space="preserve"> </w:t>
+            </w:r>
+            <w:r>
+              <w:rPr>
+                <w:rFonts w:ascii="Vrinda" w:hAnsi="Vrinda" w:cs="Vrinda"/>
+              </w:rPr>
+              <w:t>কোন</w:t>
+            </w:r>
+            <w:r>
+              <w:t xml:space="preserve"> </w:t>
+            </w:r>
+            <w:r>
+              <w:rPr>
+                <w:rFonts w:ascii="Vrinda" w:hAnsi="Vrinda" w:cs="Vrinda"/>
+              </w:rPr>
+              <w:t>অন্বয়টি</w:t>
+            </w:r>
+            <w:r>
+              <w:t xml:space="preserve"> (relation) </w:t>
+            </w:r>
+            <w:r>
+              <w:rPr>
+                <w:rFonts w:ascii="Vrinda" w:hAnsi="Vrinda" w:cs="Vrinda"/>
+              </w:rPr>
+              <w:t>ফাংশন</w:t>
+            </w:r>
+            <w:r>
+              <w:br/>
+            </w:r>
+            <w:r>
+              <w:br/>
+            </w:r>
+            <w:r>
+              <w:br/>
+              <w:t>Baseline 1D OCR failed due to mixed-script collisions (Latin math variables misclassified as Bengali gl</w:t>
+            </w:r>
+            <w:r>
+              <w:t>yphs), superscript destruction</w:t>
+            </w:r>
+            <w:bookmarkStart w:id="0" w:name="_GoBack"/>
+            <w:bookmarkEnd w:id="0"/>
+            <w:r>
+              <w:t>, and unmasked diagram text leaking into equations.</w:t>
             </w:r>
           </w:p>
         </w:tc>
@@ -3090,7 +4044,6 @@
       <w:pPr>
         <w:pStyle w:val="Heading2"/>
         <w:spacing w:before="240" w:after="100"/>
-        <w:rPr/>
       </w:pPr>
       <w:r>
         <w:rPr>
@@ -3098,14 +4051,13 @@
           <w:bCs/>
           <w:color w:val="1F3864"/>
         </w:rPr>
+        <w:lastRenderedPageBreak/>
         <w:t>Section 6 — The Plan for A3</w:t>
       </w:r>
     </w:p>
     <w:p>
       <w:pPr>
-        <w:pStyle w:val="Normal"/>
-        <w:spacing w:before="0" w:after="100"/>
-        <w:rPr/>
+        <w:spacing w:after="100"/>
       </w:pPr>
       <w:r>
         <w:rPr>
@@ -3115,29 +4067,34 @@
           <w:sz w:val="18"/>
           <w:szCs w:val="18"/>
         </w:rPr>
-        <w:t>What's left: turn the knowledge base into an answering agent, then evaluate it.</w:t>
+        <w:t xml:space="preserve">What's </w:t>
+      </w:r>
+      <w:r>
+        <w:rPr>
+          <w:i/>
+          <w:iCs/>
+          <w:color w:val="595959"/>
+          <w:sz w:val="18"/>
+          <w:szCs w:val="18"/>
+        </w:rPr>
+        <w:t>left: turn the knowledge base into an answering agent, then evaluate it.</w:t>
       </w:r>
     </w:p>
     <w:tbl>
       <w:tblPr>
         <w:tblW w:w="9360" w:type="dxa"/>
-        <w:jc w:val="left"/>
-        <w:tblInd w:w="0" w:type="dxa"/>
         <w:tblLayout w:type="fixed"/>
         <w:tblCellMar>
-          <w:top w:w="0" w:type="dxa"/>
           <w:left w:w="10" w:type="dxa"/>
-          <w:bottom w:w="0" w:type="dxa"/>
           <w:right w:w="10" w:type="dxa"/>
         </w:tblCellMar>
-        <w:tblLook w:val="04a0" w:noHBand="0" w:noVBand="1" w:firstColumn="1" w:lastRow="0" w:lastColumn="0" w:firstRow="1"/>
+        <w:tblLook w:val="04A0" w:firstRow="1" w:lastRow="0" w:firstColumn="1" w:lastColumn="0" w:noHBand="0" w:noVBand="1"/>
       </w:tblPr>
       <w:tblGrid>
         <w:gridCol w:w="3499"/>
-        <w:gridCol w:w="5860"/>
+        <w:gridCol w:w="5861"/>
       </w:tblGrid>
       <w:tr>
-        <w:trPr/>
         <w:tc>
           <w:tcPr>
             <w:tcW w:w="3499" w:type="dxa"/>
@@ -3147,13 +4104,11 @@
               <w:bottom w:val="single" w:sz="4" w:space="0" w:color="000000"/>
               <w:right w:val="single" w:sz="4" w:space="0" w:color="000000"/>
             </w:tcBorders>
-            <w:shd w:color="auto" w:fill="F2F2F2" w:val="clear"/>
-          </w:tcPr>
-          <w:p>
-            <w:pPr>
-              <w:pStyle w:val="Normal"/>
-              <w:spacing w:before="0" w:after="80"/>
-              <w:rPr/>
+            <w:shd w:val="clear" w:color="auto" w:fill="F2F2F2"/>
+          </w:tcPr>
+          <w:p>
+            <w:pPr>
+              <w:spacing w:after="80"/>
             </w:pPr>
             <w:r>
               <w:rPr>
@@ -3165,9 +4120,7 @@
           </w:p>
           <w:p>
             <w:pPr>
-              <w:pStyle w:val="Normal"/>
-              <w:spacing w:before="0" w:after="80"/>
-              <w:rPr/>
+              <w:spacing w:after="80"/>
             </w:pPr>
             <w:r>
               <w:rPr>
@@ -3181,13 +4134,11 @@
             </w:r>
           </w:p>
           <w:p>
-            <w:pPr>
-              <w:pStyle w:val="Normal"/>
-              <w:rPr/>
-            </w:pPr>
-            <w:r>
-              <w:rPr/>
-              <w:t>Carry the agent forward: in A3 it must do evidence-gated re-search (widen k on weak evidence, abstain at k_max) — the mandatory agentic behaviour, graded fail-closed in A3.</w:t>
+            <w:r>
+              <w:t>Carry the agent forward: in A3 it must</w:t>
+            </w:r>
+            <w:r>
+              <w:t xml:space="preserve"> do evidence-gated re-search (widen k on weak evidence, abstain at k_max) — the mandatory agentic behaviour, graded fail-closed in A3.</w:t>
             </w:r>
           </w:p>
         </w:tc>
@@ -3203,19 +4154,24 @@
           </w:tcPr>
           <w:p>
             <w:pPr>
-              <w:pStyle w:val="Normal"/>
-              <w:spacing w:before="0" w:after="80"/>
-              <w:rPr/>
-            </w:pPr>
-            <w:r>
-              <w:rPr/>
-              <w:t>Retrieval + rerank (dense retrieval now uses the Bangla-specialized shihab17/bangla-sentence-transformer embeddings; cross-encoder/ms-marco-MiniLM-L6-v2 is still named in configs/config.yaml as the optional reranker), the agent loop + tools (retrieve, rerank, read_page, enhance_page, extract, aggregate, cite, calculator, escalate_to_human), grounding with citations, guardrails/PII (PII redaction is already implemented at governance/pii.py), and the evaluation harness (grading_kit/tasks.jsonl + success_check.py). In A3 we should compare Bangla-SBERT retrieval against the MiniLM rollback baseline and tune weak_threshold if the new score scale differs. RL/RLVR only if we attempt the bonus tier.</w:t>
+              <w:spacing w:after="80"/>
+            </w:pPr>
+            <w:r>
+              <w:t>Retrieval + rerank (dense retrieval now uses the Bangla-specialized shihab17/bangla-sentence-transformer embeddings; cros</w:t>
+            </w:r>
+            <w:r>
+              <w:t>s-encoder/ms-marco-MiniLM-L6-v2 is still named in configs/config.yaml as the optional reranker), the agent loop + tools (retrieve, rerank, read_page, enhance_page, extract, aggregate, cite, calculator, escalate_to_human), grounding with citations, guardrai</w:t>
+            </w:r>
+            <w:r>
+              <w:t xml:space="preserve">ls/PII (PII redaction is already implemented at governance/pii.py), and the evaluation harness (grading_kit/tasks.jsonl + success_check.py). In A3 we should compare Bangla-SBERT retrieval against the MiniLM rollback baseline and tune weak_threshold if the </w:t>
+            </w:r>
+            <w:r>
+              <w:t>new score scale differs. RL/RLVR only if we attempt the bonus tier.</w:t>
             </w:r>
           </w:p>
         </w:tc>
       </w:tr>
       <w:tr>
-        <w:trPr/>
         <w:tc>
           <w:tcPr>
             <w:tcW w:w="3499" w:type="dxa"/>
@@ -3225,13 +4181,11 @@
               <w:bottom w:val="single" w:sz="4" w:space="0" w:color="000000"/>
               <w:right w:val="single" w:sz="4" w:space="0" w:color="000000"/>
             </w:tcBorders>
-            <w:shd w:color="auto" w:fill="F2F2F2" w:val="clear"/>
-          </w:tcPr>
-          <w:p>
-            <w:pPr>
-              <w:pStyle w:val="Normal"/>
-              <w:spacing w:before="0" w:after="80"/>
-              <w:rPr/>
+            <w:shd w:val="clear" w:color="auto" w:fill="F2F2F2"/>
+          </w:tcPr>
+          <w:p>
+            <w:pPr>
+              <w:spacing w:after="80"/>
             </w:pPr>
             <w:r>
               <w:rPr>
@@ -3243,9 +4197,7 @@
           </w:p>
           <w:p>
             <w:pPr>
-              <w:pStyle w:val="Normal"/>
-              <w:spacing w:before="0" w:after="80"/>
-              <w:rPr/>
+              <w:spacing w:after="80"/>
             </w:pPr>
             <w:r>
               <w:rPr>
@@ -3271,19 +4223,21 @@
           </w:tcPr>
           <w:p>
             <w:pPr>
-              <w:pStyle w:val="Normal"/>
-              <w:spacing w:before="0" w:after="80"/>
-              <w:rPr/>
-            </w:pPr>
-            <w:r>
-              <w:rPr/>
-              <w:t>We'll author grading_kit/tasks.jsonl against our two NCTB math textbooks: verifiable items (exact theorem names, numbered formula statements, example answers, page/chapter references) with a single checkable gold answer read from labelled heldout pages; judged items (why a proof step follows, summarize a section) scored by an LLM-judge rubric; and abstention cases (questions outside either book) to test the faithful baseline.</w:t>
+              <w:spacing w:after="80"/>
+            </w:pPr>
+            <w:r>
+              <w:t>We'll author gr</w:t>
+            </w:r>
+            <w:r>
+              <w:t>ading_kit/tasks.jsonl against our two NCTB math textbooks: verifiable items (exact theorem names, numbered formula statements, example answers, page/chapter references) with a single checkable gold answer read from labelled heldout pages; judged items (why</w:t>
+            </w:r>
+            <w:r>
+              <w:t xml:space="preserve"> a proof step follows, summarize a section) scored by an LLM-judge rubric; and abstention cases (questions outside either book) to test the faithful baseline.</w:t>
             </w:r>
           </w:p>
         </w:tc>
       </w:tr>
       <w:tr>
-        <w:trPr/>
         <w:tc>
           <w:tcPr>
             <w:tcW w:w="3499" w:type="dxa"/>
@@ -3293,13 +4247,11 @@
               <w:bottom w:val="single" w:sz="4" w:space="0" w:color="000000"/>
               <w:right w:val="single" w:sz="4" w:space="0" w:color="000000"/>
             </w:tcBorders>
-            <w:shd w:color="auto" w:fill="F2F2F2" w:val="clear"/>
-          </w:tcPr>
-          <w:p>
-            <w:pPr>
-              <w:pStyle w:val="Normal"/>
-              <w:spacing w:before="0" w:after="80"/>
-              <w:rPr/>
+            <w:shd w:val="clear" w:color="auto" w:fill="F2F2F2"/>
+          </w:tcPr>
+          <w:p>
+            <w:pPr>
+              <w:spacing w:after="80"/>
             </w:pPr>
             <w:r>
               <w:rPr>
@@ -3311,9 +4263,7 @@
           </w:p>
           <w:p>
             <w:pPr>
-              <w:pStyle w:val="Normal"/>
-              <w:spacing w:before="0" w:after="80"/>
-              <w:rPr/>
+              <w:spacing w:after="80"/>
             </w:pPr>
             <w:r>
               <w:rPr>
@@ -3339,13 +4289,19 @@
           </w:tcPr>
           <w:p>
             <w:pPr>
-              <w:pStyle w:val="Normal"/>
-              <w:spacing w:before="0" w:after="80"/>
-              <w:rPr/>
-            </w:pPr>
-            <w:r>
-              <w:rPr/>
-              <w:t>OCR/indexing quality on this corpus — Tesseract's ben+eng output is still noisy for dense math notation (mixed Bangla/Latin symbols, angle marks, multi-step numbered proofs), and the embedding model has now changed from MiniLM to a larger Bangla-specialized SentenceTransformer. If we do not rebuild and verify the index after this switch, retrieval in A3 may be evaluated on stale or sparse vectors no matter how good the agent loop is. First idea: get a clean, verified rebuild before starting A3, record embedding_model/embedding_dim/embedding_cache_dir from metadata.json, and add an assertion that chunk count roughly tracks page count so data-loss bugs fail loudly instead of silently.</w:t>
+              <w:spacing w:after="80"/>
+            </w:pPr>
+            <w:r>
+              <w:t>O</w:t>
+            </w:r>
+            <w:r>
+              <w:t>CR/indexing quality on this corpus — Tesseract's ben+eng output is still noisy for dense math notation (mixed Bangla/Latin symbols, angle marks, multi-step numbered proofs), and the embedding model has now changed from MiniLM to a larger Bangla-specialized</w:t>
+            </w:r>
+            <w:r>
+              <w:t xml:space="preserve"> SentenceTransformer. If we do not rebuild and verify the index after this switch, retrieval in A3 may be evaluated on stale or sparse vectors no matter how good the agent loop is. First idea: get a clean, verified rebuild before starting A3, record embedd</w:t>
+            </w:r>
+            <w:r>
+              <w:t>ing_model/embedding_dim/embedding_cache_dir from metadata.json, and add an assertion that chunk count roughly tracks page count so data-loss bugs fail loudly instead of silently.</w:t>
             </w:r>
           </w:p>
         </w:tc>
@@ -3355,7 +4311,6 @@
       <w:pPr>
         <w:pStyle w:val="Heading2"/>
         <w:spacing w:before="240" w:after="100"/>
-        <w:rPr/>
       </w:pPr>
       <w:r>
         <w:rPr>
@@ -3368,13 +4323,13 @@
     </w:p>
     <w:p>
       <w:pPr>
-        <w:pStyle w:val="Normal"/>
-        <w:spacing w:before="0" w:after="100"/>
-        <w:rPr/>
+        <w:spacing w:after="100"/>
       </w:pPr>
       <w:r>
-        <w:rPr/>
-        <w:t>Extend the eight-facet table to the stages you built (Stages 1–4). This is the graded design artifact (</w:t>
+        <w:t>Extend th</w:t>
+      </w:r>
+      <w:r>
+        <w:t>e eight-facet table to the stages you built (Stages 1–4). This is the graded design artifact (</w:t>
       </w:r>
       <w:r>
         <w:rPr>
@@ -3387,23 +4342,18 @@
         <w:t>configs/design_choices.md</w:t>
       </w:r>
       <w:r>
-        <w:rPr/>
         <w:t>).</w:t>
       </w:r>
     </w:p>
     <w:tbl>
       <w:tblPr>
         <w:tblW w:w="9360" w:type="dxa"/>
-        <w:jc w:val="left"/>
-        <w:tblInd w:w="0" w:type="dxa"/>
         <w:tblLayout w:type="fixed"/>
         <w:tblCellMar>
-          <w:top w:w="0" w:type="dxa"/>
           <w:left w:w="10" w:type="dxa"/>
-          <w:bottom w:w="0" w:type="dxa"/>
           <w:right w:w="10" w:type="dxa"/>
         </w:tblCellMar>
-        <w:tblLook w:val="04a0" w:noHBand="0" w:noVBand="1" w:firstColumn="1" w:lastRow="0" w:lastColumn="0" w:firstRow="1"/>
+        <w:tblLook w:val="04A0" w:firstRow="1" w:lastRow="0" w:firstColumn="1" w:lastColumn="0" w:noHBand="0" w:noVBand="1"/>
       </w:tblPr>
       <w:tblGrid>
         <w:gridCol w:w="2198"/>
@@ -3412,7 +4362,7 @@
       </w:tblGrid>
       <w:tr>
         <w:trPr>
-          <w:tblHeader w:val="true"/>
+          <w:tblHeader/>
         </w:trPr>
         <w:tc>
           <w:tcPr>
@@ -3423,13 +4373,11 @@
               <w:bottom w:val="single" w:sz="4" w:space="0" w:color="000000"/>
               <w:right w:val="single" w:sz="4" w:space="0" w:color="000000"/>
             </w:tcBorders>
-            <w:shd w:color="auto" w:fill="1F3864" w:val="clear"/>
-          </w:tcPr>
-          <w:p>
-            <w:pPr>
-              <w:pStyle w:val="Normal"/>
-              <w:spacing w:before="0" w:after="80"/>
-              <w:rPr/>
+            <w:shd w:val="clear" w:color="auto" w:fill="1F3864"/>
+          </w:tcPr>
+          <w:p>
+            <w:pPr>
+              <w:spacing w:after="80"/>
             </w:pPr>
             <w:r>
               <w:rPr>
@@ -3450,13 +4398,11 @@
               <w:bottom w:val="single" w:sz="4" w:space="0" w:color="000000"/>
               <w:right w:val="single" w:sz="4" w:space="0" w:color="000000"/>
             </w:tcBorders>
-            <w:shd w:color="auto" w:fill="1F3864" w:val="clear"/>
-          </w:tcPr>
-          <w:p>
-            <w:pPr>
-              <w:pStyle w:val="Normal"/>
-              <w:spacing w:before="0" w:after="80"/>
-              <w:rPr/>
+            <w:shd w:val="clear" w:color="auto" w:fill="1F3864"/>
+          </w:tcPr>
+          <w:p>
+            <w:pPr>
+              <w:spacing w:after="80"/>
             </w:pPr>
             <w:r>
               <w:rPr>
@@ -3477,13 +4423,11 @@
               <w:bottom w:val="single" w:sz="4" w:space="0" w:color="000000"/>
               <w:right w:val="single" w:sz="4" w:space="0" w:color="000000"/>
             </w:tcBorders>
-            <w:shd w:color="auto" w:fill="1F3864" w:val="clear"/>
-          </w:tcPr>
-          <w:p>
-            <w:pPr>
-              <w:pStyle w:val="Normal"/>
-              <w:spacing w:before="0" w:after="80"/>
-              <w:rPr/>
+            <w:shd w:val="clear" w:color="auto" w:fill="1F3864"/>
+          </w:tcPr>
+          <w:p>
+            <w:pPr>
+              <w:spacing w:after="80"/>
             </w:pPr>
             <w:r>
               <w:rPr>
@@ -3497,7 +4441,6 @@
         </w:tc>
       </w:tr>
       <w:tr>
-        <w:trPr/>
         <w:tc>
           <w:tcPr>
             <w:tcW w:w="2198" w:type="dxa"/>
@@ -3510,12 +4453,9 @@
           </w:tcPr>
           <w:p>
             <w:pPr>
-              <w:pStyle w:val="Normal"/>
-              <w:spacing w:before="0" w:after="80"/>
-              <w:rPr/>
-            </w:pPr>
-            <w:r>
-              <w:rPr/>
+              <w:spacing w:after="80"/>
+            </w:pPr>
+            <w:r>
               <w:t>Problem statement</w:t>
             </w:r>
           </w:p>
@@ -3532,13 +4472,20 @@
           </w:tcPr>
           <w:p>
             <w:pPr>
-              <w:pStyle w:val="Normal"/>
-              <w:spacing w:before="0" w:after="80"/>
-              <w:rPr/>
-            </w:pPr>
-            <w:r>
-              <w:rPr/>
-              <w:t>Turn 704 scanned pages of two Bangla NCTB math textbooks into a clean, retrievable knowledge base; success = the corpus is OCR'd and indexed well enough that a real query returns the right page (Section 5), building toward the course-wide groundedness ≥0.90 / citation ≥0.90 baseline and our ECE ≤0.05 primary NFR (graded in A3).</w:t>
+              <w:spacing w:after="80"/>
+            </w:pPr>
+            <w:r>
+              <w:t>Turn</w:t>
+            </w:r>
+            <w:r>
+              <w:t xml:space="preserve"> 704 scanned pages of two Bangla NCTB math textbooks into a clean, retrievable knowledge base; success = the corpus is OCR'd and indexed well enough that a real query returns the right page (Section 5), building toward the course-wide groundedness ≥0.90 / </w:t>
+            </w:r>
+            <w:r>
+              <w:t xml:space="preserve">citation ≥0.90 baseline and our ECE </w:t>
+            </w:r>
+            <w:r>
+              <w:lastRenderedPageBreak/>
+              <w:t>≤0.05 primary NFR (graded in A3).</w:t>
             </w:r>
           </w:p>
         </w:tc>
@@ -3554,19 +4501,19 @@
           </w:tcPr>
           <w:p>
             <w:pPr>
-              <w:pStyle w:val="Normal"/>
-              <w:spacing w:before="0" w:after="80"/>
-              <w:rPr/>
-            </w:pPr>
-            <w:r>
-              <w:rPr/>
-              <w:t>Fits our corpus because both books share a similar scanned layout (single column, printed, occasional geometry figures); costs us OCR quality (Bangla math notation is genuinely hard for any current OCR); would change if the primary NFR were latency/throughput instead of calibration.</w:t>
+              <w:spacing w:after="80"/>
+            </w:pPr>
+            <w:r>
+              <w:lastRenderedPageBreak/>
+              <w:t xml:space="preserve">Fits our corpus because both books share a similar scanned layout (single column, printed, occasional geometry figures); costs us OCR quality (Bangla math notation is genuinely hard for </w:t>
+            </w:r>
+            <w:r>
+              <w:t>any current OCR); would change if the primary NFR were latency/throughput instead of calibration.</w:t>
             </w:r>
           </w:p>
         </w:tc>
       </w:tr>
       <w:tr>
-        <w:trPr/>
         <w:tc>
           <w:tcPr>
             <w:tcW w:w="2198" w:type="dxa"/>
@@ -3579,12 +4526,10 @@
           </w:tcPr>
           <w:p>
             <w:pPr>
-              <w:pStyle w:val="Normal"/>
-              <w:spacing w:before="0" w:after="80"/>
-              <w:rPr/>
-            </w:pPr>
-            <w:r>
-              <w:rPr/>
+              <w:spacing w:after="80"/>
+            </w:pPr>
+            <w:r>
+              <w:lastRenderedPageBreak/>
               <w:t>Data</w:t>
             </w:r>
           </w:p>
@@ -3601,13 +4546,13 @@
           </w:tcPr>
           <w:p>
             <w:pPr>
-              <w:pStyle w:val="Normal"/>
-              <w:spacing w:before="0" w:after="80"/>
-              <w:rPr/>
-            </w:pPr>
-            <w:r>
-              <w:rPr/>
-              <w:t>Input: 704 raw page PNGs across 2 documents (higher_math 342p, math 362p), no labels used yet (all stages are classical or pretrained-only); split policy is per-document so no page from a held-out book leaks into training/eval.</w:t>
+              <w:spacing w:after="80"/>
+            </w:pPr>
+            <w:r>
+              <w:t>Input: 704 raw page PNGs across 2 documents (higher_math 342p, math 362p), no labels used yet (all stages are classical or pretrained-only); split polic</w:t>
+            </w:r>
+            <w:r>
+              <w:t>y is per-document so no page from a held-out book leaks into training/eval.</w:t>
             </w:r>
           </w:p>
         </w:tc>
@@ -3623,19 +4568,18 @@
           </w:tcPr>
           <w:p>
             <w:pPr>
-              <w:pStyle w:val="Normal"/>
-              <w:spacing w:before="0" w:after="80"/>
-              <w:rPr/>
-            </w:pPr>
-            <w:r>
-              <w:rPr/>
-              <w:t>Splitting by document (not page) avoids leakage per C3; costs us statistical power since we only have 2 documents to split across; would change if we added a 3rd source book, letting us hold one out entirely.</w:t>
+              <w:spacing w:after="80"/>
+            </w:pPr>
+            <w:r>
+              <w:t>Splitting by document (not page) avoids leakage per C3; costs us statistical power since we only have 2 documents to split across; would change if we added a 3rd source book, letti</w:t>
+            </w:r>
+            <w:r>
+              <w:t>ng us hold one out entirely.</w:t>
             </w:r>
           </w:p>
         </w:tc>
       </w:tr>
       <w:tr>
-        <w:trPr/>
         <w:tc>
           <w:tcPr>
             <w:tcW w:w="2198" w:type="dxa"/>
@@ -3648,12 +4592,9 @@
           </w:tcPr>
           <w:p>
             <w:pPr>
-              <w:pStyle w:val="Normal"/>
-              <w:spacing w:before="0" w:after="80"/>
-              <w:rPr/>
-            </w:pPr>
-            <w:r>
-              <w:rPr/>
+              <w:spacing w:after="80"/>
+            </w:pPr>
+            <w:r>
               <w:t>Model</w:t>
             </w:r>
           </w:p>
@@ -3670,13 +4611,13 @@
           </w:tcPr>
           <w:p>
             <w:pPr>
-              <w:pStyle w:val="Normal"/>
-              <w:spacing w:before="0" w:after="80"/>
-              <w:rPr/>
-            </w:pPr>
-            <w:r>
-              <w:rPr/>
-              <w:t>No trained models at Stages 1-2 (classical CV); Stage 3 = Tesseract (pretrained, off-the-shelf ben+eng); Stage 4 = shihab17/bangla-sentence-transformer (Bangla-specialized SentenceTransformer, expected 768-dim, used as-is) + FAISS IndexFlatIP. The previous all-MiniLM-L6-v2 384-dim baseline is retained as a commented rollback option in configs/config.yaml.</w:t>
+              <w:spacing w:after="80"/>
+            </w:pPr>
+            <w:r>
+              <w:t>No trained models at Stages 1-2 (classical CV); Stage 3 = Tesseract (pretrained, off-the-shelf ben+eng); Stage 4 = shihab17/bangla-sentence-transformer (Bangla-specialized SentenceTransformer, expected 768-dim, used as-i</w:t>
+            </w:r>
+            <w:r>
+              <w:t>s) + FAISS IndexFlatIP. The previous all-MiniLM-L6-v2 384-dim baseline is retained as a commented rollback option in configs/config.yaml.</w:t>
             </w:r>
           </w:p>
         </w:tc>
@@ -3692,19 +4633,21 @@
           </w:tcPr>
           <w:p>
             <w:pPr>
-              <w:pStyle w:val="Normal"/>
-              <w:spacing w:before="0" w:after="80"/>
-              <w:rPr/>
-            </w:pPr>
-            <w:r>
-              <w:rPr/>
-              <w:t>Chosen for zero-training-data cost while improving language fit: the Bangla-specialized sentence embedder should represent Bangla math textbook queries/chunks better than MiniLM, but it costs more CPU time and disk/cache space. This would change if timing is too slow, if MiniLM performs better in retrieval evidence, or if we later fine-tune a domain-specific embedder on labelled query-chunk pairs.</w:t>
+              <w:spacing w:after="80"/>
+            </w:pPr>
+            <w:r>
+              <w:t>Chosen for zero-training-data cost while improving language fit: the Bangla-specialized sentence embedder should repre</w:t>
+            </w:r>
+            <w:r>
+              <w:t>sent Bangla math textbook queries/chunks better than MiniLM, but it costs more CPU time and disk/cache space. This would change if timing is too slow, if MiniLM performs better in retrieval evidence, or if we later fine-tune a domain-specific embedder on l</w:t>
+            </w:r>
+            <w:r>
+              <w:t>abelled query-chunk pairs.</w:t>
             </w:r>
           </w:p>
         </w:tc>
       </w:tr>
       <w:tr>
-        <w:trPr/>
         <w:tc>
           <w:tcPr>
             <w:tcW w:w="2198" w:type="dxa"/>
@@ -3717,12 +4660,9 @@
           </w:tcPr>
           <w:p>
             <w:pPr>
-              <w:pStyle w:val="Normal"/>
-              <w:spacing w:before="0" w:after="80"/>
-              <w:rPr/>
-            </w:pPr>
-            <w:r>
-              <w:rPr/>
+              <w:spacing w:after="80"/>
+            </w:pPr>
+            <w:r>
               <w:t>Methods</w:t>
             </w:r>
           </w:p>
@@ -3739,13 +4679,13 @@
           </w:tcPr>
           <w:p>
             <w:pPr>
-              <w:pStyle w:val="Normal"/>
-              <w:spacing w:before="0" w:after="80"/>
-              <w:rPr/>
-            </w:pPr>
-            <w:r>
-              <w:rPr/>
-              <w:t>Inference-only throughout (no fine-tuning yet): deskew+denoise+adaptive-threshold, line-projection segmentation with 90°-rotation retry, Tesseract LSTM engine at psm=7, semantic-then-token-window chunking (256/32), Bangla SentenceTransformer encoding with normalized vectors, and cosine (via FAISS inner product) similarity search.</w:t>
+              <w:spacing w:after="80"/>
+            </w:pPr>
+            <w:r>
+              <w:t xml:space="preserve">Inference-only throughout (no fine-tuning yet): deskew+denoise+adaptive-threshold, line-projection segmentation with 90°-rotation retry, Tesseract LSTM engine at psm=7, semantic-then-token-window chunking (256/32), </w:t>
+            </w:r>
+            <w:r>
+              <w:t>Bangla SentenceTransformer encoding with normalized vectors, and cosine (via FAISS inner product) similarity search.</w:t>
             </w:r>
           </w:p>
         </w:tc>
@@ -3761,19 +4701,18 @@
           </w:tcPr>
           <w:p>
             <w:pPr>
-              <w:pStyle w:val="Normal"/>
-              <w:spacing w:before="0" w:after="80"/>
-              <w:rPr/>
-            </w:pPr>
-            <w:r>
-              <w:rPr/>
-              <w:t>Keeps the pipeline reproducible and fast to iterate on before committing to a fine-tuning run; costs precision on hard pages (multi-column, rotated, dense proofs); would change once we have enough labelled heldout pages to justify fine-tuning.</w:t>
+              <w:spacing w:after="80"/>
+            </w:pPr>
+            <w:r>
+              <w:t>Keeps the pipeline reproducible and fast to iterate on before committing to a fine-tuning run; costs precision on hard pages (multi-column,</w:t>
+            </w:r>
+            <w:r>
+              <w:t xml:space="preserve"> rotated, dense proofs); would change once we have enough labelled heldout pages to justify fine-tuning.</w:t>
             </w:r>
           </w:p>
         </w:tc>
       </w:tr>
       <w:tr>
-        <w:trPr/>
         <w:tc>
           <w:tcPr>
             <w:tcW w:w="2198" w:type="dxa"/>
@@ -3786,12 +4725,9 @@
           </w:tcPr>
           <w:p>
             <w:pPr>
-              <w:pStyle w:val="Normal"/>
-              <w:spacing w:before="0" w:after="80"/>
-              <w:rPr/>
-            </w:pPr>
-            <w:r>
-              <w:rPr/>
+              <w:spacing w:after="80"/>
+            </w:pPr>
+            <w:r>
               <w:t>Design</w:t>
             </w:r>
           </w:p>
@@ -3808,13 +4744,13 @@
           </w:tcPr>
           <w:p>
             <w:pPr>
-              <w:pStyle w:val="Normal"/>
-              <w:spacing w:before="0" w:after="80"/>
-              <w:rPr/>
-            </w:pPr>
-            <w:r>
-              <w:rPr/>
-              <w:t>Stages connect through fixed Pydantic contracts (Page -&gt; Region -&gt; Chunk) in contracts.py; pipeline.py enforces the stage order (ingest -&gt; preprocess -&gt; layout -&gt; ocr -&gt; chunk -&gt; embed -&gt; store) and is not touched by us.</w:t>
+              <w:spacing w:after="80"/>
+            </w:pPr>
+            <w:r>
+              <w:t>Stages connect through fixed Pydantic contracts (Page -&gt; Region -&gt; Chunk) in contracts.py; pipeline.py enforces the stage order (ingest -&gt; prep</w:t>
+            </w:r>
+            <w:r>
+              <w:t>rocess -&gt; layout -&gt; ocr -&gt; chunk -&gt; embed -&gt; store) and is not touched by us.</w:t>
             </w:r>
           </w:p>
         </w:tc>
@@ -3830,19 +4766,18 @@
           </w:tcPr>
           <w:p>
             <w:pPr>
-              <w:pStyle w:val="Normal"/>
-              <w:spacing w:before="0" w:after="80"/>
-              <w:rPr/>
-            </w:pPr>
-            <w:r>
-              <w:rPr/>
-              <w:t>Locked contracts mean any stage can be swapped independently (e.g. OCR backend is a one-line config change) without breaking downstream stages; the cost is the pipeline can't skip/reorder stages even when a shortcut would help.</w:t>
+              <w:spacing w:after="80"/>
+            </w:pPr>
+            <w:r>
+              <w:t>Locked contracts mean any stage can be swapped independently (e.g. OCR backend is a one-line config change) without breaking downstream stages; the cost is the pipeline can't ski</w:t>
+            </w:r>
+            <w:r>
+              <w:t>p/reorder stages even when a shortcut would help.</w:t>
             </w:r>
           </w:p>
         </w:tc>
       </w:tr>
       <w:tr>
-        <w:trPr/>
         <w:tc>
           <w:tcPr>
             <w:tcW w:w="2198" w:type="dxa"/>
@@ -3855,12 +4790,9 @@
           </w:tcPr>
           <w:p>
             <w:pPr>
-              <w:pStyle w:val="Normal"/>
-              <w:spacing w:before="0" w:after="80"/>
-              <w:rPr/>
-            </w:pPr>
-            <w:r>
-              <w:rPr/>
+              <w:spacing w:after="80"/>
+            </w:pPr>
+            <w:r>
               <w:t>Development</w:t>
             </w:r>
           </w:p>
@@ -3877,13 +4809,13 @@
           </w:tcPr>
           <w:p>
             <w:pPr>
-              <w:pStyle w:val="Normal"/>
-              <w:spacing w:before="0" w:after="80"/>
-              <w:rPr/>
-            </w:pPr>
-            <w:r>
-              <w:rPr/>
-              <w:t>Config-driven experimentation (configs/config.yaml) rather than code edits per run; the embedding model can be switched between Bangla-SBERT and the commented MiniLM baseline from config; layout has a debug-overlay mode (reports/figures/layout/) to visually inspect line-detection failures per page; git commit history documents the OCR backend and embedding-model comparisons as they happened.</w:t>
+              <w:spacing w:after="80"/>
+            </w:pPr>
+            <w:r>
+              <w:t>Config-driven experimentation (configs/config.yaml) rather than code edits per run; the embedding model can be switched between Bangla-SBERT and the commented MiniLM baseline from config; layou</w:t>
+            </w:r>
+            <w:r>
+              <w:t>t has a debug-overlay mode (reports/figures/layout/) to visually inspect line-detection failures per page; git commit history documents the OCR backend and embedding-model comparisons as they happened.</w:t>
             </w:r>
           </w:p>
         </w:tc>
@@ -3899,19 +4831,18 @@
           </w:tcPr>
           <w:p>
             <w:pPr>
-              <w:pStyle w:val="Normal"/>
-              <w:spacing w:before="0" w:after="80"/>
-              <w:rPr/>
-            </w:pPr>
-            <w:r>
-              <w:rPr/>
-              <w:t>Cheap to compare configurations without redeploying code; costs us formal experiment tracking (no W&amp;B yet) — currently just log inspection and commit messages; would change once Stage 7/8 (RL, LoRA) need proper run tracking.</w:t>
+              <w:spacing w:after="80"/>
+            </w:pPr>
+            <w:r>
+              <w:t>Cheap to compare configurations without redeploying co</w:t>
+            </w:r>
+            <w:r>
+              <w:t>de; costs us formal experiment tracking (no W&amp;B yet) — currently just log inspection and commit messages; would change once Stage 7/8 (RL, LoRA) need proper run tracking.</w:t>
             </w:r>
           </w:p>
         </w:tc>
       </w:tr>
       <w:tr>
-        <w:trPr/>
         <w:tc>
           <w:tcPr>
             <w:tcW w:w="2198" w:type="dxa"/>
@@ -3924,12 +4855,10 @@
           </w:tcPr>
           <w:p>
             <w:pPr>
-              <w:pStyle w:val="Normal"/>
-              <w:spacing w:before="0" w:after="80"/>
-              <w:rPr/>
-            </w:pPr>
-            <w:r>
-              <w:rPr/>
+              <w:spacing w:after="80"/>
+            </w:pPr>
+            <w:r>
+              <w:lastRenderedPageBreak/>
               <w:t>Deployment</w:t>
             </w:r>
           </w:p>
@@ -3946,13 +4875,13 @@
           </w:tcPr>
           <w:p>
             <w:pPr>
-              <w:pStyle w:val="Normal"/>
-              <w:spacing w:before="0" w:after="80"/>
-              <w:rPr/>
-            </w:pPr>
-            <w:r>
-              <w:rPr/>
-              <w:t>Runs as a local batch job (scripts/build_index.sh -&gt; scripts/run_index.py), CPU-only, single process, no serving yet.</w:t>
+              <w:spacing w:after="80"/>
+            </w:pPr>
+            <w:r>
+              <w:t>Runs as a local batch job (scripts/build_index.sh -&gt; scripts/run_index.py</w:t>
+            </w:r>
+            <w:r>
+              <w:t>), CPU-only, single process, no serving yet.</w:t>
             </w:r>
           </w:p>
         </w:tc>
@@ -3968,19 +4897,15 @@
           </w:tcPr>
           <w:p>
             <w:pPr>
-              <w:pStyle w:val="Normal"/>
-              <w:spacing w:before="0" w:after="80"/>
-              <w:rPr/>
-            </w:pPr>
-            <w:r>
-              <w:rPr/>
+              <w:spacing w:after="80"/>
+            </w:pPr>
+            <w:r>
               <w:t>Matches current scale and avoids GPU/infra cost during the build-KB milestone; would change once Stage 8 (serving) needs incremental/scheduled indexing rather than a one-shot rebuild.</w:t>
             </w:r>
           </w:p>
         </w:tc>
       </w:tr>
       <w:tr>
-        <w:trPr/>
         <w:tc>
           <w:tcPr>
             <w:tcW w:w="2198" w:type="dxa"/>
@@ -3993,12 +4918,9 @@
           </w:tcPr>
           <w:p>
             <w:pPr>
-              <w:pStyle w:val="Normal"/>
-              <w:spacing w:before="0" w:after="80"/>
-              <w:rPr/>
-            </w:pPr>
-            <w:r>
-              <w:rPr/>
+              <w:spacing w:after="80"/>
+            </w:pPr>
+            <w:r>
               <w:t>MLOps</w:t>
             </w:r>
           </w:p>
@@ -4015,13 +4937,16 @@
           </w:tcPr>
           <w:p>
             <w:pPr>
-              <w:pStyle w:val="Normal"/>
-              <w:spacing w:before="0" w:after="80"/>
-              <w:rPr/>
-            </w:pPr>
-            <w:r>
-              <w:rPr/>
-              <w:t>Corpus is not committed to git (291MB); scripts/get_data.sh re-fetches and validates against an expected image count (704) so the corpus is versioned by source, not by git diff. Large embedding model files are also not committed: SentenceTransformer/Hugging Face downloads are cached once per machine under data/interim/huggingface/hub (gitignored) via embed.model_cache_dir/HF_HOME. Nothing is monitored in production yet (no serving).</w:t>
+              <w:spacing w:after="80"/>
+            </w:pPr>
+            <w:r>
+              <w:t>Corpus is not commit</w:t>
+            </w:r>
+            <w:r>
+              <w:t>ted to git (291MB); scripts/get_data.sh re-fetches and validates against an expected image count (704) so the corpus is versioned by source, not by git diff. Large embedding model files are also not committed: SentenceTransformer/Hugging Face downloads are</w:t>
+            </w:r>
+            <w:r>
+              <w:t xml:space="preserve"> cached once per machine under data/interim/huggingface/hub (gitignored) via embed.model_cache_dir/HF_HOME. Nothing is monitored in production yet (no serving).</w:t>
             </w:r>
           </w:p>
         </w:tc>
@@ -4037,13 +4962,13 @@
           </w:tcPr>
           <w:p>
             <w:pPr>
-              <w:pStyle w:val="Normal"/>
-              <w:spacing w:before="0" w:after="80"/>
-              <w:rPr/>
-            </w:pPr>
-            <w:r>
-              <w:rPr/>
-              <w:t>Keeps the repo small and reproducible from a pinned source/cache contract; costs us if the corpus source or Hugging Face model revision changes without our noticing (no checksum/revision pinning yet). Would change once we deploy, adding drift/monitoring per mlops/monitor.py and pinning exact model revisions for stronger reproducibility.</w:t>
+              <w:spacing w:after="80"/>
+            </w:pPr>
+            <w:r>
+              <w:t>Keeps the repo small and reproducible from a pinned source/cache contract; costs us if the corp</w:t>
+            </w:r>
+            <w:r>
+              <w:t>us source or Hugging Face model revision changes without our noticing (no checksum/revision pinning yet). Would change once we deploy, adding drift/monitoring per mlops/monitor.py and pinning exact model revisions for stronger reproducibility.</w:t>
             </w:r>
           </w:p>
         </w:tc>
@@ -4053,7 +4978,6 @@
       <w:pPr>
         <w:pStyle w:val="Heading2"/>
         <w:spacing w:before="240" w:after="100"/>
-        <w:rPr/>
       </w:pPr>
       <w:r>
         <w:rPr>
@@ -4061,17 +4985,22 @@
           <w:bCs/>
           <w:color w:val="1F3864"/>
         </w:rPr>
-        <w:t>Section 8 — How We Worked With AI</w:t>
+        <w:t>Section 8 —</w:t>
+      </w:r>
+      <w:r>
+        <w:rPr>
+          <w:b/>
+          <w:bCs/>
+          <w:color w:val="1F3864"/>
+        </w:rPr>
+        <w:t xml:space="preserve"> How We Worked With AI</w:t>
       </w:r>
     </w:p>
     <w:p>
       <w:pPr>
-        <w:pStyle w:val="Normal"/>
-        <w:spacing w:before="0" w:after="100"/>
-        <w:rPr/>
+        <w:spacing w:after="100"/>
       </w:pPr>
       <w:r>
-        <w:rPr/>
         <w:t xml:space="preserve">One transcript per team member. Each member submits one plain-text file named exactly </w:t>
       </w:r>
       <w:r>
@@ -4085,31 +5014,26 @@
         <w:t>&lt;their student number&gt;.txt</w:t>
       </w:r>
       <w:r>
-        <w:rPr/>
         <w:t>, containing the full AI conversation behind the sections they led.</w:t>
       </w:r>
     </w:p>
     <w:tbl>
       <w:tblPr>
         <w:tblW w:w="9360" w:type="dxa"/>
-        <w:jc w:val="left"/>
-        <w:tblInd w:w="0" w:type="dxa"/>
         <w:tblLayout w:type="fixed"/>
         <w:tblCellMar>
-          <w:top w:w="0" w:type="dxa"/>
           <w:left w:w="10" w:type="dxa"/>
-          <w:bottom w:w="0" w:type="dxa"/>
           <w:right w:w="10" w:type="dxa"/>
         </w:tblCellMar>
-        <w:tblLook w:val="04a0" w:noHBand="0" w:noVBand="1" w:firstColumn="1" w:lastRow="0" w:lastColumn="0" w:firstRow="1"/>
+        <w:tblLook w:val="04A0" w:firstRow="1" w:lastRow="0" w:firstColumn="1" w:lastColumn="0" w:noHBand="0" w:noVBand="1"/>
       </w:tblPr>
       <w:tblGrid>
         <w:gridCol w:w="3399"/>
-        <w:gridCol w:w="5960"/>
+        <w:gridCol w:w="5961"/>
       </w:tblGrid>
       <w:tr>
         <w:trPr>
-          <w:tblHeader w:val="true"/>
+          <w:tblHeader/>
         </w:trPr>
         <w:tc>
           <w:tcPr>
@@ -4120,13 +5044,11 @@
               <w:bottom w:val="single" w:sz="4" w:space="0" w:color="000000"/>
               <w:right w:val="single" w:sz="4" w:space="0" w:color="000000"/>
             </w:tcBorders>
-            <w:shd w:color="auto" w:fill="1F3864" w:val="clear"/>
-          </w:tcPr>
-          <w:p>
-            <w:pPr>
-              <w:pStyle w:val="Normal"/>
-              <w:spacing w:before="0" w:after="80"/>
-              <w:rPr/>
+            <w:shd w:val="clear" w:color="auto" w:fill="1F3864"/>
+          </w:tcPr>
+          <w:p>
+            <w:pPr>
+              <w:spacing w:after="80"/>
             </w:pPr>
             <w:r>
               <w:rPr>
@@ -4147,13 +5069,11 @@
               <w:bottom w:val="single" w:sz="4" w:space="0" w:color="000000"/>
               <w:right w:val="single" w:sz="4" w:space="0" w:color="000000"/>
             </w:tcBorders>
-            <w:shd w:color="auto" w:fill="1F3864" w:val="clear"/>
-          </w:tcPr>
-          <w:p>
-            <w:pPr>
-              <w:pStyle w:val="Normal"/>
-              <w:spacing w:before="0" w:after="80"/>
-              <w:rPr/>
+            <w:shd w:val="clear" w:color="auto" w:fill="1F3864"/>
+          </w:tcPr>
+          <w:p>
+            <w:pPr>
+              <w:spacing w:after="80"/>
             </w:pPr>
             <w:r>
               <w:rPr>
@@ -4167,7 +5087,6 @@
         </w:tc>
       </w:tr>
       <w:tr>
-        <w:trPr/>
         <w:tc>
           <w:tcPr>
             <w:tcW w:w="3399" w:type="dxa"/>
@@ -4180,12 +5099,9 @@
           </w:tcPr>
           <w:p>
             <w:pPr>
-              <w:pStyle w:val="Normal"/>
-              <w:spacing w:before="0" w:after="80"/>
-              <w:rPr/>
-            </w:pPr>
-            <w:r>
-              <w:rPr/>
+              <w:spacing w:after="80"/>
+            </w:pPr>
+            <w:r>
               <w:t>Header</w:t>
             </w:r>
           </w:p>
@@ -4202,9 +5118,7 @@
           </w:tcPr>
           <w:p>
             <w:pPr>
-              <w:pStyle w:val="Normal"/>
-              <w:spacing w:before="0" w:after="80"/>
-              <w:rPr/>
+              <w:spacing w:after="80"/>
             </w:pPr>
             <w:r>
               <w:rPr>
@@ -4220,7 +5134,6 @@
         </w:tc>
       </w:tr>
       <w:tr>
-        <w:trPr/>
         <w:tc>
           <w:tcPr>
             <w:tcW w:w="3399" w:type="dxa"/>
@@ -4233,12 +5146,9 @@
           </w:tcPr>
           <w:p>
             <w:pPr>
-              <w:pStyle w:val="Normal"/>
-              <w:spacing w:before="0" w:after="80"/>
-              <w:rPr/>
-            </w:pPr>
-            <w:r>
-              <w:rPr/>
+              <w:spacing w:after="80"/>
+            </w:pPr>
+            <w:r>
               <w:t>The full conversation</w:t>
             </w:r>
           </w:p>
@@ -4255,9 +5165,7 @@
           </w:tcPr>
           <w:p>
             <w:pPr>
-              <w:pStyle w:val="Normal"/>
-              <w:spacing w:before="0" w:after="80"/>
-              <w:rPr/>
+              <w:spacing w:after="80"/>
             </w:pPr>
             <w:r>
               <w:rPr>
@@ -4273,7 +5181,6 @@
         </w:tc>
       </w:tr>
       <w:tr>
-        <w:trPr/>
         <w:tc>
           <w:tcPr>
             <w:tcW w:w="3399" w:type="dxa"/>
@@ -4286,12 +5193,9 @@
           </w:tcPr>
           <w:p>
             <w:pPr>
-              <w:pStyle w:val="Normal"/>
-              <w:spacing w:before="0" w:after="80"/>
-              <w:rPr/>
-            </w:pPr>
-            <w:r>
-              <w:rPr/>
+              <w:spacing w:after="80"/>
+            </w:pPr>
+            <w:r>
               <w:t>A short reflection</w:t>
             </w:r>
           </w:p>
@@ -4308,9 +5212,7 @@
           </w:tcPr>
           <w:p>
             <w:pPr>
-              <w:pStyle w:val="Normal"/>
-              <w:spacing w:before="0" w:after="80"/>
-              <w:rPr/>
+              <w:spacing w:after="80"/>
             </w:pPr>
             <w:r>
               <w:rPr>
@@ -4330,7 +5232,6 @@
       <w:pPr>
         <w:pStyle w:val="Heading2"/>
         <w:spacing w:before="240" w:after="100"/>
-        <w:rPr/>
       </w:pPr>
       <w:r>
         <w:rPr>
@@ -4343,12 +5244,9 @@
     </w:p>
     <w:p>
       <w:pPr>
-        <w:pStyle w:val="Normal"/>
-        <w:spacing w:before="0" w:after="100"/>
-        <w:rPr/>
+        <w:spacing w:after="100"/>
       </w:pPr>
       <w:r>
-        <w:rPr/>
         <w:t xml:space="preserve">The autograder enforces this exactly. ZIP named </w:t>
       </w:r>
       <w:r>
@@ -4362,31 +5260,26 @@
         <w:t>A2_&lt;your team id&gt;.zip</w:t>
       </w:r>
       <w:r>
-        <w:rPr/>
         <w:t>, containing:</w:t>
       </w:r>
     </w:p>
     <w:tbl>
       <w:tblPr>
         <w:tblW w:w="9360" w:type="dxa"/>
-        <w:jc w:val="left"/>
-        <w:tblInd w:w="0" w:type="dxa"/>
         <w:tblLayout w:type="fixed"/>
         <w:tblCellMar>
-          <w:top w:w="0" w:type="dxa"/>
           <w:left w:w="10" w:type="dxa"/>
-          <w:bottom w:w="0" w:type="dxa"/>
           <w:right w:w="10" w:type="dxa"/>
         </w:tblCellMar>
-        <w:tblLook w:val="04a0" w:noHBand="0" w:noVBand="1" w:firstColumn="1" w:lastRow="0" w:lastColumn="0" w:firstRow="1"/>
+        <w:tblLook w:val="04A0" w:firstRow="1" w:lastRow="0" w:firstColumn="1" w:lastColumn="0" w:noHBand="0" w:noVBand="1"/>
       </w:tblPr>
       <w:tblGrid>
         <w:gridCol w:w="3800"/>
-        <w:gridCol w:w="5559"/>
+        <w:gridCol w:w="5560"/>
       </w:tblGrid>
       <w:tr>
         <w:trPr>
-          <w:tblHeader w:val="true"/>
+          <w:tblHeader/>
         </w:trPr>
         <w:tc>
           <w:tcPr>
@@ -4397,13 +5290,11 @@
               <w:bottom w:val="single" w:sz="4" w:space="0" w:color="000000"/>
               <w:right w:val="single" w:sz="4" w:space="0" w:color="000000"/>
             </w:tcBorders>
-            <w:shd w:color="auto" w:fill="1F3864" w:val="clear"/>
-          </w:tcPr>
-          <w:p>
-            <w:pPr>
-              <w:pStyle w:val="Normal"/>
-              <w:spacing w:before="0" w:after="80"/>
-              <w:rPr/>
+            <w:shd w:val="clear" w:color="auto" w:fill="1F3864"/>
+          </w:tcPr>
+          <w:p>
+            <w:pPr>
+              <w:spacing w:after="80"/>
             </w:pPr>
             <w:r>
               <w:rPr>
@@ -4424,13 +5315,11 @@
               <w:bottom w:val="single" w:sz="4" w:space="0" w:color="000000"/>
               <w:right w:val="single" w:sz="4" w:space="0" w:color="000000"/>
             </w:tcBorders>
-            <w:shd w:color="auto" w:fill="1F3864" w:val="clear"/>
-          </w:tcPr>
-          <w:p>
-            <w:pPr>
-              <w:pStyle w:val="Normal"/>
-              <w:spacing w:before="0" w:after="80"/>
-              <w:rPr/>
+            <w:shd w:val="clear" w:color="auto" w:fill="1F3864"/>
+          </w:tcPr>
+          <w:p>
+            <w:pPr>
+              <w:spacing w:after="80"/>
             </w:pPr>
             <w:r>
               <w:rPr>
@@ -4444,7 +5333,6 @@
         </w:tc>
       </w:tr>
       <w:tr>
-        <w:trPr/>
         <w:tc>
           <w:tcPr>
             <w:tcW w:w="3800" w:type="dxa"/>
@@ -4457,12 +5345,9 @@
           </w:tcPr>
           <w:p>
             <w:pPr>
-              <w:pStyle w:val="Normal"/>
-              <w:spacing w:before="0" w:after="80"/>
-              <w:rPr/>
-            </w:pPr>
-            <w:r>
-              <w:rPr/>
+              <w:spacing w:after="80"/>
+            </w:pPr>
+            <w:r>
               <w:t>A2_form.docx</w:t>
             </w:r>
           </w:p>
@@ -4479,19 +5364,15 @@
           </w:tcPr>
           <w:p>
             <w:pPr>
-              <w:pStyle w:val="Normal"/>
-              <w:spacing w:before="0" w:after="80"/>
-              <w:rPr/>
-            </w:pPr>
-            <w:r>
-              <w:rPr/>
+              <w:spacing w:after="80"/>
+            </w:pPr>
+            <w:r>
               <w:t>this filled form</w:t>
             </w:r>
           </w:p>
         </w:tc>
       </w:tr>
       <w:tr>
-        <w:trPr/>
         <w:tc>
           <w:tcPr>
             <w:tcW w:w="3800" w:type="dxa"/>
@@ -4504,12 +5385,9 @@
           </w:tcPr>
           <w:p>
             <w:pPr>
-              <w:pStyle w:val="Normal"/>
-              <w:spacing w:before="0" w:after="80"/>
-              <w:rPr/>
-            </w:pPr>
-            <w:r>
-              <w:rPr/>
+              <w:spacing w:after="80"/>
+            </w:pPr>
+            <w:r>
               <w:t>src/doc_agent/  (ingest, vision, index)</w:t>
             </w:r>
           </w:p>
@@ -4526,19 +5404,15 @@
           </w:tcPr>
           <w:p>
             <w:pPr>
-              <w:pStyle w:val="Normal"/>
-              <w:spacing w:before="0" w:after="80"/>
-              <w:rPr/>
-            </w:pPr>
-            <w:r>
-              <w:rPr/>
+              <w:spacing w:after="80"/>
+            </w:pPr>
+            <w:r>
               <w:t>the implemented knowledge-base stages</w:t>
             </w:r>
           </w:p>
         </w:tc>
       </w:tr>
       <w:tr>
-        <w:trPr/>
         <w:tc>
           <w:tcPr>
             <w:tcW w:w="3800" w:type="dxa"/>
@@ -4551,12 +5425,9 @@
           </w:tcPr>
           <w:p>
             <w:pPr>
-              <w:pStyle w:val="Normal"/>
-              <w:spacing w:before="0" w:after="80"/>
-              <w:rPr/>
-            </w:pPr>
-            <w:r>
-              <w:rPr/>
+              <w:spacing w:after="80"/>
+            </w:pPr>
+            <w:r>
               <w:t>scripts/build_index.sh</w:t>
             </w:r>
           </w:p>
@@ -4573,19 +5444,18 @@
           </w:tcPr>
           <w:p>
             <w:pPr>
-              <w:pStyle w:val="Normal"/>
-              <w:spacing w:before="0" w:after="80"/>
-              <w:rPr/>
-            </w:pPr>
-            <w:r>
-              <w:rPr/>
-              <w:t>builds the vector index (edit the stub)</w:t>
+              <w:spacing w:after="80"/>
+            </w:pPr>
+            <w:r>
+              <w:t>builds the vector index</w:t>
+            </w:r>
+            <w:r>
+              <w:t xml:space="preserve"> (edit the stub)</w:t>
             </w:r>
           </w:p>
         </w:tc>
       </w:tr>
       <w:tr>
-        <w:trPr/>
         <w:tc>
           <w:tcPr>
             <w:tcW w:w="3800" w:type="dxa"/>
@@ -4598,12 +5468,9 @@
           </w:tcPr>
           <w:p>
             <w:pPr>
-              <w:pStyle w:val="Normal"/>
-              <w:spacing w:before="0" w:after="80"/>
-              <w:rPr/>
-            </w:pPr>
-            <w:r>
-              <w:rPr/>
+              <w:spacing w:after="80"/>
+            </w:pPr>
+            <w:r>
               <w:t>notebooks/kb_demo.ipynb</w:t>
             </w:r>
           </w:p>
@@ -4620,19 +5487,15 @@
           </w:tcPr>
           <w:p>
             <w:pPr>
-              <w:pStyle w:val="Normal"/>
-              <w:spacing w:before="0" w:after="80"/>
-              <w:rPr/>
-            </w:pPr>
-            <w:r>
-              <w:rPr/>
+              <w:spacing w:after="80"/>
+            </w:pPr>
+            <w:r>
               <w:t>OCR quality + one retrieval example (edit the stub)</w:t>
             </w:r>
           </w:p>
         </w:tc>
       </w:tr>
       <w:tr>
-        <w:trPr/>
         <w:tc>
           <w:tcPr>
             <w:tcW w:w="3800" w:type="dxa"/>
@@ -4645,12 +5508,9 @@
           </w:tcPr>
           <w:p>
             <w:pPr>
-              <w:pStyle w:val="Normal"/>
-              <w:spacing w:before="0" w:after="80"/>
-              <w:rPr/>
-            </w:pPr>
-            <w:r>
-              <w:rPr/>
+              <w:spacing w:after="80"/>
+            </w:pPr>
+            <w:r>
               <w:t>reports/pipeline_diagram.md</w:t>
             </w:r>
           </w:p>
@@ -4667,19 +5527,15 @@
           </w:tcPr>
           <w:p>
             <w:pPr>
-              <w:pStyle w:val="Normal"/>
-              <w:spacing w:before="0" w:after="80"/>
-              <w:rPr/>
-            </w:pPr>
-            <w:r>
-              <w:rPr/>
+              <w:spacing w:after="80"/>
+            </w:pPr>
+            <w:r>
               <w:t>a diagram of the knowledge-base pipeline (edit the stub)</w:t>
             </w:r>
           </w:p>
         </w:tc>
       </w:tr>
       <w:tr>
-        <w:trPr/>
         <w:tc>
           <w:tcPr>
             <w:tcW w:w="3800" w:type="dxa"/>
@@ -4692,12 +5548,9 @@
           </w:tcPr>
           <w:p>
             <w:pPr>
-              <w:pStyle w:val="Normal"/>
-              <w:spacing w:before="0" w:after="80"/>
-              <w:rPr/>
-            </w:pPr>
-            <w:r>
-              <w:rPr/>
+              <w:spacing w:after="80"/>
+            </w:pPr>
+            <w:r>
               <w:t>configs/design_choices.md</w:t>
             </w:r>
           </w:p>
@@ -4714,19 +5567,15 @@
           </w:tcPr>
           <w:p>
             <w:pPr>
-              <w:pStyle w:val="Normal"/>
-              <w:spacing w:before="0" w:after="80"/>
-              <w:rPr/>
-            </w:pPr>
-            <w:r>
-              <w:rPr/>
+              <w:spacing w:after="80"/>
+            </w:pPr>
+            <w:r>
               <w:t>updated with Stages 1–4</w:t>
             </w:r>
           </w:p>
         </w:tc>
       </w:tr>
       <w:tr>
-        <w:trPr/>
         <w:tc>
           <w:tcPr>
             <w:tcW w:w="3800" w:type="dxa"/>
@@ -4739,13 +5588,13 @@
           </w:tcPr>
           <w:p>
             <w:pPr>
-              <w:pStyle w:val="Normal"/>
-              <w:spacing w:before="0" w:after="80"/>
-              <w:rPr/>
-            </w:pPr>
-            <w:r>
-              <w:rPr/>
-              <w:t>transcripts/&lt;student number&gt;.txt  ×3</w:t>
+              <w:spacing w:after="80"/>
+            </w:pPr>
+            <w:r>
+              <w:t xml:space="preserve">transcripts/&lt;student </w:t>
+            </w:r>
+            <w:r>
+              <w:t>number&gt;.txt  ×3</w:t>
             </w:r>
           </w:p>
         </w:tc>
@@ -4761,12 +5610,9 @@
           </w:tcPr>
           <w:p>
             <w:pPr>
-              <w:pStyle w:val="Normal"/>
-              <w:spacing w:before="0" w:after="80"/>
-              <w:rPr/>
-            </w:pPr>
-            <w:r>
-              <w:rPr/>
+              <w:spacing w:after="80"/>
+            </w:pPr>
+            <w:r>
               <w:t>one AI-chat transcript per member</w:t>
             </w:r>
           </w:p>
@@ -4777,7 +5623,6 @@
       <w:pPr>
         <w:pStyle w:val="Heading2"/>
         <w:spacing w:before="240" w:after="100"/>
-        <w:rPr/>
       </w:pPr>
       <w:r>
         <w:rPr>
@@ -4791,23 +5636,18 @@
     <w:tbl>
       <w:tblPr>
         <w:tblW w:w="9360" w:type="dxa"/>
-        <w:jc w:val="left"/>
-        <w:tblInd w:w="0" w:type="dxa"/>
         <w:tblLayout w:type="fixed"/>
         <w:tblCellMar>
-          <w:top w:w="0" w:type="dxa"/>
           <w:left w:w="10" w:type="dxa"/>
-          <w:bottom w:w="0" w:type="dxa"/>
           <w:right w:w="10" w:type="dxa"/>
         </w:tblCellMar>
-        <w:tblLook w:val="04a0" w:noHBand="0" w:noVBand="1" w:firstColumn="1" w:lastRow="0" w:lastColumn="0" w:firstRow="1"/>
+        <w:tblLook w:val="04A0" w:firstRow="1" w:lastRow="0" w:firstColumn="1" w:lastColumn="0" w:noHBand="0" w:noVBand="1"/>
       </w:tblPr>
       <w:tblGrid>
-        <w:gridCol w:w="7359"/>
+        <w:gridCol w:w="7360"/>
         <w:gridCol w:w="2000"/>
       </w:tblGrid>
       <w:tr>
-        <w:trPr/>
         <w:tc>
           <w:tcPr>
             <w:tcW w:w="9359" w:type="dxa"/>
@@ -4818,30 +5658,27 @@
               <w:bottom w:val="single" w:sz="4" w:space="0" w:color="000000"/>
               <w:right w:val="single" w:sz="4" w:space="0" w:color="000000"/>
             </w:tcBorders>
-            <w:shd w:color="auto" w:fill="D9E1F2" w:val="clear"/>
-          </w:tcPr>
-          <w:p>
-            <w:pPr>
-              <w:pStyle w:val="Normal"/>
-              <w:spacing w:before="0" w:after="60"/>
-              <w:rPr/>
+            <w:shd w:val="clear" w:color="auto" w:fill="D9E1F2"/>
+          </w:tcPr>
+          <w:p>
+            <w:pPr>
+              <w:spacing w:after="60"/>
             </w:pPr>
             <w:r>
               <w:rPr>
                 <w:b/>
                 <w:bCs/>
               </w:rPr>
+              <w:lastRenderedPageBreak/>
               <w:t xml:space="preserve">Grounding gate: </w:t>
             </w:r>
             <w:r>
-              <w:rPr/>
               <w:t>every claim in the form must match your own code, index, and notebook outputs. Numbers with no notebook evidence score zero for that item.</w:t>
             </w:r>
           </w:p>
         </w:tc>
       </w:tr>
       <w:tr>
-        <w:trPr/>
         <w:tc>
           <w:tcPr>
             <w:tcW w:w="7359" w:type="dxa"/>
@@ -4851,13 +5688,11 @@
               <w:bottom w:val="single" w:sz="4" w:space="0" w:color="000000"/>
               <w:right w:val="single" w:sz="4" w:space="0" w:color="000000"/>
             </w:tcBorders>
-            <w:shd w:color="auto" w:fill="1F3864" w:val="clear"/>
-          </w:tcPr>
-          <w:p>
-            <w:pPr>
-              <w:pStyle w:val="Normal"/>
-              <w:spacing w:before="0" w:after="80"/>
-              <w:rPr/>
+            <w:shd w:val="clear" w:color="auto" w:fill="1F3864"/>
+          </w:tcPr>
+          <w:p>
+            <w:pPr>
+              <w:spacing w:after="80"/>
             </w:pPr>
             <w:r>
               <w:rPr>
@@ -4878,13 +5713,11 @@
               <w:bottom w:val="single" w:sz="4" w:space="0" w:color="000000"/>
               <w:right w:val="single" w:sz="4" w:space="0" w:color="000000"/>
             </w:tcBorders>
-            <w:shd w:color="auto" w:fill="1F3864" w:val="clear"/>
-          </w:tcPr>
-          <w:p>
-            <w:pPr>
-              <w:pStyle w:val="Normal"/>
-              <w:spacing w:before="0" w:after="80"/>
-              <w:rPr/>
+            <w:shd w:val="clear" w:color="auto" w:fill="1F3864"/>
+          </w:tcPr>
+          <w:p>
+            <w:pPr>
+              <w:spacing w:after="80"/>
             </w:pPr>
             <w:r>
               <w:rPr>
@@ -4898,7 +5731,6 @@
         </w:tc>
       </w:tr>
       <w:tr>
-        <w:trPr/>
         <w:tc>
           <w:tcPr>
             <w:tcW w:w="7359" w:type="dxa"/>
@@ -4911,12 +5743,9 @@
           </w:tcPr>
           <w:p>
             <w:pPr>
-              <w:pStyle w:val="Normal"/>
-              <w:spacing w:before="0" w:after="80"/>
-              <w:rPr/>
-            </w:pPr>
-            <w:r>
-              <w:rPr/>
+              <w:spacing w:after="80"/>
+            </w:pPr>
+            <w:r>
               <w:t>Section 1 — recap accurate and consistent with A1</w:t>
             </w:r>
           </w:p>
@@ -4933,19 +5762,15 @@
           </w:tcPr>
           <w:p>
             <w:pPr>
-              <w:pStyle w:val="Normal"/>
-              <w:spacing w:before="0" w:after="80"/>
-              <w:rPr/>
-            </w:pPr>
-            <w:r>
-              <w:rPr/>
+              <w:spacing w:after="80"/>
+            </w:pPr>
+            <w:r>
               <w:t>5</w:t>
             </w:r>
           </w:p>
         </w:tc>
       </w:tr>
       <w:tr>
-        <w:trPr/>
         <w:tc>
           <w:tcPr>
             <w:tcW w:w="7359" w:type="dxa"/>
@@ -4958,12 +5783,9 @@
           </w:tcPr>
           <w:p>
             <w:pPr>
-              <w:pStyle w:val="Normal"/>
-              <w:spacing w:before="0" w:after="80"/>
-              <w:rPr/>
-            </w:pPr>
-            <w:r>
-              <w:rPr/>
+              <w:spacing w:after="80"/>
+            </w:pPr>
+            <w:r>
               <w:t>Section 2 — structure and invariances identified correctly</w:t>
             </w:r>
           </w:p>
@@ -4980,19 +5802,15 @@
           </w:tcPr>
           <w:p>
             <w:pPr>
-              <w:pStyle w:val="Normal"/>
-              <w:spacing w:before="0" w:after="80"/>
-              <w:rPr/>
-            </w:pPr>
-            <w:r>
-              <w:rPr/>
+              <w:spacing w:after="80"/>
+            </w:pPr>
+            <w:r>
               <w:t>10</w:t>
             </w:r>
           </w:p>
         </w:tc>
       </w:tr>
       <w:tr>
-        <w:trPr/>
         <w:tc>
           <w:tcPr>
             <w:tcW w:w="7359" w:type="dxa"/>
@@ -5005,12 +5823,9 @@
           </w:tcPr>
           <w:p>
             <w:pPr>
-              <w:pStyle w:val="Normal"/>
-              <w:spacing w:before="0" w:after="80"/>
-              <w:rPr/>
-            </w:pPr>
-            <w:r>
-              <w:rPr/>
+              <w:spacing w:after="80"/>
+            </w:pPr>
+            <w:r>
               <w:t>Section 3 — options compared, with ≥1 reproduced published/pretrained method</w:t>
             </w:r>
           </w:p>
@@ -5027,19 +5842,15 @@
           </w:tcPr>
           <w:p>
             <w:pPr>
-              <w:pStyle w:val="Normal"/>
-              <w:spacing w:before="0" w:after="80"/>
-              <w:rPr/>
-            </w:pPr>
-            <w:r>
-              <w:rPr/>
+              <w:spacing w:after="80"/>
+            </w:pPr>
+            <w:r>
               <w:t>20</w:t>
             </w:r>
           </w:p>
         </w:tc>
       </w:tr>
       <w:tr>
-        <w:trPr/>
         <w:tc>
           <w:tcPr>
             <w:tcW w:w="7359" w:type="dxa"/>
@@ -5052,13 +5863,13 @@
           </w:tcPr>
           <w:p>
             <w:pPr>
-              <w:pStyle w:val="Normal"/>
-              <w:spacing w:before="0" w:after="80"/>
-              <w:rPr/>
-            </w:pPr>
-            <w:r>
-              <w:rPr/>
-              <w:t>Section 4 — knowledge base built; models and parameters justified</w:t>
+              <w:spacing w:after="80"/>
+            </w:pPr>
+            <w:r>
+              <w:t>Section 4 — knowledge base built; models and parame</w:t>
+            </w:r>
+            <w:r>
+              <w:t>ters justified</w:t>
             </w:r>
           </w:p>
         </w:tc>
@@ -5074,19 +5885,15 @@
           </w:tcPr>
           <w:p>
             <w:pPr>
-              <w:pStyle w:val="Normal"/>
-              <w:spacing w:before="0" w:after="80"/>
-              <w:rPr/>
-            </w:pPr>
-            <w:r>
-              <w:rPr/>
+              <w:spacing w:after="80"/>
+            </w:pPr>
+            <w:r>
               <w:t>20</w:t>
             </w:r>
           </w:p>
         </w:tc>
       </w:tr>
       <w:tr>
-        <w:trPr/>
         <w:tc>
           <w:tcPr>
             <w:tcW w:w="7359" w:type="dxa"/>
@@ -5099,12 +5906,9 @@
           </w:tcPr>
           <w:p>
             <w:pPr>
-              <w:pStyle w:val="Normal"/>
-              <w:spacing w:before="0" w:after="80"/>
-              <w:rPr/>
-            </w:pPr>
-            <w:r>
-              <w:rPr/>
+              <w:spacing w:after="80"/>
+            </w:pPr>
+            <w:r>
               <w:t>Section 5 — real evidence: OCR quality + a working retrieval</w:t>
             </w:r>
           </w:p>
@@ -5121,19 +5925,15 @@
           </w:tcPr>
           <w:p>
             <w:pPr>
-              <w:pStyle w:val="Normal"/>
-              <w:spacing w:before="0" w:after="80"/>
-              <w:rPr/>
-            </w:pPr>
-            <w:r>
-              <w:rPr/>
+              <w:spacing w:after="80"/>
+            </w:pPr>
+            <w:r>
               <w:t>25</w:t>
             </w:r>
           </w:p>
         </w:tc>
       </w:tr>
       <w:tr>
-        <w:trPr/>
         <w:tc>
           <w:tcPr>
             <w:tcW w:w="7359" w:type="dxa"/>
@@ -5146,12 +5946,9 @@
           </w:tcPr>
           <w:p>
             <w:pPr>
-              <w:pStyle w:val="Normal"/>
-              <w:spacing w:before="0" w:after="80"/>
-              <w:rPr/>
-            </w:pPr>
-            <w:r>
-              <w:rPr/>
+              <w:spacing w:after="80"/>
+            </w:pPr>
+            <w:r>
               <w:t>Section 6 — a concrete, sensible plan for A3</w:t>
             </w:r>
           </w:p>
@@ -5168,19 +5965,15 @@
           </w:tcPr>
           <w:p>
             <w:pPr>
-              <w:pStyle w:val="Normal"/>
-              <w:spacing w:before="0" w:after="80"/>
-              <w:rPr/>
-            </w:pPr>
-            <w:r>
-              <w:rPr/>
+              <w:spacing w:after="80"/>
+            </w:pPr>
+            <w:r>
               <w:t>5</w:t>
             </w:r>
           </w:p>
         </w:tc>
       </w:tr>
       <w:tr>
-        <w:trPr/>
         <w:tc>
           <w:tcPr>
             <w:tcW w:w="7359" w:type="dxa"/>
@@ -5193,12 +5986,9 @@
           </w:tcPr>
           <w:p>
             <w:pPr>
-              <w:pStyle w:val="Normal"/>
-              <w:spacing w:before="0" w:after="80"/>
-              <w:rPr/>
-            </w:pPr>
-            <w:r>
-              <w:rPr/>
+              <w:spacing w:after="80"/>
+            </w:pPr>
+            <w:r>
               <w:t>Section 7 — eight-facet design table for Stages 1–4</w:t>
             </w:r>
           </w:p>
@@ -5215,19 +6005,15 @@
           </w:tcPr>
           <w:p>
             <w:pPr>
-              <w:pStyle w:val="Normal"/>
-              <w:spacing w:before="0" w:after="80"/>
-              <w:rPr/>
-            </w:pPr>
-            <w:r>
-              <w:rPr/>
+              <w:spacing w:after="80"/>
+            </w:pPr>
+            <w:r>
               <w:t>10</w:t>
             </w:r>
           </w:p>
         </w:tc>
       </w:tr>
       <w:tr>
-        <w:trPr/>
         <w:tc>
           <w:tcPr>
             <w:tcW w:w="7359" w:type="dxa"/>
@@ -5240,12 +6026,9 @@
           </w:tcPr>
           <w:p>
             <w:pPr>
-              <w:pStyle w:val="Normal"/>
-              <w:spacing w:before="0" w:after="80"/>
-              <w:rPr/>
-            </w:pPr>
-            <w:r>
-              <w:rPr/>
+              <w:spacing w:after="80"/>
+            </w:pPr>
+            <w:r>
               <w:t>Section 8 + submission structure correct</w:t>
             </w:r>
           </w:p>
@@ -5262,46 +6045,33 @@
           </w:tcPr>
           <w:p>
             <w:pPr>
-              <w:pStyle w:val="Normal"/>
-              <w:spacing w:before="0" w:after="80"/>
-              <w:rPr/>
-            </w:pPr>
-            <w:r>
-              <w:rPr/>
+              <w:spacing w:after="80"/>
+            </w:pPr>
+            <w:r>
               <w:t>5</w:t>
             </w:r>
           </w:p>
         </w:tc>
       </w:tr>
     </w:tbl>
-    <w:p>
-      <w:pPr>
-        <w:pStyle w:val="Normal"/>
-        <w:rPr/>
-      </w:pPr>
-      <w:r>
-        <w:rPr/>
-      </w:r>
-    </w:p>
+    <w:p/>
     <w:sectPr>
-      <w:type w:val="nextPage"/>
       <w:pgSz w:w="12240" w:h="15840"/>
-      <w:pgMar w:left="1440" w:right="1440" w:gutter="0" w:header="0" w:top="1440" w:footer="0" w:bottom="1440"/>
-      <w:pgNumType w:fmt="decimal"/>
-      <w:formProt w:val="false"/>
-      <w:textDirection w:val="lrTb"/>
-      <w:docGrid w:type="default" w:linePitch="360" w:charSpace="5938"/>
+      <w:pgMar w:top="1440" w:right="1440" w:bottom="1440" w:left="1440" w:header="0" w:footer="0" w:gutter="0"/>
+      <w:cols w:space="720"/>
+      <w:formProt w:val="0"/>
+      <w:docGrid w:linePitch="360" w:charSpace="5938"/>
     </w:sectPr>
   </w:body>
 </w:document>
 </file>
 
 <file path=word/styles.xml><?xml version="1.0" encoding="utf-8"?>
-<w:styles xmlns:w="http://schemas.openxmlformats.org/wordprocessingml/2006/main" xmlns:w14="http://schemas.microsoft.com/office/word/2010/wordml" xmlns:mc="http://schemas.openxmlformats.org/markup-compatibility/2006" mc:Ignorable="w14">
+<w:styles xmlns:mc="http://schemas.openxmlformats.org/markup-compatibility/2006" xmlns:r="http://schemas.openxmlformats.org/officeDocument/2006/relationships" xmlns:w="http://schemas.openxmlformats.org/wordprocessingml/2006/main" xmlns:w14="http://schemas.microsoft.com/office/word/2010/wordml" mc:Ignorable="w14">
   <w:docDefaults>
     <w:rPrDefault>
       <w:rPr>
-        <w:rFonts w:ascii="Calibri" w:hAnsi="Calibri" w:eastAsia="Calibri" w:cs="Calibri"/>
+        <w:rFonts w:ascii="Calibri" w:eastAsia="Calibri" w:hAnsi="Calibri" w:cs="Calibri"/>
         <w:sz w:val="21"/>
         <w:szCs w:val="21"/>
         <w:lang w:val="en-US" w:eastAsia="en-US" w:bidi="ar-SA"/>
@@ -5309,550 +6079,262 @@
     </w:rPrDefault>
     <w:pPrDefault>
       <w:pPr>
-        <w:suppressAutoHyphens w:val="true"/>
+        <w:suppressAutoHyphens/>
       </w:pPr>
     </w:pPrDefault>
   </w:docDefaults>
-  <w:latentStyles w:defLockedState="0" w:defUIPriority="99" w:defSemiHidden="0" w:defUnhideWhenUsed="0" w:defQFormat="0" w:count="376">
-    <w:lsdException w:name="Normal" w:uiPriority="0" w:qFormat="1"/>
-    <w:lsdException w:name="heading 1" w:uiPriority="9" w:qFormat="1"/>
-    <w:lsdException w:name="heading 2" w:uiPriority="9" w:semiHidden="1" w:unhideWhenUsed="1" w:qFormat="1"/>
-    <w:lsdException w:name="heading 3" w:uiPriority="9" w:semiHidden="1" w:unhideWhenUsed="1" w:qFormat="1"/>
-    <w:lsdException w:name="heading 4" w:uiPriority="9" w:semiHidden="1" w:unhideWhenUsed="1" w:qFormat="1"/>
-    <w:lsdException w:name="heading 5" w:uiPriority="9" w:semiHidden="1" w:unhideWhenUsed="1" w:qFormat="1"/>
-    <w:lsdException w:name="heading 6" w:uiPriority="9" w:semiHidden="1" w:unhideWhenUsed="1" w:qFormat="1"/>
-    <w:lsdException w:name="heading 7" w:uiPriority="9" w:semiHidden="1" w:unhideWhenUsed="1" w:qFormat="1"/>
-    <w:lsdException w:name="heading 8" w:uiPriority="9" w:semiHidden="1" w:unhideWhenUsed="1" w:qFormat="1"/>
-    <w:lsdException w:name="heading 9" w:uiPriority="9" w:semiHidden="1" w:unhideWhenUsed="1" w:qFormat="1"/>
-    <w:lsdException w:name="index 1" w:semiHidden="1" w:unhideWhenUsed="1"/>
-    <w:lsdException w:name="index 2" w:semiHidden="1" w:unhideWhenUsed="1"/>
-    <w:lsdException w:name="index 3" w:semiHidden="1" w:unhideWhenUsed="1"/>
-    <w:lsdException w:name="index 4" w:semiHidden="1" w:unhideWhenUsed="1"/>
-    <w:lsdException w:name="index 5" w:semiHidden="1" w:unhideWhenUsed="1"/>
-    <w:lsdException w:name="index 6" w:semiHidden="1" w:unhideWhenUsed="1"/>
-    <w:lsdException w:name="index 7" w:semiHidden="1" w:unhideWhenUsed="1"/>
-    <w:lsdException w:name="index 8" w:semiHidden="1" w:unhideWhenUsed="1"/>
-    <w:lsdException w:name="index 9" w:semiHidden="1" w:unhideWhenUsed="1"/>
-    <w:lsdException w:name="toc 1" w:uiPriority="39" w:semiHidden="1" w:unhideWhenUsed="1"/>
-    <w:lsdException w:name="toc 2" w:uiPriority="39" w:semiHidden="1" w:unhideWhenUsed="1"/>
-    <w:lsdException w:name="toc 3" w:uiPriority="39" w:semiHidden="1" w:unhideWhenUsed="1"/>
-    <w:lsdException w:name="toc 4" w:uiPriority="39" w:semiHidden="1" w:unhideWhenUsed="1"/>
-    <w:lsdException w:name="toc 5" w:uiPriority="39" w:semiHidden="1" w:unhideWhenUsed="1"/>
-    <w:lsdException w:name="toc 6" w:uiPriority="39" w:semiHidden="1" w:unhideWhenUsed="1"/>
-    <w:lsdException w:name="toc 7" w:uiPriority="39" w:semiHidden="1" w:unhideWhenUsed="1"/>
-    <w:lsdException w:name="toc 8" w:uiPriority="39" w:semiHidden="1" w:unhideWhenUsed="1"/>
-    <w:lsdException w:name="toc 9" w:uiPriority="39" w:semiHidden="1" w:unhideWhenUsed="1"/>
-    <w:lsdException w:name="Normal Indent" w:semiHidden="1" w:unhideWhenUsed="1"/>
-    <w:lsdException w:name="footnote text" w:semiHidden="1" w:unhideWhenUsed="1"/>
-    <w:lsdException w:name="annotation text" w:semiHidden="1" w:unhideWhenUsed="1"/>
-    <w:lsdException w:name="header" w:semiHidden="1" w:unhideWhenUsed="1"/>
-    <w:lsdException w:name="footer" w:semiHidden="1" w:unhideWhenUsed="1"/>
-    <w:lsdException w:name="index heading" w:semiHidden="1" w:unhideWhenUsed="1"/>
-    <w:lsdException w:name="caption" w:uiPriority="35" w:semiHidden="1" w:unhideWhenUsed="1" w:qFormat="1"/>
-    <w:lsdException w:name="table of figures" w:semiHidden="1" w:unhideWhenUsed="1"/>
-    <w:lsdException w:name="envelope address" w:semiHidden="1" w:unhideWhenUsed="1"/>
-    <w:lsdException w:name="envelope return" w:semiHidden="1" w:unhideWhenUsed="1"/>
-    <w:lsdException w:name="footnote reference" w:semiHidden="1" w:unhideWhenUsed="1"/>
-    <w:lsdException w:name="annotation reference" w:semiHidden="1" w:unhideWhenUsed="1"/>
-    <w:lsdException w:name="line number" w:semiHidden="1" w:unhideWhenUsed="1"/>
-    <w:lsdException w:name="page number" w:semiHidden="1" w:unhideWhenUsed="1"/>
-    <w:lsdException w:name="endnote reference" w:semiHidden="1" w:unhideWhenUsed="1"/>
-    <w:lsdException w:name="endnote text" w:semiHidden="1" w:unhideWhenUsed="1"/>
-    <w:lsdException w:name="table of authorities" w:semiHidden="1" w:unhideWhenUsed="1"/>
-    <w:lsdException w:name="macro" w:semiHidden="1" w:unhideWhenUsed="1"/>
-    <w:lsdException w:name="toa heading" w:semiHidden="1" w:unhideWhenUsed="1"/>
-    <w:lsdException w:name="List" w:semiHidden="1" w:unhideWhenUsed="1"/>
-    <w:lsdException w:name="List Bullet" w:semiHidden="1" w:unhideWhenUsed="1"/>
-    <w:lsdException w:name="List Number" w:semiHidden="1" w:unhideWhenUsed="1"/>
-    <w:lsdException w:name="List 2" w:semiHidden="1" w:unhideWhenUsed="1"/>
-    <w:lsdException w:name="List 3" w:semiHidden="1" w:unhideWhenUsed="1"/>
-    <w:lsdException w:name="List 4" w:semiHidden="1" w:unhideWhenUsed="1"/>
-    <w:lsdException w:name="List 5" w:semiHidden="1" w:unhideWhenUsed="1"/>
-    <w:lsdException w:name="List Bullet 2" w:semiHidden="1" w:unhideWhenUsed="1"/>
-    <w:lsdException w:name="List Bullet 3" w:semiHidden="1" w:unhideWhenUsed="1"/>
-    <w:lsdException w:name="List Bullet 4" w:semiHidden="1" w:unhideWhenUsed="1"/>
-    <w:lsdException w:name="List Bullet 5" w:semiHidden="1" w:unhideWhenUsed="1"/>
-    <w:lsdException w:name="List Number 2" w:semiHidden="1" w:unhideWhenUsed="1"/>
-    <w:lsdException w:name="List Number 3" w:semiHidden="1" w:unhideWhenUsed="1"/>
-    <w:lsdException w:name="List Number 4" w:semiHidden="1" w:unhideWhenUsed="1"/>
-    <w:lsdException w:name="List Number 5" w:semiHidden="1" w:unhideWhenUsed="1"/>
-    <w:lsdException w:name="Title" w:uiPriority="10" w:qFormat="1"/>
-    <w:lsdException w:name="Closing" w:semiHidden="1" w:unhideWhenUsed="1"/>
-    <w:lsdException w:name="Signature" w:semiHidden="1" w:unhideWhenUsed="1"/>
-    <w:lsdException w:name="Default Paragraph Font" w:uiPriority="1" w:semiHidden="1" w:unhideWhenUsed="1"/>
-    <w:lsdException w:name="Body Text" w:semiHidden="1" w:unhideWhenUsed="1"/>
-    <w:lsdException w:name="Body Text Indent" w:semiHidden="1" w:unhideWhenUsed="1"/>
-    <w:lsdException w:name="List Continue" w:semiHidden="1" w:unhideWhenUsed="1"/>
-    <w:lsdException w:name="List Continue 2" w:semiHidden="1" w:unhideWhenUsed="1"/>
-    <w:lsdException w:name="List Continue 3" w:semiHidden="1" w:unhideWhenUsed="1"/>
-    <w:lsdException w:name="List Continue 4" w:semiHidden="1" w:unhideWhenUsed="1"/>
-    <w:lsdException w:name="List Continue 5" w:semiHidden="1" w:unhideWhenUsed="1"/>
-    <w:lsdException w:name="Message Header" w:semiHidden="1" w:unhideWhenUsed="1"/>
-    <w:lsdException w:name="Subtitle" w:uiPriority="11" w:qFormat="1"/>
-    <w:lsdException w:name="Salutation" w:semiHidden="1" w:unhideWhenUsed="1"/>
-    <w:lsdException w:name="Date" w:semiHidden="1" w:unhideWhenUsed="1"/>
-    <w:lsdException w:name="Body Text First Indent" w:semiHidden="1" w:unhideWhenUsed="1"/>
-    <w:lsdException w:name="Body Text First Indent 2" w:semiHidden="1" w:unhideWhenUsed="1"/>
-    <w:lsdException w:name="Note Heading" w:semiHidden="1" w:unhideWhenUsed="1"/>
-    <w:lsdException w:name="Body Text 2" w:semiHidden="1" w:unhideWhenUsed="1"/>
-    <w:lsdException w:name="Body Text 3" w:semiHidden="1" w:unhideWhenUsed="1"/>
-    <w:lsdException w:name="Body Text Indent 2" w:semiHidden="1" w:unhideWhenUsed="1"/>
-    <w:lsdException w:name="Body Text Indent 3" w:semiHidden="1" w:unhideWhenUsed="1"/>
-    <w:lsdException w:name="Block Text" w:semiHidden="1" w:unhideWhenUsed="1"/>
-    <w:lsdException w:name="Hyperlink" w:semiHidden="1" w:unhideWhenUsed="1"/>
-    <w:lsdException w:name="FollowedHyperlink" w:semiHidden="1" w:unhideWhenUsed="1"/>
-    <w:lsdException w:name="Strong" w:uiPriority="22" w:qFormat="1"/>
-    <w:lsdException w:name="Emphasis" w:uiPriority="20" w:qFormat="1"/>
-    <w:lsdException w:name="Document Map" w:semiHidden="1" w:unhideWhenUsed="1"/>
-    <w:lsdException w:name="Plain Text" w:semiHidden="1" w:unhideWhenUsed="1"/>
-    <w:lsdException w:name="E-mail Signature" w:semiHidden="1" w:unhideWhenUsed="1"/>
-    <w:lsdException w:name="HTML Top of Form" w:semiHidden="1" w:unhideWhenUsed="1"/>
-    <w:lsdException w:name="HTML Bottom of Form" w:semiHidden="1" w:unhideWhenUsed="1"/>
-    <w:lsdException w:name="Normal (Web)" w:semiHidden="1" w:unhideWhenUsed="1"/>
-    <w:lsdException w:name="HTML Acronym" w:semiHidden="1" w:unhideWhenUsed="1"/>
-    <w:lsdException w:name="HTML Address" w:semiHidden="1" w:unhideWhenUsed="1"/>
-    <w:lsdException w:name="HTML Cite" w:semiHidden="1" w:unhideWhenUsed="1"/>
-    <w:lsdException w:name="HTML Code" w:semiHidden="1" w:unhideWhenUsed="1"/>
-    <w:lsdException w:name="HTML Definition" w:semiHidden="1" w:unhideWhenUsed="1"/>
-    <w:lsdException w:name="HTML Keyboard" w:semiHidden="1" w:unhideWhenUsed="1"/>
-    <w:lsdException w:name="HTML Preformatted" w:semiHidden="1" w:unhideWhenUsed="1"/>
-    <w:lsdException w:name="HTML Sample" w:semiHidden="1" w:unhideWhenUsed="1"/>
-    <w:lsdException w:name="HTML Typewriter" w:semiHidden="1" w:unhideWhenUsed="1"/>
-    <w:lsdException w:name="HTML Variable" w:semiHidden="1" w:unhideWhenUsed="1"/>
-    <w:lsdException w:name="Normal Table" w:semiHidden="1" w:unhideWhenUsed="1"/>
-    <w:lsdException w:name="annotation subject" w:semiHidden="1" w:unhideWhenUsed="1"/>
-    <w:lsdException w:name="No List" w:semiHidden="1" w:unhideWhenUsed="1"/>
-    <w:lsdException w:name="Outline List 1" w:semiHidden="1" w:unhideWhenUsed="1"/>
-    <w:lsdException w:name="Outline List 2" w:semiHidden="1" w:unhideWhenUsed="1"/>
-    <w:lsdException w:name="Outline List 3" w:semiHidden="1" w:unhideWhenUsed="1"/>
-    <w:lsdException w:name="Table Simple 1" w:semiHidden="1" w:unhideWhenUsed="1"/>
-    <w:lsdException w:name="Table Simple 2" w:semiHidden="1" w:unhideWhenUsed="1"/>
-    <w:lsdException w:name="Table Simple 3" w:semiHidden="1" w:unhideWhenUsed="1"/>
-    <w:lsdException w:name="Table Classic 1" w:semiHidden="1" w:unhideWhenUsed="1"/>
-    <w:lsdException w:name="Table Classic 2" w:semiHidden="1" w:unhideWhenUsed="1"/>
-    <w:lsdException w:name="Table Classic 3" w:semiHidden="1" w:unhideWhenUsed="1"/>
-    <w:lsdException w:name="Table Classic 4" w:semiHidden="1" w:unhideWhenUsed="1"/>
-    <w:lsdException w:name="Table Colorful 1" w:semiHidden="1" w:unhideWhenUsed="1"/>
-    <w:lsdException w:name="Table Colorful 2" w:semiHidden="1" w:unhideWhenUsed="1"/>
-    <w:lsdException w:name="Table Colorful 3" w:semiHidden="1" w:unhideWhenUsed="1"/>
-    <w:lsdException w:name="Table Columns 1" w:semiHidden="1" w:unhideWhenUsed="1"/>
-    <w:lsdException w:name="Table Columns 2" w:semiHidden="1" w:unhideWhenUsed="1"/>
-    <w:lsdException w:name="Table Columns 3" w:semiHidden="1" w:unhideWhenUsed="1"/>
-    <w:lsdException w:name="Table Columns 4" w:semiHidden="1" w:unhideWhenUsed="1"/>
-    <w:lsdException w:name="Table Columns 5" w:semiHidden="1" w:unhideWhenUsed="1"/>
-    <w:lsdException w:name="Table Grid 1" w:semiHidden="1" w:unhideWhenUsed="1"/>
-    <w:lsdException w:name="Table Grid 2" w:semiHidden="1" w:unhideWhenUsed="1"/>
-    <w:lsdException w:name="Table Grid 3" w:semiHidden="1" w:unhideWhenUsed="1"/>
-    <w:lsdException w:name="Table Grid 4" w:semiHidden="1" w:unhideWhenUsed="1"/>
-    <w:lsdException w:name="Table Grid 5" w:semiHidden="1" w:unhideWhenUsed="1"/>
-    <w:lsdException w:name="Table Grid 6" w:semiHidden="1" w:unhideWhenUsed="1"/>
-    <w:lsdException w:name="Table Grid 7" w:semiHidden="1" w:unhideWhenUsed="1"/>
-    <w:lsdException w:name="Table Grid 8" w:semiHidden="1" w:unhideWhenUsed="1"/>
-    <w:lsdException w:name="Table List 1" w:semiHidden="1" w:unhideWhenUsed="1"/>
-    <w:lsdException w:name="Table List 2" w:semiHidden="1" w:unhideWhenUsed="1"/>
-    <w:lsdException w:name="Table List 3" w:semiHidden="1" w:unhideWhenUsed="1"/>
-    <w:lsdException w:name="Table List 4" w:semiHidden="1" w:unhideWhenUsed="1"/>
-    <w:lsdException w:name="Table List 5" w:semiHidden="1" w:unhideWhenUsed="1"/>
-    <w:lsdException w:name="Table List 6" w:semiHidden="1" w:unhideWhenUsed="1"/>
-    <w:lsdException w:name="Table List 7" w:semiHidden="1" w:unhideWhenUsed="1"/>
-    <w:lsdException w:name="Table List 8" w:semiHidden="1" w:unhideWhenUsed="1"/>
-    <w:lsdException w:name="Table 3D effects 1" w:semiHidden="1" w:unhideWhenUsed="1"/>
-    <w:lsdException w:name="Table 3D effects 2" w:semiHidden="1" w:unhideWhenUsed="1"/>
-    <w:lsdException w:name="Table 3D effects 3" w:semiHidden="1" w:unhideWhenUsed="1"/>
-    <w:lsdException w:name="Table Contemporary" w:semiHidden="1" w:unhideWhenUsed="1"/>
-    <w:lsdException w:name="Table Elegant" w:semiHidden="1" w:unhideWhenUsed="1"/>
-    <w:lsdException w:name="Table Professional" w:semiHidden="1" w:unhideWhenUsed="1"/>
-    <w:lsdException w:name="Table Subtle 1" w:semiHidden="1" w:unhideWhenUsed="1"/>
-    <w:lsdException w:name="Table Subtle 2" w:semiHidden="1" w:unhideWhenUsed="1"/>
-    <w:lsdException w:name="Table Web 1" w:semiHidden="1" w:unhideWhenUsed="1"/>
-    <w:lsdException w:name="Table Web 2" w:semiHidden="1" w:unhideWhenUsed="1"/>
-    <w:lsdException w:name="Table Web 3" w:semiHidden="1" w:unhideWhenUsed="1"/>
-    <w:lsdException w:name="Balloon Text" w:semiHidden="1" w:unhideWhenUsed="1"/>
-    <w:lsdException w:name="Table Grid" w:uiPriority="39"/>
-    <w:lsdException w:name="Table Theme" w:semiHidden="1" w:unhideWhenUsed="1"/>
-    <w:lsdException w:name="Placeholder Text" w:semiHidden="1"/>
-    <w:lsdException w:name="No Spacing" w:uiPriority="1" w:qFormat="1"/>
-    <w:lsdException w:name="Light Shading" w:uiPriority="60"/>
-    <w:lsdException w:name="Light List" w:uiPriority="61"/>
-    <w:lsdException w:name="Light Grid" w:uiPriority="62"/>
-    <w:lsdException w:name="Medium Shading 1" w:uiPriority="63"/>
-    <w:lsdException w:name="Medium Shading 2" w:uiPriority="64"/>
-    <w:lsdException w:name="Medium List 1" w:uiPriority="65"/>
-    <w:lsdException w:name="Medium List 2" w:uiPriority="66"/>
-    <w:lsdException w:name="Medium Grid 1" w:uiPriority="67"/>
-    <w:lsdException w:name="Medium Grid 2" w:uiPriority="68"/>
-    <w:lsdException w:name="Medium Grid 3" w:uiPriority="69"/>
-    <w:lsdException w:name="Dark List" w:uiPriority="70"/>
-    <w:lsdException w:name="Colorful Shading" w:uiPriority="71"/>
-    <w:lsdException w:name="Colorful List" w:uiPriority="72"/>
-    <w:lsdException w:name="Colorful Grid" w:uiPriority="73"/>
-    <w:lsdException w:name="Light Shading Accent 1" w:uiPriority="60"/>
-    <w:lsdException w:name="Light List Accent 1" w:uiPriority="61"/>
-    <w:lsdException w:name="Light Grid Accent 1" w:uiPriority="62"/>
-    <w:lsdException w:name="Medium Shading 1 Accent 1" w:uiPriority="63"/>
-    <w:lsdException w:name="Medium Shading 2 Accent 1" w:uiPriority="64"/>
-    <w:lsdException w:name="Medium List 1 Accent 1" w:uiPriority="65"/>
-    <w:lsdException w:name="Revision" w:semiHidden="1"/>
-    <w:lsdException w:name="List Paragraph" w:uiPriority="34" w:qFormat="1"/>
-    <w:lsdException w:name="Quote" w:uiPriority="29" w:qFormat="1"/>
-    <w:lsdException w:name="Intense Quote" w:uiPriority="30" w:qFormat="1"/>
-    <w:lsdException w:name="Medium List 2 Accent 1" w:uiPriority="66"/>
-    <w:lsdException w:name="Medium Grid 1 Accent 1" w:uiPriority="67"/>
-    <w:lsdException w:name="Medium Grid 2 Accent 1" w:uiPriority="68"/>
-    <w:lsdException w:name="Medium Grid 3 Accent 1" w:uiPriority="69"/>
-    <w:lsdException w:name="Dark List Accent 1" w:uiPriority="70"/>
-    <w:lsdException w:name="Colorful Shading Accent 1" w:uiPriority="71"/>
-    <w:lsdException w:name="Colorful List Accent 1" w:uiPriority="72"/>
-    <w:lsdException w:name="Colorful Grid Accent 1" w:uiPriority="73"/>
-    <w:lsdException w:name="Light Shading Accent 2" w:uiPriority="60"/>
-    <w:lsdException w:name="Light List Accent 2" w:uiPriority="61"/>
-    <w:lsdException w:name="Light Grid Accent 2" w:uiPriority="62"/>
-    <w:lsdException w:name="Medium Shading 1 Accent 2" w:uiPriority="63"/>
-    <w:lsdException w:name="Medium Shading 2 Accent 2" w:uiPriority="64"/>
-    <w:lsdException w:name="Medium List 1 Accent 2" w:uiPriority="65"/>
-    <w:lsdException w:name="Medium List 2 Accent 2" w:uiPriority="66"/>
-    <w:lsdException w:name="Medium Grid 1 Accent 2" w:uiPriority="67"/>
-    <w:lsdException w:name="Medium Grid 2 Accent 2" w:uiPriority="68"/>
-    <w:lsdException w:name="Medium Grid 3 Accent 2" w:uiPriority="69"/>
-    <w:lsdException w:name="Dark List Accent 2" w:uiPriority="70"/>
-    <w:lsdException w:name="Colorful Shading Accent 2" w:uiPriority="71"/>
-    <w:lsdException w:name="Colorful List Accent 2" w:uiPriority="72"/>
-    <w:lsdException w:name="Colorful Grid Accent 2" w:uiPriority="73"/>
-    <w:lsdException w:name="Light Shading Accent 3" w:uiPriority="60"/>
-    <w:lsdException w:name="Light List Accent 3" w:uiPriority="61"/>
-    <w:lsdException w:name="Light Grid Accent 3" w:uiPriority="62"/>
-    <w:lsdException w:name="Medium Shading 1 Accent 3" w:uiPriority="63"/>
-    <w:lsdException w:name="Medium Shading 2 Accent 3" w:uiPriority="64"/>
-    <w:lsdException w:name="Medium List 1 Accent 3" w:uiPriority="65"/>
-    <w:lsdException w:name="Medium List 2 Accent 3" w:uiPriority="66"/>
-    <w:lsdException w:name="Medium Grid 1 Accent 3" w:uiPriority="67"/>
-    <w:lsdException w:name="Medium Grid 2 Accent 3" w:uiPriority="68"/>
-    <w:lsdException w:name="Medium Grid 3 Accent 3" w:uiPriority="69"/>
-    <w:lsdException w:name="Dark List Accent 3" w:uiPriority="70"/>
-    <w:lsdException w:name="Colorful Shading Accent 3" w:uiPriority="71"/>
-    <w:lsdException w:name="Colorful List Accent 3" w:uiPriority="72"/>
-    <w:lsdException w:name="Colorful Grid Accent 3" w:uiPriority="73"/>
-    <w:lsdException w:name="Light Shading Accent 4" w:uiPriority="60"/>
-    <w:lsdException w:name="Light List Accent 4" w:uiPriority="61"/>
-    <w:lsdException w:name="Light Grid Accent 4" w:uiPriority="62"/>
-    <w:lsdException w:name="Medium Shading 1 Accent 4" w:uiPriority="63"/>
-    <w:lsdException w:name="Medium Shading 2 Accent 4" w:uiPriority="64"/>
-    <w:lsdException w:name="Medium List 1 Accent 4" w:uiPriority="65"/>
-    <w:lsdException w:name="Medium List 2 Accent 4" w:uiPriority="66"/>
-    <w:lsdException w:name="Medium Grid 1 Accent 4" w:uiPriority="67"/>
-    <w:lsdException w:name="Medium Grid 2 Accent 4" w:uiPriority="68"/>
-    <w:lsdException w:name="Medium Grid 3 Accent 4" w:uiPriority="69"/>
-    <w:lsdException w:name="Dark List Accent 4" w:uiPriority="70"/>
-    <w:lsdException w:name="Colorful Shading Accent 4" w:uiPriority="71"/>
-    <w:lsdException w:name="Colorful List Accent 4" w:uiPriority="72"/>
-    <w:lsdException w:name="Colorful Grid Accent 4" w:uiPriority="73"/>
-    <w:lsdException w:name="Light Shading Accent 5" w:uiPriority="60"/>
-    <w:lsdException w:name="Light List Accent 5" w:uiPriority="61"/>
-    <w:lsdException w:name="Light Grid Accent 5" w:uiPriority="62"/>
-    <w:lsdException w:name="Medium Shading 1 Accent 5" w:uiPriority="63"/>
-    <w:lsdException w:name="Medium Shading 2 Accent 5" w:uiPriority="64"/>
-    <w:lsdException w:name="Medium List 1 Accent 5" w:uiPriority="65"/>
-    <w:lsdException w:name="Medium List 2 Accent 5" w:uiPriority="66"/>
-    <w:lsdException w:name="Medium Grid 1 Accent 5" w:uiPriority="67"/>
-    <w:lsdException w:name="Medium Grid 2 Accent 5" w:uiPriority="68"/>
-    <w:lsdException w:name="Medium Grid 3 Accent 5" w:uiPriority="69"/>
-    <w:lsdException w:name="Dark List Accent 5" w:uiPriority="70"/>
-    <w:lsdException w:name="Colorful Shading Accent 5" w:uiPriority="71"/>
-    <w:lsdException w:name="Colorful List Accent 5" w:uiPriority="72"/>
-    <w:lsdException w:name="Colorful Grid Accent 5" w:uiPriority="73"/>
-    <w:lsdException w:name="Light Shading Accent 6" w:uiPriority="60"/>
-    <w:lsdException w:name="Light List Accent 6" w:uiPriority="61"/>
-    <w:lsdException w:name="Light Grid Accent 6" w:uiPriority="62"/>
-    <w:lsdException w:name="Medium Shading 1 Accent 6" w:uiPriority="63"/>
-    <w:lsdException w:name="Medium Shading 2 Accent 6" w:uiPriority="64"/>
-    <w:lsdException w:name="Medium List 1 Accent 6" w:uiPriority="65"/>
-    <w:lsdException w:name="Medium List 2 Accent 6" w:uiPriority="66"/>
-    <w:lsdException w:name="Medium Grid 1 Accent 6" w:uiPriority="67"/>
-    <w:lsdException w:name="Medium Grid 2 Accent 6" w:uiPriority="68"/>
-    <w:lsdException w:name="Medium Grid 3 Accent 6" w:uiPriority="69"/>
-    <w:lsdException w:name="Dark List Accent 6" w:uiPriority="70"/>
-    <w:lsdException w:name="Colorful Shading Accent 6" w:uiPriority="71"/>
-    <w:lsdException w:name="Colorful List Accent 6" w:uiPriority="72"/>
-    <w:lsdException w:name="Colorful Grid Accent 6" w:uiPriority="73"/>
-    <w:lsdException w:name="Subtle Emphasis" w:uiPriority="19" w:qFormat="1"/>
-    <w:lsdException w:name="Intense Emphasis" w:uiPriority="21" w:qFormat="1"/>
-    <w:lsdException w:name="Subtle Reference" w:uiPriority="31" w:qFormat="1"/>
-    <w:lsdException w:name="Intense Reference" w:uiPriority="32" w:qFormat="1"/>
-    <w:lsdException w:name="Book Title" w:uiPriority="33" w:qFormat="1"/>
-    <w:lsdException w:name="Bibliography" w:uiPriority="37" w:semiHidden="1" w:unhideWhenUsed="1"/>
-    <w:lsdException w:name="TOC Heading" w:uiPriority="39" w:semiHidden="1" w:unhideWhenUsed="1" w:qFormat="1"/>
-    <w:lsdException w:name="Plain Table 1" w:uiPriority="41"/>
-    <w:lsdException w:name="Plain Table 2" w:uiPriority="42"/>
-    <w:lsdException w:name="Plain Table 3" w:uiPriority="43"/>
-    <w:lsdException w:name="Plain Table 4" w:uiPriority="44"/>
-    <w:lsdException w:name="Plain Table 5" w:uiPriority="45"/>
-    <w:lsdException w:name="Grid Table Light" w:uiPriority="40"/>
-    <w:lsdException w:name="Grid Table 1 Light" w:uiPriority="46"/>
-    <w:lsdException w:name="Grid Table 2" w:uiPriority="47"/>
-    <w:lsdException w:name="Grid Table 3" w:uiPriority="48"/>
-    <w:lsdException w:name="Grid Table 4" w:uiPriority="49"/>
-    <w:lsdException w:name="Grid Table 5 Dark" w:uiPriority="50"/>
-    <w:lsdException w:name="Grid Table 6 Colorful" w:uiPriority="51"/>
-    <w:lsdException w:name="Grid Table 7 Colorful" w:uiPriority="52"/>
-    <w:lsdException w:name="Grid Table 1 Light Accent 1" w:uiPriority="46"/>
-    <w:lsdException w:name="Grid Table 2 Accent 1" w:uiPriority="47"/>
-    <w:lsdException w:name="Grid Table 3 Accent 1" w:uiPriority="48"/>
-    <w:lsdException w:name="Grid Table 4 Accent 1" w:uiPriority="49"/>
-    <w:lsdException w:name="Grid Table 5 Dark Accent 1" w:uiPriority="50"/>
-    <w:lsdException w:name="Grid Table 6 Colorful Accent 1" w:uiPriority="51"/>
-    <w:lsdException w:name="Grid Table 7 Colorful Accent 1" w:uiPriority="52"/>
-    <w:lsdException w:name="Grid Table 1 Light Accent 2" w:uiPriority="46"/>
-    <w:lsdException w:name="Grid Table 2 Accent 2" w:uiPriority="47"/>
-    <w:lsdException w:name="Grid Table 3 Accent 2" w:uiPriority="48"/>
-    <w:lsdException w:name="Grid Table 4 Accent 2" w:uiPriority="49"/>
-    <w:lsdException w:name="Grid Table 5 Dark Accent 2" w:uiPriority="50"/>
-    <w:lsdException w:name="Grid Table 6 Colorful Accent 2" w:uiPriority="51"/>
-    <w:lsdException w:name="Grid Table 7 Colorful Accent 2" w:uiPriority="52"/>
-    <w:lsdException w:name="Grid Table 1 Light Accent 3" w:uiPriority="46"/>
-    <w:lsdException w:name="Grid Table 2 Accent 3" w:uiPriority="47"/>
-    <w:lsdException w:name="Grid Table 3 Accent 3" w:uiPriority="48"/>
-    <w:lsdException w:name="Grid Table 4 Accent 3" w:uiPriority="49"/>
-    <w:lsdException w:name="Grid Table 5 Dark Accent 3" w:uiPriority="50"/>
-    <w:lsdException w:name="Grid Table 6 Colorful Accent 3" w:uiPriority="51"/>
-    <w:lsdException w:name="Grid Table 7 Colorful Accent 3" w:uiPriority="52"/>
-    <w:lsdException w:name="Grid Table 1 Light Accent 4" w:uiPriority="46"/>
-    <w:lsdException w:name="Grid Table 2 Accent 4" w:uiPriority="47"/>
-    <w:lsdException w:name="Grid Table 3 Accent 4" w:uiPriority="48"/>
-    <w:lsdException w:name="Grid Table 4 Accent 4" w:uiPriority="49"/>
-    <w:lsdException w:name="Grid Table 5 Dark Accent 4" w:uiPriority="50"/>
-    <w:lsdException w:name="Grid Table 6 Colorful Accent 4" w:uiPriority="51"/>
-    <w:lsdException w:name="Grid Table 7 Colorful Accent 4" w:uiPriority="52"/>
-    <w:lsdException w:name="Grid Table 1 Light Accent 5" w:uiPriority="46"/>
-    <w:lsdException w:name="Grid Table 2 Accent 5" w:uiPriority="47"/>
-    <w:lsdException w:name="Grid Table 3 Accent 5" w:uiPriority="48"/>
-    <w:lsdException w:name="Grid Table 4 Accent 5" w:uiPriority="49"/>
-    <w:lsdException w:name="Grid Table 5 Dark Accent 5" w:uiPriority="50"/>
-    <w:lsdException w:name="Grid Table 6 Colorful Accent 5" w:uiPriority="51"/>
-    <w:lsdException w:name="Grid Table 7 Colorful Accent 5" w:uiPriority="52"/>
-    <w:lsdException w:name="Grid Table 1 Light Accent 6" w:uiPriority="46"/>
-    <w:lsdException w:name="Grid Table 2 Accent 6" w:uiPriority="47"/>
-    <w:lsdException w:name="Grid Table 3 Accent 6" w:uiPriority="48"/>
-    <w:lsdException w:name="Grid Table 4 Accent 6" w:uiPriority="49"/>
-    <w:lsdException w:name="Grid Table 5 Dark Accent 6" w:uiPriority="50"/>
-    <w:lsdException w:name="Grid Table 6 Colorful Accent 6" w:uiPriority="51"/>
-    <w:lsdException w:name="Grid Table 7 Colorful Accent 6" w:uiPriority="52"/>
-    <w:lsdException w:name="List Table 1 Light" w:uiPriority="46"/>
-    <w:lsdException w:name="List Table 2" w:uiPriority="47"/>
-    <w:lsdException w:name="List Table 3" w:uiPriority="48"/>
-    <w:lsdException w:name="List Table 4" w:uiPriority="49"/>
-    <w:lsdException w:name="List Table 5 Dark" w:uiPriority="50"/>
-    <w:lsdException w:name="List Table 6 Colorful" w:uiPriority="51"/>
-    <w:lsdException w:name="List Table 7 Colorful" w:uiPriority="52"/>
-    <w:lsdException w:name="List Table 1 Light Accent 1" w:uiPriority="46"/>
-    <w:lsdException w:name="List Table 2 Accent 1" w:uiPriority="47"/>
-    <w:lsdException w:name="List Table 3 Accent 1" w:uiPriority="48"/>
-    <w:lsdException w:name="List Table 4 Accent 1" w:uiPriority="49"/>
-    <w:lsdException w:name="List Table 5 Dark Accent 1" w:uiPriority="50"/>
-    <w:lsdException w:name="List Table 6 Colorful Accent 1" w:uiPriority="51"/>
-    <w:lsdException w:name="List Table 7 Colorful Accent 1" w:uiPriority="52"/>
-    <w:lsdException w:name="List Table 1 Light Accent 2" w:uiPriority="46"/>
-    <w:lsdException w:name="List Table 2 Accent 2" w:uiPriority="47"/>
-    <w:lsdException w:name="List Table 3 Accent 2" w:uiPriority="48"/>
-    <w:lsdException w:name="List Table 4 Accent 2" w:uiPriority="49"/>
-    <w:lsdException w:name="List Table 5 Dark Accent 2" w:uiPriority="50"/>
-    <w:lsdException w:name="List Table 6 Colorful Accent 2" w:uiPriority="51"/>
-    <w:lsdException w:name="List Table 7 Colorful Accent 2" w:uiPriority="52"/>
-    <w:lsdException w:name="List Table 1 Light Accent 3" w:uiPriority="46"/>
-    <w:lsdException w:name="List Table 2 Accent 3" w:uiPriority="47"/>
-    <w:lsdException w:name="List Table 3 Accent 3" w:uiPriority="48"/>
-    <w:lsdException w:name="List Table 4 Accent 3" w:uiPriority="49"/>
-    <w:lsdException w:name="List Table 5 Dark Accent 3" w:uiPriority="50"/>
-    <w:lsdException w:name="List Table 6 Colorful Accent 3" w:uiPriority="51"/>
-    <w:lsdException w:name="List Table 7 Colorful Accent 3" w:uiPriority="52"/>
-    <w:lsdException w:name="List Table 1 Light Accent 4" w:uiPriority="46"/>
-    <w:lsdException w:name="List Table 2 Accent 4" w:uiPriority="47"/>
-    <w:lsdException w:name="List Table 3 Accent 4" w:uiPriority="48"/>
-    <w:lsdException w:name="List Table 4 Accent 4" w:uiPriority="49"/>
-    <w:lsdException w:name="List Table 5 Dark Accent 4" w:uiPriority="50"/>
-    <w:lsdException w:name="List Table 6 Colorful Accent 4" w:uiPriority="51"/>
-    <w:lsdException w:name="List Table 7 Colorful Accent 4" w:uiPriority="52"/>
-    <w:lsdException w:name="List Table 1 Light Accent 5" w:uiPriority="46"/>
-    <w:lsdException w:name="List Table 2 Accent 5" w:uiPriority="47"/>
-    <w:lsdException w:name="List Table 3 Accent 5" w:uiPriority="48"/>
-    <w:lsdException w:name="List Table 4 Accent 5" w:uiPriority="49"/>
-    <w:lsdException w:name="List Table 5 Dark Accent 5" w:uiPriority="50"/>
-    <w:lsdException w:name="List Table 6 Colorful Accent 5" w:uiPriority="51"/>
-    <w:lsdException w:name="List Table 7 Colorful Accent 5" w:uiPriority="52"/>
-    <w:lsdException w:name="List Table 1 Light Accent 6" w:uiPriority="46"/>
-    <w:lsdException w:name="List Table 2 Accent 6" w:uiPriority="47"/>
-    <w:lsdException w:name="List Table 3 Accent 6" w:uiPriority="48"/>
-    <w:lsdException w:name="List Table 4 Accent 6" w:uiPriority="49"/>
-    <w:lsdException w:name="List Table 5 Dark Accent 6" w:uiPriority="50"/>
-    <w:lsdException w:name="List Table 6 Colorful Accent 6" w:uiPriority="51"/>
-    <w:lsdException w:name="List Table 7 Colorful Accent 6" w:uiPriority="52"/>
-    <w:lsdException w:name="Mention" w:semiHidden="1" w:unhideWhenUsed="1"/>
-    <w:lsdException w:name="Smart Hyperlink" w:semiHidden="1" w:unhideWhenUsed="1"/>
-    <w:lsdException w:name="Hashtag" w:semiHidden="1" w:unhideWhenUsed="1"/>
-    <w:lsdException w:name="Unresolved Mention" w:semiHidden="1" w:unhideWhenUsed="1"/>
-    <w:lsdException w:name="Smart Link" w:semiHidden="1" w:unhideWhenUsed="1"/>
+  <w:latentStyles w:defLockedState="0" w:defUIPriority="99" w:defSemiHidden="1" w:defUnhideWhenUsed="1" w:defQFormat="0" w:count="267">
+    <w:lsdException w:name="Normal" w:semiHidden="0" w:uiPriority="0" w:unhideWhenUsed="0" w:qFormat="1"/>
+    <w:lsdException w:name="heading 1" w:semiHidden="0" w:uiPriority="9" w:unhideWhenUsed="0" w:qFormat="1"/>
+    <w:lsdException w:name="heading 2" w:uiPriority="9" w:qFormat="1"/>
+    <w:lsdException w:name="heading 3" w:uiPriority="9" w:qFormat="1"/>
+    <w:lsdException w:name="heading 4" w:uiPriority="9" w:qFormat="1"/>
+    <w:lsdException w:name="heading 5" w:uiPriority="9" w:qFormat="1"/>
+    <w:lsdException w:name="heading 6" w:uiPriority="9" w:qFormat="1"/>
+    <w:lsdException w:name="heading 7" w:uiPriority="9" w:qFormat="1"/>
+    <w:lsdException w:name="heading 8" w:uiPriority="9" w:qFormat="1"/>
+    <w:lsdException w:name="heading 9" w:uiPriority="9" w:qFormat="1"/>
+    <w:lsdException w:name="toc 1" w:uiPriority="39"/>
+    <w:lsdException w:name="toc 2" w:uiPriority="39"/>
+    <w:lsdException w:name="toc 3" w:uiPriority="39"/>
+    <w:lsdException w:name="toc 4" w:uiPriority="39"/>
+    <w:lsdException w:name="toc 5" w:uiPriority="39"/>
+    <w:lsdException w:name="toc 6" w:uiPriority="39"/>
+    <w:lsdException w:name="toc 7" w:uiPriority="39"/>
+    <w:lsdException w:name="toc 8" w:uiPriority="39"/>
+    <w:lsdException w:name="toc 9" w:uiPriority="39"/>
+    <w:lsdException w:name="caption" w:uiPriority="35" w:qFormat="1"/>
+    <w:lsdException w:name="Title" w:semiHidden="0" w:uiPriority="10" w:unhideWhenUsed="0" w:qFormat="1"/>
+    <w:lsdException w:name="Default Paragraph Font" w:uiPriority="1"/>
+    <w:lsdException w:name="Subtitle" w:semiHidden="0" w:uiPriority="11" w:unhideWhenUsed="0" w:qFormat="1"/>
+    <w:lsdException w:name="Strong" w:semiHidden="0" w:uiPriority="22" w:unhideWhenUsed="0" w:qFormat="1"/>
+    <w:lsdException w:name="Emphasis" w:semiHidden="0" w:uiPriority="20" w:unhideWhenUsed="0" w:qFormat="1"/>
+    <w:lsdException w:name="Table Grid" w:semiHidden="0" w:uiPriority="39" w:unhideWhenUsed="0"/>
+    <w:lsdException w:name="Placeholder Text" w:unhideWhenUsed="0"/>
+    <w:lsdException w:name="No Spacing" w:semiHidden="0" w:uiPriority="1" w:unhideWhenUsed="0" w:qFormat="1"/>
+    <w:lsdException w:name="Light Shading" w:semiHidden="0" w:uiPriority="60" w:unhideWhenUsed="0"/>
+    <w:lsdException w:name="Light List" w:semiHidden="0" w:uiPriority="61" w:unhideWhenUsed="0"/>
+    <w:lsdException w:name="Light Grid" w:semiHidden="0" w:uiPriority="62" w:unhideWhenUsed="0"/>
+    <w:lsdException w:name="Medium Shading 1" w:semiHidden="0" w:uiPriority="63" w:unhideWhenUsed="0"/>
+    <w:lsdException w:name="Medium Shading 2" w:semiHidden="0" w:uiPriority="64" w:unhideWhenUsed="0"/>
+    <w:lsdException w:name="Medium List 1" w:semiHidden="0" w:uiPriority="65" w:unhideWhenUsed="0"/>
+    <w:lsdException w:name="Medium List 2" w:semiHidden="0" w:uiPriority="66" w:unhideWhenUsed="0"/>
+    <w:lsdException w:name="Medium Grid 1" w:semiHidden="0" w:uiPriority="67" w:unhideWhenUsed="0"/>
+    <w:lsdException w:name="Medium Grid 2" w:semiHidden="0" w:uiPriority="68" w:unhideWhenUsed="0"/>
+    <w:lsdException w:name="Medium Grid 3" w:semiHidden="0" w:uiPriority="69" w:unhideWhenUsed="0"/>
+    <w:lsdException w:name="Dark List" w:semiHidden="0" w:uiPriority="70" w:unhideWhenUsed="0"/>
+    <w:lsdException w:name="Colorful Shading" w:semiHidden="0" w:uiPriority="71" w:unhideWhenUsed="0"/>
+    <w:lsdException w:name="Colorful List" w:semiHidden="0" w:uiPriority="72" w:unhideWhenUsed="0"/>
+    <w:lsdException w:name="Colorful Grid" w:semiHidden="0" w:uiPriority="73" w:unhideWhenUsed="0"/>
+    <w:lsdException w:name="Light Shading Accent 1" w:semiHidden="0" w:uiPriority="60" w:unhideWhenUsed="0"/>
+    <w:lsdException w:name="Light List Accent 1" w:semiHidden="0" w:uiPriority="61" w:unhideWhenUsed="0"/>
+    <w:lsdException w:name="Light Grid Accent 1" w:semiHidden="0" w:uiPriority="62" w:unhideWhenUsed="0"/>
+    <w:lsdException w:name="Medium Shading 1 Accent 1" w:semiHidden="0" w:uiPriority="63" w:unhideWhenUsed="0"/>
+    <w:lsdException w:name="Medium Shading 2 Accent 1" w:semiHidden="0" w:uiPriority="64" w:unhideWhenUsed="0"/>
+    <w:lsdException w:name="Medium List 1 Accent 1" w:semiHidden="0" w:uiPriority="65" w:unhideWhenUsed="0"/>
+    <w:lsdException w:name="Revision" w:unhideWhenUsed="0"/>
+    <w:lsdException w:name="List Paragraph" w:semiHidden="0" w:uiPriority="34" w:unhideWhenUsed="0" w:qFormat="1"/>
+    <w:lsdException w:name="Quote" w:semiHidden="0" w:uiPriority="29" w:unhideWhenUsed="0" w:qFormat="1"/>
+    <w:lsdException w:name="Intense Quote" w:semiHidden="0" w:uiPriority="30" w:unhideWhenUsed="0" w:qFormat="1"/>
+    <w:lsdException w:name="Medium List 2 Accent 1" w:semiHidden="0" w:uiPriority="66" w:unhideWhenUsed="0"/>
+    <w:lsdException w:name="Medium Grid 1 Accent 1" w:semiHidden="0" w:uiPriority="67" w:unhideWhenUsed="0"/>
+    <w:lsdException w:name="Medium Grid 2 Accent 1" w:semiHidden="0" w:uiPriority="68" w:unhideWhenUsed="0"/>
+    <w:lsdException w:name="Medium Grid 3 Accent 1" w:semiHidden="0" w:uiPriority="69" w:unhideWhenUsed="0"/>
+    <w:lsdException w:name="Dark List Accent 1" w:semiHidden="0" w:uiPriority="70" w:unhideWhenUsed="0"/>
+    <w:lsdException w:name="Colorful Shading Accent 1" w:semiHidden="0" w:uiPriority="71" w:unhideWhenUsed="0"/>
+    <w:lsdException w:name="Colorful List Accent 1" w:semiHidden="0" w:uiPriority="72" w:unhideWhenUsed="0"/>
+    <w:lsdException w:name="Colorful Grid Accent 1" w:semiHidden="0" w:uiPriority="73" w:unhideWhenUsed="0"/>
+    <w:lsdException w:name="Light Shading Accent 2" w:semiHidden="0" w:uiPriority="60" w:unhideWhenUsed="0"/>
+    <w:lsdException w:name="Light List Accent 2" w:semiHidden="0" w:uiPriority="61" w:unhideWhenUsed="0"/>
+    <w:lsdException w:name="Light Grid Accent 2" w:semiHidden="0" w:uiPriority="62" w:unhideWhenUsed="0"/>
+    <w:lsdException w:name="Medium Shading 1 Accent 2" w:semiHidden="0" w:uiPriority="63" w:unhideWhenUsed="0"/>
+    <w:lsdException w:name="Medium Shading 2 Accent 2" w:semiHidden="0" w:uiPriority="64" w:unhideWhenUsed="0"/>
+    <w:lsdException w:name="Medium List 1 Accent 2" w:semiHidden="0" w:uiPriority="65" w:unhideWhenUsed="0"/>
+    <w:lsdException w:name="Medium List 2 Accent 2" w:semiHidden="0" w:uiPriority="66" w:unhideWhenUsed="0"/>
+    <w:lsdException w:name="Medium Grid 1 Accent 2" w:semiHidden="0" w:uiPriority="67" w:unhideWhenUsed="0"/>
+    <w:lsdException w:name="Medium Grid 2 Accent 2" w:semiHidden="0" w:uiPriority="68" w:unhideWhenUsed="0"/>
+    <w:lsdException w:name="Medium Grid 3 Accent 2" w:semiHidden="0" w:uiPriority="69" w:unhideWhenUsed="0"/>
+    <w:lsdException w:name="Dark List Accent 2" w:semiHidden="0" w:uiPriority="70" w:unhideWhenUsed="0"/>
+    <w:lsdException w:name="Colorful Shading Accent 2" w:semiHidden="0" w:uiPriority="71" w:unhideWhenUsed="0"/>
+    <w:lsdException w:name="Colorful List Accent 2" w:semiHidden="0" w:uiPriority="72" w:unhideWhenUsed="0"/>
+    <w:lsdException w:name="Colorful Grid Accent 2" w:semiHidden="0" w:uiPriority="73" w:unhideWhenUsed="0"/>
+    <w:lsdException w:name="Light Shading Accent 3" w:semiHidden="0" w:uiPriority="60" w:unhideWhenUsed="0"/>
+    <w:lsdException w:name="Light List Accent 3" w:semiHidden="0" w:uiPriority="61" w:unhideWhenUsed="0"/>
+    <w:lsdException w:name="Light Grid Accent 3" w:semiHidden="0" w:uiPriority="62" w:unhideWhenUsed="0"/>
+    <w:lsdException w:name="Medium Shading 1 Accent 3" w:semiHidden="0" w:uiPriority="63" w:unhideWhenUsed="0"/>
+    <w:lsdException w:name="Medium Shading 2 Accent 3" w:semiHidden="0" w:uiPriority="64" w:unhideWhenUsed="0"/>
+    <w:lsdException w:name="Medium List 1 Accent 3" w:semiHidden="0" w:uiPriority="65" w:unhideWhenUsed="0"/>
+    <w:lsdException w:name="Medium List 2 Accent 3" w:semiHidden="0" w:uiPriority="66" w:unhideWhenUsed="0"/>
+    <w:lsdException w:name="Medium Grid 1 Accent 3" w:semiHidden="0" w:uiPriority="67" w:unhideWhenUsed="0"/>
+    <w:lsdException w:name="Medium Grid 2 Accent 3" w:semiHidden="0" w:uiPriority="68" w:unhideWhenUsed="0"/>
+    <w:lsdException w:name="Medium Grid 3 Accent 3" w:semiHidden="0" w:uiPriority="69" w:unhideWhenUsed="0"/>
+    <w:lsdException w:name="Dark List Accent 3" w:semiHidden="0" w:uiPriority="70" w:unhideWhenUsed="0"/>
+    <w:lsdException w:name="Colorful Shading Accent 3" w:semiHidden="0" w:uiPriority="71" w:unhideWhenUsed="0"/>
+    <w:lsdException w:name="Colorful List Accent 3" w:semiHidden="0" w:uiPriority="72" w:unhideWhenUsed="0"/>
+    <w:lsdException w:name="Colorful Grid Accent 3" w:semiHidden="0" w:uiPriority="73" w:unhideWhenUsed="0"/>
+    <w:lsdException w:name="Light Shading Accent 4" w:semiHidden="0" w:uiPriority="60" w:unhideWhenUsed="0"/>
+    <w:lsdException w:name="Light List Accent 4" w:semiHidden="0" w:uiPriority="61" w:unhideWhenUsed="0"/>
+    <w:lsdException w:name="Light Grid Accent 4" w:semiHidden="0" w:uiPriority="62" w:unhideWhenUsed="0"/>
+    <w:lsdException w:name="Medium Shading 1 Accent 4" w:semiHidden="0" w:uiPriority="63" w:unhideWhenUsed="0"/>
+    <w:lsdException w:name="Medium Shading 2 Accent 4" w:semiHidden="0" w:uiPriority="64" w:unhideWhenUsed="0"/>
+    <w:lsdException w:name="Medium List 1 Accent 4" w:semiHidden="0" w:uiPriority="65" w:unhideWhenUsed="0"/>
+    <w:lsdException w:name="Medium List 2 Accent 4" w:semiHidden="0" w:uiPriority="66" w:unhideWhenUsed="0"/>
+    <w:lsdException w:name="Medium Grid 1 Accent 4" w:semiHidden="0" w:uiPriority="67" w:unhideWhenUsed="0"/>
+    <w:lsdException w:name="Medium Grid 2 Accent 4" w:semiHidden="0" w:uiPriority="68" w:unhideWhenUsed="0"/>
+    <w:lsdException w:name="Medium Grid 3 Accent 4" w:semiHidden="0" w:uiPriority="69" w:unhideWhenUsed="0"/>
+    <w:lsdException w:name="Dark List Accent 4" w:semiHidden="0" w:uiPriority="70" w:unhideWhenUsed="0"/>
+    <w:lsdException w:name="Colorful Shading Accent 4" w:semiHidden="0" w:uiPriority="71" w:unhideWhenUsed="0"/>
+    <w:lsdException w:name="Colorful List Accent 4" w:semiHidden="0" w:uiPriority="72" w:unhideWhenUsed="0"/>
+    <w:lsdException w:name="Colorful Grid Accent 4" w:semiHidden="0" w:uiPriority="73" w:unhideWhenUsed="0"/>
+    <w:lsdException w:name="Light Shading Accent 5" w:semiHidden="0" w:uiPriority="60" w:unhideWhenUsed="0"/>
+    <w:lsdException w:name="Light List Accent 5" w:semiHidden="0" w:uiPriority="61" w:unhideWhenUsed="0"/>
+    <w:lsdException w:name="Light Grid Accent 5" w:semiHidden="0" w:uiPriority="62" w:unhideWhenUsed="0"/>
+    <w:lsdException w:name="Medium Shading 1 Accent 5" w:semiHidden="0" w:uiPriority="63" w:unhideWhenUsed="0"/>
+    <w:lsdException w:name="Medium Shading 2 Accent 5" w:semiHidden="0" w:uiPriority="64" w:unhideWhenUsed="0"/>
+    <w:lsdException w:name="Medium List 1 Accent 5" w:semiHidden="0" w:uiPriority="65" w:unhideWhenUsed="0"/>
+    <w:lsdException w:name="Medium List 2 Accent 5" w:semiHidden="0" w:uiPriority="66" w:unhideWhenUsed="0"/>
+    <w:lsdException w:name="Medium Grid 1 Accent 5" w:semiHidden="0" w:uiPriority="67" w:unhideWhenUsed="0"/>
+    <w:lsdException w:name="Medium Grid 2 Accent 5" w:semiHidden="0" w:uiPriority="68" w:unhideWhenUsed="0"/>
+    <w:lsdException w:name="Medium Grid 3 Accent 5" w:semiHidden="0" w:uiPriority="69" w:unhideWhenUsed="0"/>
+    <w:lsdException w:name="Dark List Accent 5" w:semiHidden="0" w:uiPriority="70" w:unhideWhenUsed="0"/>
+    <w:lsdException w:name="Colorful Shading Accent 5" w:semiHidden="0" w:uiPriority="71" w:unhideWhenUsed="0"/>
+    <w:lsdException w:name="Colorful List Accent 5" w:semiHidden="0" w:uiPriority="72" w:unhideWhenUsed="0"/>
+    <w:lsdException w:name="Colorful Grid Accent 5" w:semiHidden="0" w:uiPriority="73" w:unhideWhenUsed="0"/>
+    <w:lsdException w:name="Light Shading Accent 6" w:semiHidden="0" w:uiPriority="60" w:unhideWhenUsed="0"/>
+    <w:lsdException w:name="Light List Accent 6" w:semiHidden="0" w:uiPriority="61" w:unhideWhenUsed="0"/>
+    <w:lsdException w:name="Light Grid Accent 6" w:semiHidden="0" w:uiPriority="62" w:unhideWhenUsed="0"/>
+    <w:lsdException w:name="Medium Shading 1 Accent 6" w:semiHidden="0" w:uiPriority="63" w:unhideWhenUsed="0"/>
+    <w:lsdException w:name="Medium Shading 2 Accent 6" w:semiHidden="0" w:uiPriority="64" w:unhideWhenUsed="0"/>
+    <w:lsdException w:name="Medium List 1 Accent 6" w:semiHidden="0" w:uiPriority="65" w:unhideWhenUsed="0"/>
+    <w:lsdException w:name="Medium List 2 Accent 6" w:semiHidden="0" w:uiPriority="66" w:unhideWhenUsed="0"/>
+    <w:lsdException w:name="Medium Grid 1 Accent 6" w:semiHidden="0" w:uiPriority="67" w:unhideWhenUsed="0"/>
+    <w:lsdException w:name="Medium Grid 2 Accent 6" w:semiHidden="0" w:uiPriority="68" w:unhideWhenUsed="0"/>
+    <w:lsdException w:name="Medium Grid 3 Accent 6" w:semiHidden="0" w:uiPriority="69" w:unhideWhenUsed="0"/>
+    <w:lsdException w:name="Dark List Accent 6" w:semiHidden="0" w:uiPriority="70" w:unhideWhenUsed="0"/>
+    <w:lsdException w:name="Colorful Shading Accent 6" w:semiHidden="0" w:uiPriority="71" w:unhideWhenUsed="0"/>
+    <w:lsdException w:name="Colorful List Accent 6" w:semiHidden="0" w:uiPriority="72" w:unhideWhenUsed="0"/>
+    <w:lsdException w:name="Colorful Grid Accent 6" w:semiHidden="0" w:uiPriority="73" w:unhideWhenUsed="0"/>
+    <w:lsdException w:name="Subtle Emphasis" w:semiHidden="0" w:uiPriority="19" w:unhideWhenUsed="0" w:qFormat="1"/>
+    <w:lsdException w:name="Intense Emphasis" w:semiHidden="0" w:uiPriority="21" w:unhideWhenUsed="0" w:qFormat="1"/>
+    <w:lsdException w:name="Subtle Reference" w:semiHidden="0" w:uiPriority="31" w:unhideWhenUsed="0" w:qFormat="1"/>
+    <w:lsdException w:name="Intense Reference" w:semiHidden="0" w:uiPriority="32" w:unhideWhenUsed="0" w:qFormat="1"/>
+    <w:lsdException w:name="Book Title" w:semiHidden="0" w:uiPriority="33" w:unhideWhenUsed="0" w:qFormat="1"/>
+    <w:lsdException w:name="Bibliography" w:uiPriority="37"/>
+    <w:lsdException w:name="TOC Heading" w:uiPriority="39" w:qFormat="1"/>
   </w:latentStyles>
-  <w:style w:type="paragraph" w:styleId="Normal" w:default="1">
+  <w:style w:type="paragraph" w:default="1" w:styleId="Normal">
     <w:name w:val="Normal"/>
     <w:qFormat/>
-    <w:pPr>
-      <w:widowControl/>
-      <w:suppressAutoHyphens w:val="true"/>
-      <w:bidi w:val="0"/>
-      <w:spacing w:before="0" w:after="0"/>
-      <w:jc w:val="left"/>
-    </w:pPr>
-    <w:rPr>
-      <w:rFonts w:ascii="Calibri" w:hAnsi="Calibri" w:eastAsia="Calibri" w:cs="Calibri"/>
-      <w:color w:val="auto"/>
-      <w:kern w:val="0"/>
-      <w:sz w:val="21"/>
-      <w:szCs w:val="21"/>
-      <w:lang w:val="en-US" w:eastAsia="en-US" w:bidi="ar-SA"/>
-    </w:rPr>
   </w:style>
   <w:style w:type="paragraph" w:styleId="Heading1">
-    <w:name w:val="Heading 1"/>
+    <w:name w:val="heading 1"/>
     <w:uiPriority w:val="9"/>
     <w:qFormat/>
     <w:pPr>
-      <w:widowControl/>
-      <w:suppressAutoHyphens w:val="true"/>
-      <w:bidi w:val="0"/>
-      <w:spacing w:before="0" w:after="0"/>
-      <w:jc w:val="left"/>
       <w:outlineLvl w:val="0"/>
     </w:pPr>
     <w:rPr>
-      <w:rFonts w:ascii="Calibri" w:hAnsi="Calibri" w:eastAsia="Calibri" w:cs="Calibri"/>
       <w:color w:val="2E74B5"/>
-      <w:kern w:val="0"/>
       <w:sz w:val="32"/>
       <w:szCs w:val="32"/>
-      <w:lang w:val="en-US" w:eastAsia="en-US" w:bidi="ar-SA"/>
     </w:rPr>
   </w:style>
   <w:style w:type="paragraph" w:styleId="Heading2">
-    <w:name w:val="Heading 2"/>
+    <w:name w:val="heading 2"/>
     <w:uiPriority w:val="9"/>
     <w:unhideWhenUsed/>
     <w:qFormat/>
     <w:pPr>
-      <w:widowControl/>
-      <w:suppressAutoHyphens w:val="true"/>
-      <w:bidi w:val="0"/>
-      <w:spacing w:before="0" w:after="0"/>
-      <w:jc w:val="left"/>
       <w:outlineLvl w:val="1"/>
     </w:pPr>
     <w:rPr>
-      <w:rFonts w:ascii="Calibri" w:hAnsi="Calibri" w:eastAsia="Calibri" w:cs="Calibri"/>
       <w:color w:val="2E74B5"/>
-      <w:kern w:val="0"/>
       <w:sz w:val="26"/>
       <w:szCs w:val="26"/>
-      <w:lang w:val="en-US" w:eastAsia="en-US" w:bidi="ar-SA"/>
     </w:rPr>
   </w:style>
   <w:style w:type="paragraph" w:styleId="Heading3">
-    <w:name w:val="Heading 3"/>
+    <w:name w:val="heading 3"/>
     <w:uiPriority w:val="9"/>
     <w:semiHidden/>
     <w:unhideWhenUsed/>
     <w:qFormat/>
     <w:pPr>
-      <w:widowControl/>
-      <w:suppressAutoHyphens w:val="true"/>
-      <w:bidi w:val="0"/>
-      <w:spacing w:before="0" w:after="0"/>
-      <w:jc w:val="left"/>
       <w:outlineLvl w:val="2"/>
     </w:pPr>
     <w:rPr>
-      <w:rFonts w:ascii="Calibri" w:hAnsi="Calibri" w:eastAsia="Calibri" w:cs="Calibri"/>
       <w:color w:val="1F4D78"/>
-      <w:kern w:val="0"/>
       <w:sz w:val="24"/>
       <w:szCs w:val="24"/>
-      <w:lang w:val="en-US" w:eastAsia="en-US" w:bidi="ar-SA"/>
     </w:rPr>
   </w:style>
   <w:style w:type="paragraph" w:styleId="Heading4">
-    <w:name w:val="Heading 4"/>
+    <w:name w:val="heading 4"/>
     <w:uiPriority w:val="9"/>
     <w:semiHidden/>
     <w:unhideWhenUsed/>
     <w:qFormat/>
     <w:pPr>
-      <w:widowControl/>
-      <w:suppressAutoHyphens w:val="true"/>
-      <w:bidi w:val="0"/>
-      <w:spacing w:before="0" w:after="0"/>
-      <w:jc w:val="left"/>
       <w:outlineLvl w:val="3"/>
     </w:pPr>
     <w:rPr>
-      <w:rFonts w:ascii="Calibri" w:hAnsi="Calibri" w:eastAsia="Calibri" w:cs="Calibri"/>
       <w:i/>
       <w:iCs/>
       <w:color w:val="2E74B5"/>
-      <w:kern w:val="0"/>
-      <w:sz w:val="21"/>
-      <w:szCs w:val="21"/>
-      <w:lang w:val="en-US" w:eastAsia="en-US" w:bidi="ar-SA"/>
     </w:rPr>
   </w:style>
   <w:style w:type="paragraph" w:styleId="Heading5">
-    <w:name w:val="Heading 5"/>
+    <w:name w:val="heading 5"/>
     <w:uiPriority w:val="9"/>
     <w:semiHidden/>
     <w:unhideWhenUsed/>
     <w:qFormat/>
     <w:pPr>
-      <w:widowControl/>
-      <w:suppressAutoHyphens w:val="true"/>
-      <w:bidi w:val="0"/>
-      <w:spacing w:before="0" w:after="0"/>
-      <w:jc w:val="left"/>
       <w:outlineLvl w:val="4"/>
     </w:pPr>
     <w:rPr>
-      <w:rFonts w:ascii="Calibri" w:hAnsi="Calibri" w:eastAsia="Calibri" w:cs="Calibri"/>
       <w:color w:val="2E74B5"/>
-      <w:kern w:val="0"/>
-      <w:sz w:val="21"/>
-      <w:szCs w:val="21"/>
-      <w:lang w:val="en-US" w:eastAsia="en-US" w:bidi="ar-SA"/>
     </w:rPr>
   </w:style>
   <w:style w:type="paragraph" w:styleId="Heading6">
-    <w:name w:val="Heading 6"/>
+    <w:name w:val="heading 6"/>
     <w:uiPriority w:val="9"/>
     <w:semiHidden/>
     <w:unhideWhenUsed/>
     <w:qFormat/>
     <w:pPr>
-      <w:widowControl/>
-      <w:suppressAutoHyphens w:val="true"/>
-      <w:bidi w:val="0"/>
-      <w:spacing w:before="0" w:after="0"/>
-      <w:jc w:val="left"/>
       <w:outlineLvl w:val="5"/>
     </w:pPr>
     <w:rPr>
-      <w:rFonts w:ascii="Calibri" w:hAnsi="Calibri" w:eastAsia="Calibri" w:cs="Calibri"/>
       <w:color w:val="1F4D78"/>
-      <w:kern w:val="0"/>
-      <w:sz w:val="21"/>
-      <w:szCs w:val="21"/>
-      <w:lang w:val="en-US" w:eastAsia="en-US" w:bidi="ar-SA"/>
     </w:rPr>
   </w:style>
-  <w:style w:type="character" w:styleId="DefaultParagraphFont" w:default="1">
+  <w:style w:type="character" w:default="1" w:styleId="DefaultParagraphFont">
     <w:name w:val="Default Paragraph Font"/>
     <w:uiPriority w:val="1"/>
+    <w:semiHidden/>
     <w:unhideWhenUsed/>
-    <w:qFormat/>
-    <w:rPr/>
+  </w:style>
+  <w:style w:type="table" w:default="1" w:styleId="TableNormal">
+    <w:name w:val="Normal Table"/>
+    <w:uiPriority w:val="99"/>
+    <w:semiHidden/>
+    <w:unhideWhenUsed/>
+    <w:tblPr>
+      <w:tblInd w:w="0" w:type="dxa"/>
+      <w:tblCellMar>
+        <w:top w:w="0" w:type="dxa"/>
+        <w:left w:w="108" w:type="dxa"/>
+        <w:bottom w:w="0" w:type="dxa"/>
+        <w:right w:w="108" w:type="dxa"/>
+      </w:tblCellMar>
+    </w:tblPr>
+  </w:style>
+  <w:style w:type="numbering" w:default="1" w:styleId="NoList">
+    <w:name w:val="No List"/>
+    <w:uiPriority w:val="99"/>
+    <w:semiHidden/>
+    <w:unhideWhenUsed/>
   </w:style>
   <w:style w:type="character" w:styleId="Hyperlink">
     <w:name w:val="Hyperlink"/>
@@ -5863,7 +6345,7 @@
       <w:u w:val="single"/>
     </w:rPr>
   </w:style>
-  <w:style w:type="character" w:styleId="FootnoteCharacters">
+  <w:style w:type="character" w:customStyle="1" w:styleId="FootnoteCharacters">
     <w:name w:val="Footnote Characters"/>
     <w:uiPriority w:val="99"/>
     <w:semiHidden/>
@@ -5874,12 +6356,12 @@
     </w:rPr>
   </w:style>
   <w:style w:type="character" w:styleId="FootnoteReference">
-    <w:name w:val="Footnote Reference"/>
+    <w:name w:val="footnote reference"/>
     <w:rPr>
       <w:vertAlign w:val="superscript"/>
     </w:rPr>
   </w:style>
-  <w:style w:type="character" w:styleId="FootnoteTextChar" w:customStyle="1">
+  <w:style w:type="character" w:customStyle="1" w:styleId="FootnoteTextChar">
     <w:name w:val="Footnote Text Char"/>
     <w:link w:val="FootnoteText"/>
     <w:uiPriority w:val="99"/>
@@ -5891,7 +6373,7 @@
       <w:szCs w:val="20"/>
     </w:rPr>
   </w:style>
-  <w:style w:type="character" w:styleId="EndnoteCharacters">
+  <w:style w:type="character" w:customStyle="1" w:styleId="EndnoteCharacters">
     <w:name w:val="Endnote Characters"/>
     <w:uiPriority w:val="99"/>
     <w:semiHidden/>
@@ -5902,12 +6384,12 @@
     </w:rPr>
   </w:style>
   <w:style w:type="character" w:styleId="EndnoteReference">
-    <w:name w:val="Endnote Reference"/>
+    <w:name w:val="endnote reference"/>
     <w:rPr>
       <w:vertAlign w:val="superscript"/>
     </w:rPr>
   </w:style>
-  <w:style w:type="character" w:styleId="EndnoteTextChar" w:customStyle="1">
+  <w:style w:type="character" w:customStyle="1" w:styleId="EndnoteTextChar">
     <w:name w:val="Endnote Text Char"/>
     <w:link w:val="EndnoteText"/>
     <w:uiPriority w:val="99"/>
@@ -5919,17 +6401,17 @@
       <w:szCs w:val="20"/>
     </w:rPr>
   </w:style>
-  <w:style w:type="paragraph" w:styleId="Heading">
+  <w:style w:type="paragraph" w:customStyle="1" w:styleId="Heading">
     <w:name w:val="Heading"/>
     <w:basedOn w:val="Normal"/>
     <w:next w:val="BodyText"/>
     <w:qFormat/>
     <w:pPr>
-      <w:keepNext w:val="true"/>
+      <w:keepNext/>
       <w:spacing w:before="240" w:after="120"/>
     </w:pPr>
     <w:rPr>
-      <w:rFonts w:ascii="Liberation Sans" w:hAnsi="Liberation Sans" w:eastAsia="Noto Sans CJK SC" w:cs="Noto Sans Devanagari"/>
+      <w:rFonts w:ascii="Liberation Sans" w:eastAsia="Noto Sans CJK SC" w:hAnsi="Liberation Sans" w:cs="Noto Sans Devanagari"/>
       <w:sz w:val="28"/>
       <w:szCs w:val="28"/>
     </w:rPr>
@@ -5938,20 +6420,18 @@
     <w:name w:val="Body Text"/>
     <w:basedOn w:val="Normal"/>
     <w:pPr>
-      <w:spacing w:lineRule="auto" w:line="276" w:before="0" w:after="140"/>
+      <w:spacing w:after="140" w:line="276" w:lineRule="auto"/>
     </w:pPr>
-    <w:rPr/>
   </w:style>
   <w:style w:type="paragraph" w:styleId="List">
     <w:name w:val="List"/>
     <w:basedOn w:val="BodyText"/>
-    <w:pPr/>
     <w:rPr>
       <w:rFonts w:cs="Noto Sans Devanagari"/>
     </w:rPr>
   </w:style>
   <w:style w:type="paragraph" w:styleId="Caption">
-    <w:name w:val="Caption"/>
+    <w:name w:val="caption"/>
     <w:basedOn w:val="Normal"/>
     <w:qFormat/>
     <w:pPr>
@@ -5966,7 +6446,7 @@
       <w:szCs w:val="24"/>
     </w:rPr>
   </w:style>
-  <w:style w:type="paragraph" w:styleId="Index">
+  <w:style w:type="paragraph" w:customStyle="1" w:styleId="Index">
     <w:name w:val="Index"/>
     <w:basedOn w:val="Normal"/>
     <w:qFormat/>
@@ -5981,122 +6461,59 @@
     <w:name w:val="Title"/>
     <w:uiPriority w:val="10"/>
     <w:qFormat/>
-    <w:pPr>
-      <w:widowControl/>
-      <w:suppressAutoHyphens w:val="true"/>
-      <w:bidi w:val="0"/>
-      <w:spacing w:before="0" w:after="0"/>
-      <w:jc w:val="left"/>
-    </w:pPr>
     <w:rPr>
-      <w:rFonts w:ascii="Calibri" w:hAnsi="Calibri" w:eastAsia="Calibri" w:cs="Calibri"/>
-      <w:color w:val="auto"/>
-      <w:kern w:val="0"/>
       <w:sz w:val="56"/>
       <w:szCs w:val="56"/>
-      <w:lang w:val="en-US" w:eastAsia="en-US" w:bidi="ar-SA"/>
     </w:rPr>
   </w:style>
-  <w:style w:type="paragraph" w:styleId="Strong1" w:customStyle="1">
+  <w:style w:type="paragraph" w:customStyle="1" w:styleId="Strong1">
     <w:name w:val="Strong1"/>
     <w:qFormat/>
-    <w:pPr>
-      <w:widowControl/>
-      <w:suppressAutoHyphens w:val="true"/>
-      <w:bidi w:val="0"/>
-      <w:spacing w:before="0" w:after="0"/>
-      <w:jc w:val="left"/>
-    </w:pPr>
     <w:rPr>
-      <w:rFonts w:ascii="Calibri" w:hAnsi="Calibri" w:eastAsia="Calibri" w:cs="Calibri"/>
       <w:b/>
       <w:bCs/>
-      <w:color w:val="auto"/>
-      <w:kern w:val="0"/>
-      <w:sz w:val="21"/>
-      <w:szCs w:val="21"/>
-      <w:lang w:val="en-US" w:eastAsia="en-US" w:bidi="ar-SA"/>
     </w:rPr>
   </w:style>
   <w:style w:type="paragraph" w:styleId="ListParagraph">
     <w:name w:val="List Paragraph"/>
     <w:qFormat/>
-    <w:pPr>
-      <w:widowControl/>
-      <w:suppressAutoHyphens w:val="true"/>
-      <w:bidi w:val="0"/>
-      <w:spacing w:before="0" w:after="0"/>
-      <w:jc w:val="left"/>
-    </w:pPr>
-    <w:rPr>
-      <w:rFonts w:ascii="Calibri" w:hAnsi="Calibri" w:eastAsia="Calibri" w:cs="Calibri"/>
-      <w:color w:val="auto"/>
-      <w:kern w:val="0"/>
-      <w:sz w:val="21"/>
-      <w:szCs w:val="21"/>
-      <w:lang w:val="en-US" w:eastAsia="en-US" w:bidi="ar-SA"/>
-    </w:rPr>
   </w:style>
   <w:style w:type="paragraph" w:styleId="FootnoteText">
-    <w:name w:val="Footnote Text"/>
+    <w:name w:val="footnote text"/>
     <w:link w:val="FootnoteTextChar"/>
     <w:uiPriority w:val="99"/>
     <w:semiHidden/>
     <w:unhideWhenUsed/>
-    <w:pPr>
-      <w:widowControl/>
-      <w:suppressAutoHyphens w:val="true"/>
-      <w:bidi w:val="0"/>
-      <w:spacing w:before="0" w:after="0"/>
-      <w:jc w:val="left"/>
-    </w:pPr>
     <w:rPr>
-      <w:rFonts w:ascii="Calibri" w:hAnsi="Calibri" w:eastAsia="Calibri" w:cs="Calibri"/>
-      <w:color w:val="auto"/>
-      <w:kern w:val="0"/>
       <w:sz w:val="20"/>
       <w:szCs w:val="20"/>
-      <w:lang w:val="en-US" w:eastAsia="en-US" w:bidi="ar-SA"/>
     </w:rPr>
   </w:style>
   <w:style w:type="paragraph" w:styleId="EndnoteText">
-    <w:name w:val="Endnote Text"/>
+    <w:name w:val="endnote text"/>
     <w:link w:val="EndnoteTextChar"/>
     <w:uiPriority w:val="99"/>
     <w:semiHidden/>
     <w:unhideWhenUsed/>
-    <w:pPr>
-      <w:widowControl/>
-      <w:suppressAutoHyphens w:val="true"/>
-      <w:bidi w:val="0"/>
-      <w:spacing w:before="0" w:after="0"/>
-      <w:jc w:val="left"/>
-    </w:pPr>
     <w:rPr>
-      <w:rFonts w:ascii="Calibri" w:hAnsi="Calibri" w:eastAsia="Calibri" w:cs="Calibri"/>
-      <w:color w:val="auto"/>
-      <w:kern w:val="0"/>
       <w:sz w:val="20"/>
       <w:szCs w:val="20"/>
-      <w:lang w:val="en-US" w:eastAsia="en-US" w:bidi="ar-SA"/>
     </w:rPr>
   </w:style>
-  <w:style w:type="paragraph" w:styleId="TableContents">
+  <w:style w:type="paragraph" w:customStyle="1" w:styleId="TableContents">
     <w:name w:val="Table Contents"/>
     <w:basedOn w:val="Normal"/>
     <w:qFormat/>
     <w:pPr>
-      <w:widowControl w:val="false"/>
+      <w:widowControl w:val="0"/>
       <w:suppressLineNumbers/>
     </w:pPr>
-    <w:rPr/>
   </w:style>
-  <w:style w:type="paragraph" w:styleId="TableHeading">
+  <w:style w:type="paragraph" w:customStyle="1" w:styleId="TableHeading">
     <w:name w:val="Table Heading"/>
     <w:basedOn w:val="TableContents"/>
     <w:qFormat/>
     <w:pPr>
-      <w:suppressLineNumbers/>
       <w:jc w:val="center"/>
     </w:pPr>
     <w:rPr>
@@ -6104,12 +6521,195 @@
       <w:bCs/>
     </w:rPr>
   </w:style>
-  <w:style w:type="numbering" w:styleId="NoList" w:default="1">
-    <w:name w:val="No List"/>
-    <w:uiPriority w:val="99"/>
+  <w:style w:type="character" w:styleId="Strong">
+    <w:name w:val="Strong"/>
+    <w:basedOn w:val="DefaultParagraphFont"/>
+    <w:uiPriority w:val="22"/>
+    <w:qFormat/>
+    <w:rsid w:val="000057F9"/>
+    <w:rPr>
+      <w:b/>
+      <w:bCs/>
+    </w:rPr>
+  </w:style>
+  <w:style w:type="character" w:customStyle="1" w:styleId="katex-mathml">
+    <w:name w:val="katex-mathml"/>
+    <w:basedOn w:val="DefaultParagraphFont"/>
+    <w:rsid w:val="000057F9"/>
+  </w:style>
+  <w:style w:type="character" w:customStyle="1" w:styleId="mord">
+    <w:name w:val="mord"/>
+    <w:basedOn w:val="DefaultParagraphFont"/>
+    <w:rsid w:val="000057F9"/>
+  </w:style>
+</w:styles>
+</file>
+
+<file path=word/stylesWithEffects.xml><?xml version="1.0" encoding="utf-8"?>
+<w:styles xmlns:wpc="http://schemas.microsoft.com/office/word/2010/wordprocessingCanvas" xmlns:mc="http://schemas.openxmlformats.org/markup-compatibility/2006" xmlns:o="urn:schemas-microsoft-com:office:office" xmlns:r="http://schemas.openxmlformats.org/officeDocument/2006/relationships" xmlns:m="http://schemas.openxmlformats.org/officeDocument/2006/math" xmlns:v="urn:schemas-microsoft-com:vml" xmlns:wp14="http://schemas.microsoft.com/office/word/2010/wordprocessingDrawing" xmlns:wp="http://schemas.openxmlformats.org/drawingml/2006/wordprocessingDrawing" xmlns:w10="urn:schemas-microsoft-com:office:word" xmlns:w="http://schemas.openxmlformats.org/wordprocessingml/2006/main" xmlns:w14="http://schemas.microsoft.com/office/word/2010/wordml" xmlns:wpg="http://schemas.microsoft.com/office/word/2010/wordprocessingGroup" xmlns:wpi="http://schemas.microsoft.com/office/word/2010/wordprocessingInk" xmlns:wne="http://schemas.microsoft.com/office/word/2006/wordml" xmlns:wps="http://schemas.microsoft.com/office/word/2010/wordprocessingShape" mc:Ignorable="w14 wp14">
+  <w:docDefaults>
+    <w:rPrDefault>
+      <w:rPr>
+        <w:rFonts w:asciiTheme="minorHAnsi" w:eastAsiaTheme="minorEastAsia" w:hAnsiTheme="minorHAnsi" w:cstheme="minorBidi"/>
+        <w:sz w:val="22"/>
+        <w:szCs w:val="22"/>
+        <w:lang w:val="en-US" w:eastAsia="en-US" w:bidi="ar-SA"/>
+      </w:rPr>
+    </w:rPrDefault>
+    <w:pPrDefault>
+      <w:pPr>
+        <w:spacing w:after="200" w:line="276" w:lineRule="auto"/>
+      </w:pPr>
+    </w:pPrDefault>
+  </w:docDefaults>
+  <w:latentStyles w:defLockedState="0" w:defUIPriority="99" w:defSemiHidden="1" w:defUnhideWhenUsed="1" w:defQFormat="0" w:count="267">
+    <w:lsdException w:name="Normal" w:semiHidden="0" w:uiPriority="0" w:unhideWhenUsed="0" w:qFormat="1"/>
+    <w:lsdException w:name="heading 1" w:semiHidden="0" w:uiPriority="9" w:unhideWhenUsed="0" w:qFormat="1"/>
+    <w:lsdException w:name="heading 2" w:uiPriority="9" w:qFormat="1"/>
+    <w:lsdException w:name="heading 3" w:uiPriority="9" w:qFormat="1"/>
+    <w:lsdException w:name="heading 4" w:uiPriority="9" w:qFormat="1"/>
+    <w:lsdException w:name="heading 5" w:uiPriority="9" w:qFormat="1"/>
+    <w:lsdException w:name="heading 6" w:uiPriority="9" w:qFormat="1"/>
+    <w:lsdException w:name="heading 7" w:uiPriority="9" w:qFormat="1"/>
+    <w:lsdException w:name="heading 8" w:uiPriority="9" w:qFormat="1"/>
+    <w:lsdException w:name="heading 9" w:uiPriority="9" w:qFormat="1"/>
+    <w:lsdException w:name="toc 1" w:uiPriority="39"/>
+    <w:lsdException w:name="toc 2" w:uiPriority="39"/>
+    <w:lsdException w:name="toc 3" w:uiPriority="39"/>
+    <w:lsdException w:name="toc 4" w:uiPriority="39"/>
+    <w:lsdException w:name="toc 5" w:uiPriority="39"/>
+    <w:lsdException w:name="toc 6" w:uiPriority="39"/>
+    <w:lsdException w:name="toc 7" w:uiPriority="39"/>
+    <w:lsdException w:name="toc 8" w:uiPriority="39"/>
+    <w:lsdException w:name="toc 9" w:uiPriority="39"/>
+    <w:lsdException w:name="caption" w:uiPriority="35" w:qFormat="1"/>
+    <w:lsdException w:name="Title" w:semiHidden="0" w:uiPriority="10" w:unhideWhenUsed="0" w:qFormat="1"/>
+    <w:lsdException w:name="Default Paragraph Font" w:uiPriority="1"/>
+    <w:lsdException w:name="Subtitle" w:semiHidden="0" w:uiPriority="11" w:unhideWhenUsed="0" w:qFormat="1"/>
+    <w:lsdException w:name="Strong" w:semiHidden="0" w:uiPriority="22" w:unhideWhenUsed="0" w:qFormat="1"/>
+    <w:lsdException w:name="Emphasis" w:semiHidden="0" w:uiPriority="20" w:unhideWhenUsed="0" w:qFormat="1"/>
+    <w:lsdException w:name="Table Grid" w:semiHidden="0" w:uiPriority="59" w:unhideWhenUsed="0"/>
+    <w:lsdException w:name="Placeholder Text" w:unhideWhenUsed="0"/>
+    <w:lsdException w:name="No Spacing" w:semiHidden="0" w:uiPriority="1" w:unhideWhenUsed="0" w:qFormat="1"/>
+    <w:lsdException w:name="Light Shading" w:semiHidden="0" w:uiPriority="60" w:unhideWhenUsed="0"/>
+    <w:lsdException w:name="Light List" w:semiHidden="0" w:uiPriority="61" w:unhideWhenUsed="0"/>
+    <w:lsdException w:name="Light Grid" w:semiHidden="0" w:uiPriority="62" w:unhideWhenUsed="0"/>
+    <w:lsdException w:name="Medium Shading 1" w:semiHidden="0" w:uiPriority="63" w:unhideWhenUsed="0"/>
+    <w:lsdException w:name="Medium Shading 2" w:semiHidden="0" w:uiPriority="64" w:unhideWhenUsed="0"/>
+    <w:lsdException w:name="Medium List 1" w:semiHidden="0" w:uiPriority="65" w:unhideWhenUsed="0"/>
+    <w:lsdException w:name="Medium List 2" w:semiHidden="0" w:uiPriority="66" w:unhideWhenUsed="0"/>
+    <w:lsdException w:name="Medium Grid 1" w:semiHidden="0" w:uiPriority="67" w:unhideWhenUsed="0"/>
+    <w:lsdException w:name="Medium Grid 2" w:semiHidden="0" w:uiPriority="68" w:unhideWhenUsed="0"/>
+    <w:lsdException w:name="Medium Grid 3" w:semiHidden="0" w:uiPriority="69" w:unhideWhenUsed="0"/>
+    <w:lsdException w:name="Dark List" w:semiHidden="0" w:uiPriority="70" w:unhideWhenUsed="0"/>
+    <w:lsdException w:name="Colorful Shading" w:semiHidden="0" w:uiPriority="71" w:unhideWhenUsed="0"/>
+    <w:lsdException w:name="Colorful List" w:semiHidden="0" w:uiPriority="72" w:unhideWhenUsed="0"/>
+    <w:lsdException w:name="Colorful Grid" w:semiHidden="0" w:uiPriority="73" w:unhideWhenUsed="0"/>
+    <w:lsdException w:name="Light Shading Accent 1" w:semiHidden="0" w:uiPriority="60" w:unhideWhenUsed="0"/>
+    <w:lsdException w:name="Light List Accent 1" w:semiHidden="0" w:uiPriority="61" w:unhideWhenUsed="0"/>
+    <w:lsdException w:name="Light Grid Accent 1" w:semiHidden="0" w:uiPriority="62" w:unhideWhenUsed="0"/>
+    <w:lsdException w:name="Medium Shading 1 Accent 1" w:semiHidden="0" w:uiPriority="63" w:unhideWhenUsed="0"/>
+    <w:lsdException w:name="Medium Shading 2 Accent 1" w:semiHidden="0" w:uiPriority="64" w:unhideWhenUsed="0"/>
+    <w:lsdException w:name="Medium List 1 Accent 1" w:semiHidden="0" w:uiPriority="65" w:unhideWhenUsed="0"/>
+    <w:lsdException w:name="Revision" w:unhideWhenUsed="0"/>
+    <w:lsdException w:name="List Paragraph" w:semiHidden="0" w:uiPriority="34" w:unhideWhenUsed="0" w:qFormat="1"/>
+    <w:lsdException w:name="Quote" w:semiHidden="0" w:uiPriority="29" w:unhideWhenUsed="0" w:qFormat="1"/>
+    <w:lsdException w:name="Intense Quote" w:semiHidden="0" w:uiPriority="30" w:unhideWhenUsed="0" w:qFormat="1"/>
+    <w:lsdException w:name="Medium List 2 Accent 1" w:semiHidden="0" w:uiPriority="66" w:unhideWhenUsed="0"/>
+    <w:lsdException w:name="Medium Grid 1 Accent 1" w:semiHidden="0" w:uiPriority="67" w:unhideWhenUsed="0"/>
+    <w:lsdException w:name="Medium Grid 2 Accent 1" w:semiHidden="0" w:uiPriority="68" w:unhideWhenUsed="0"/>
+    <w:lsdException w:name="Medium Grid 3 Accent 1" w:semiHidden="0" w:uiPriority="69" w:unhideWhenUsed="0"/>
+    <w:lsdException w:name="Dark List Accent 1" w:semiHidden="0" w:uiPriority="70" w:unhideWhenUsed="0"/>
+    <w:lsdException w:name="Colorful Shading Accent 1" w:semiHidden="0" w:uiPriority="71" w:unhideWhenUsed="0"/>
+    <w:lsdException w:name="Colorful List Accent 1" w:semiHidden="0" w:uiPriority="72" w:unhideWhenUsed="0"/>
+    <w:lsdException w:name="Colorful Grid Accent 1" w:semiHidden="0" w:uiPriority="73" w:unhideWhenUsed="0"/>
+    <w:lsdException w:name="Light Shading Accent 2" w:semiHidden="0" w:uiPriority="60" w:unhideWhenUsed="0"/>
+    <w:lsdException w:name="Light List Accent 2" w:semiHidden="0" w:uiPriority="61" w:unhideWhenUsed="0"/>
+    <w:lsdException w:name="Light Grid Accent 2" w:semiHidden="0" w:uiPriority="62" w:unhideWhenUsed="0"/>
+    <w:lsdException w:name="Medium Shading 1 Accent 2" w:semiHidden="0" w:uiPriority="63" w:unhideWhenUsed="0"/>
+    <w:lsdException w:name="Medium Shading 2 Accent 2" w:semiHidden="0" w:uiPriority="64" w:unhideWhenUsed="0"/>
+    <w:lsdException w:name="Medium List 1 Accent 2" w:semiHidden="0" w:uiPriority="65" w:unhideWhenUsed="0"/>
+    <w:lsdException w:name="Medium List 2 Accent 2" w:semiHidden="0" w:uiPriority="66" w:unhideWhenUsed="0"/>
+    <w:lsdException w:name="Medium Grid 1 Accent 2" w:semiHidden="0" w:uiPriority="67" w:unhideWhenUsed="0"/>
+    <w:lsdException w:name="Medium Grid 2 Accent 2" w:semiHidden="0" w:uiPriority="68" w:unhideWhenUsed="0"/>
+    <w:lsdException w:name="Medium Grid 3 Accent 2" w:semiHidden="0" w:uiPriority="69" w:unhideWhenUsed="0"/>
+    <w:lsdException w:name="Dark List Accent 2" w:semiHidden="0" w:uiPriority="70" w:unhideWhenUsed="0"/>
+    <w:lsdException w:name="Colorful Shading Accent 2" w:semiHidden="0" w:uiPriority="71" w:unhideWhenUsed="0"/>
+    <w:lsdException w:name="Colorful List Accent 2" w:semiHidden="0" w:uiPriority="72" w:unhideWhenUsed="0"/>
+    <w:lsdException w:name="Colorful Grid Accent 2" w:semiHidden="0" w:uiPriority="73" w:unhideWhenUsed="0"/>
+    <w:lsdException w:name="Light Shading Accent 3" w:semiHidden="0" w:uiPriority="60" w:unhideWhenUsed="0"/>
+    <w:lsdException w:name="Light List Accent 3" w:semiHidden="0" w:uiPriority="61" w:unhideWhenUsed="0"/>
+    <w:lsdException w:name="Light Grid Accent 3" w:semiHidden="0" w:uiPriority="62" w:unhideWhenUsed="0"/>
+    <w:lsdException w:name="Medium Shading 1 Accent 3" w:semiHidden="0" w:uiPriority="63" w:unhideWhenUsed="0"/>
+    <w:lsdException w:name="Medium Shading 2 Accent 3" w:semiHidden="0" w:uiPriority="64" w:unhideWhenUsed="0"/>
+    <w:lsdException w:name="Medium List 1 Accent 3" w:semiHidden="0" w:uiPriority="65" w:unhideWhenUsed="0"/>
+    <w:lsdException w:name="Medium List 2 Accent 3" w:semiHidden="0" w:uiPriority="66" w:unhideWhenUsed="0"/>
+    <w:lsdException w:name="Medium Grid 1 Accent 3" w:semiHidden="0" w:uiPriority="67" w:unhideWhenUsed="0"/>
+    <w:lsdException w:name="Medium Grid 2 Accent 3" w:semiHidden="0" w:uiPriority="68" w:unhideWhenUsed="0"/>
+    <w:lsdException w:name="Medium Grid 3 Accent 3" w:semiHidden="0" w:uiPriority="69" w:unhideWhenUsed="0"/>
+    <w:lsdException w:name="Dark List Accent 3" w:semiHidden="0" w:uiPriority="70" w:unhideWhenUsed="0"/>
+    <w:lsdException w:name="Colorful Shading Accent 3" w:semiHidden="0" w:uiPriority="71" w:unhideWhenUsed="0"/>
+    <w:lsdException w:name="Colorful List Accent 3" w:semiHidden="0" w:uiPriority="72" w:unhideWhenUsed="0"/>
+    <w:lsdException w:name="Colorful Grid Accent 3" w:semiHidden="0" w:uiPriority="73" w:unhideWhenUsed="0"/>
+    <w:lsdException w:name="Light Shading Accent 4" w:semiHidden="0" w:uiPriority="60" w:unhideWhenUsed="0"/>
+    <w:lsdException w:name="Light List Accent 4" w:semiHidden="0" w:uiPriority="61" w:unhideWhenUsed="0"/>
+    <w:lsdException w:name="Light Grid Accent 4" w:semiHidden="0" w:uiPriority="62" w:unhideWhenUsed="0"/>
+    <w:lsdException w:name="Medium Shading 1 Accent 4" w:semiHidden="0" w:uiPriority="63" w:unhideWhenUsed="0"/>
+    <w:lsdException w:name="Medium Shading 2 Accent 4" w:semiHidden="0" w:uiPriority="64" w:unhideWhenUsed="0"/>
+    <w:lsdException w:name="Medium List 1 Accent 4" w:semiHidden="0" w:uiPriority="65" w:unhideWhenUsed="0"/>
+    <w:lsdException w:name="Medium List 2 Accent 4" w:semiHidden="0" w:uiPriority="66" w:unhideWhenUsed="0"/>
+    <w:lsdException w:name="Medium Grid 1 Accent 4" w:semiHidden="0" w:uiPriority="67" w:unhideWhenUsed="0"/>
+    <w:lsdException w:name="Medium Grid 2 Accent 4" w:semiHidden="0" w:uiPriority="68" w:unhideWhenUsed="0"/>
+    <w:lsdException w:name="Medium Grid 3 Accent 4" w:semiHidden="0" w:uiPriority="69" w:unhideWhenUsed="0"/>
+    <w:lsdException w:name="Dark List Accent 4" w:semiHidden="0" w:uiPriority="70" w:unhideWhenUsed="0"/>
+    <w:lsdException w:name="Colorful Shading Accent 4" w:semiHidden="0" w:uiPriority="71" w:unhideWhenUsed="0"/>
+    <w:lsdException w:name="Colorful List Accent 4" w:semiHidden="0" w:uiPriority="72" w:unhideWhenUsed="0"/>
+    <w:lsdException w:name="Colorful Grid Accent 4" w:semiHidden="0" w:uiPriority="73" w:unhideWhenUsed="0"/>
+    <w:lsdException w:name="Light Shading Accent 5" w:semiHidden="0" w:uiPriority="60" w:unhideWhenUsed="0"/>
+    <w:lsdException w:name="Light List Accent 5" w:semiHidden="0" w:uiPriority="61" w:unhideWhenUsed="0"/>
+    <w:lsdException w:name="Light Grid Accent 5" w:semiHidden="0" w:uiPriority="62" w:unhideWhenUsed="0"/>
+    <w:lsdException w:name="Medium Shading 1 Accent 5" w:semiHidden="0" w:uiPriority="63" w:unhideWhenUsed="0"/>
+    <w:lsdException w:name="Medium Shading 2 Accent 5" w:semiHidden="0" w:uiPriority="64" w:unhideWhenUsed="0"/>
+    <w:lsdException w:name="Medium List 1 Accent 5" w:semiHidden="0" w:uiPriority="65" w:unhideWhenUsed="0"/>
+    <w:lsdException w:name="Medium List 2 Accent 5" w:semiHidden="0" w:uiPriority="66" w:unhideWhenUsed="0"/>
+    <w:lsdException w:name="Medium Grid 1 Accent 5" w:semiHidden="0" w:uiPriority="67" w:unhideWhenUsed="0"/>
+    <w:lsdException w:name="Medium Grid 2 Accent 5" w:semiHidden="0" w:uiPriority="68" w:unhideWhenUsed="0"/>
+    <w:lsdException w:name="Medium Grid 3 Accent 5" w:semiHidden="0" w:uiPriority="69" w:unhideWhenUsed="0"/>
+    <w:lsdException w:name="Dark List Accent 5" w:semiHidden="0" w:uiPriority="70" w:unhideWhenUsed="0"/>
+    <w:lsdException w:name="Colorful Shading Accent 5" w:semiHidden="0" w:uiPriority="71" w:unhideWhenUsed="0"/>
+    <w:lsdException w:name="Colorful List Accent 5" w:semiHidden="0" w:uiPriority="72" w:unhideWhenUsed="0"/>
+    <w:lsdException w:name="Colorful Grid Accent 5" w:semiHidden="0" w:uiPriority="73" w:unhideWhenUsed="0"/>
+    <w:lsdException w:name="Light Shading Accent 6" w:semiHidden="0" w:uiPriority="60" w:unhideWhenUsed="0"/>
+    <w:lsdException w:name="Light List Accent 6" w:semiHidden="0" w:uiPriority="61" w:unhideWhenUsed="0"/>
+    <w:lsdException w:name="Light Grid Accent 6" w:semiHidden="0" w:uiPriority="62" w:unhideWhenUsed="0"/>
+    <w:lsdException w:name="Medium Shading 1 Accent 6" w:semiHidden="0" w:uiPriority="63" w:unhideWhenUsed="0"/>
+    <w:lsdException w:name="Medium Shading 2 Accent 6" w:semiHidden="0" w:uiPriority="64" w:unhideWhenUsed="0"/>
+    <w:lsdException w:name="Medium List 1 Accent 6" w:semiHidden="0" w:uiPriority="65" w:unhideWhenUsed="0"/>
+    <w:lsdException w:name="Medium List 2 Accent 6" w:semiHidden="0" w:uiPriority="66" w:unhideWhenUsed="0"/>
+    <w:lsdException w:name="Medium Grid 1 Accent 6" w:semiHidden="0" w:uiPriority="67" w:unhideWhenUsed="0"/>
+    <w:lsdException w:name="Medium Grid 2 Accent 6" w:semiHidden="0" w:uiPriority="68" w:unhideWhenUsed="0"/>
+    <w:lsdException w:name="Medium Grid 3 Accent 6" w:semiHidden="0" w:uiPriority="69" w:unhideWhenUsed="0"/>
+    <w:lsdException w:name="Dark List Accent 6" w:semiHidden="0" w:uiPriority="70" w:unhideWhenUsed="0"/>
+    <w:lsdException w:name="Colorful Shading Accent 6" w:semiHidden="0" w:uiPriority="71" w:unhideWhenUsed="0"/>
+    <w:lsdException w:name="Colorful List Accent 6" w:semiHidden="0" w:uiPriority="72" w:unhideWhenUsed="0"/>
+    <w:lsdException w:name="Colorful Grid Accent 6" w:semiHidden="0" w:uiPriority="73" w:unhideWhenUsed="0"/>
+    <w:lsdException w:name="Subtle Emphasis" w:semiHidden="0" w:uiPriority="19" w:unhideWhenUsed="0" w:qFormat="1"/>
+    <w:lsdException w:name="Intense Emphasis" w:semiHidden="0" w:uiPriority="21" w:unhideWhenUsed="0" w:qFormat="1"/>
+    <w:lsdException w:name="Subtle Reference" w:semiHidden="0" w:uiPriority="31" w:unhideWhenUsed="0" w:qFormat="1"/>
+    <w:lsdException w:name="Intense Reference" w:semiHidden="0" w:uiPriority="32" w:unhideWhenUsed="0" w:qFormat="1"/>
+    <w:lsdException w:name="Book Title" w:semiHidden="0" w:uiPriority="33" w:unhideWhenUsed="0" w:qFormat="1"/>
+    <w:lsdException w:name="Bibliography" w:uiPriority="37"/>
+    <w:lsdException w:name="TOC Heading" w:uiPriority="39" w:qFormat="1"/>
+  </w:latentStyles>
+  <w:style w:type="paragraph" w:default="1" w:styleId="Normal">
+    <w:name w:val="Normal"/>
+    <w:qFormat/>
+  </w:style>
+  <w:style w:type="character" w:default="1" w:styleId="DefaultParagraphFont">
+    <w:name w:val="Default Paragraph Font"/>
+    <w:uiPriority w:val="1"/>
     <w:semiHidden/>
     <w:unhideWhenUsed/>
-    <w:qFormat/>
   </w:style>
   <w:style w:type="table" w:default="1" w:styleId="TableNormal">
     <w:name w:val="Normal Table"/>
@@ -6117,6 +6717,7 @@
     <w:semiHidden/>
     <w:unhideWhenUsed/>
     <w:tblPr>
+      <w:tblInd w:w="0" w:type="dxa"/>
       <w:tblCellMar>
         <w:top w:w="0" w:type="dxa"/>
         <w:left w:w="108" w:type="dxa"/>
@@ -6125,58 +6726,64 @@
       </w:tblCellMar>
     </w:tblPr>
   </w:style>
+  <w:style w:type="numbering" w:default="1" w:styleId="NoList">
+    <w:name w:val="No List"/>
+    <w:uiPriority w:val="99"/>
+    <w:semiHidden/>
+    <w:unhideWhenUsed/>
+  </w:style>
 </w:styles>
 </file>
 
 <file path=word/theme/theme1.xml><?xml version="1.0" encoding="utf-8"?>
-<a:theme xmlns:a="http://schemas.openxmlformats.org/drawingml/2006/main" xmlns:r="http://schemas.openxmlformats.org/officeDocument/2006/relationships" name="Office Theme">
+<a:theme xmlns:a="http://schemas.openxmlformats.org/drawingml/2006/main" name="Office Theme">
   <a:themeElements>
     <a:clrScheme name="Office">
       <a:dk1>
         <a:srgbClr val="000000"/>
       </a:dk1>
       <a:lt1>
-        <a:srgbClr val="ffffff"/>
+        <a:srgbClr val="FFFFFF"/>
       </a:lt1>
       <a:dk2>
-        <a:srgbClr val="0e2841"/>
+        <a:srgbClr val="0E2841"/>
       </a:dk2>
       <a:lt2>
-        <a:srgbClr val="e8e8e8"/>
+        <a:srgbClr val="E8E8E8"/>
       </a:lt2>
       <a:accent1>
         <a:srgbClr val="156082"/>
       </a:accent1>
       <a:accent2>
-        <a:srgbClr val="e97132"/>
+        <a:srgbClr val="E97132"/>
       </a:accent2>
       <a:accent3>
-        <a:srgbClr val="196b24"/>
+        <a:srgbClr val="196B24"/>
       </a:accent3>
       <a:accent4>
-        <a:srgbClr val="0f9ed5"/>
+        <a:srgbClr val="0F9ED5"/>
       </a:accent4>
       <a:accent5>
-        <a:srgbClr val="a02b93"/>
+        <a:srgbClr val="A02B93"/>
       </a:accent5>
       <a:accent6>
-        <a:srgbClr val="4ea72e"/>
+        <a:srgbClr val="4EA72E"/>
       </a:accent6>
       <a:hlink>
         <a:srgbClr val="467886"/>
       </a:hlink>
       <a:folHlink>
-        <a:srgbClr val="96607d"/>
+        <a:srgbClr val="96607D"/>
       </a:folHlink>
     </a:clrScheme>
     <a:fontScheme name="Office">
       <a:majorFont>
-        <a:latin typeface="Aptos Display" panose="02110004020202020204" pitchFamily="0" charset="1"/>
+        <a:latin typeface="Aptos Display" panose="02110004020202020204"/>
         <a:ea typeface=""/>
         <a:cs typeface=""/>
       </a:majorFont>
       <a:minorFont>
-        <a:latin typeface="Aptos" panose="02110004020202020204" pitchFamily="0" charset="1"/>
+        <a:latin typeface="Aptos" panose="02110004020202020204"/>
         <a:ea typeface=""/>
         <a:cs typeface=""/>
       </a:minorFont>
@@ -6208,7 +6815,7 @@
             </a:gs>
           </a:gsLst>
           <a:lin ang="5400000" scaled="0"/>
-          <a:tileRect l="0" t="0" r="0" b="0"/>
+          <a:tileRect/>
         </a:gradFill>
         <a:gradFill>
           <a:gsLst>
@@ -6232,7 +6839,7 @@
             </a:gs>
           </a:gsLst>
           <a:lin ang="5400000" scaled="0"/>
-          <a:tileRect l="0" t="0" r="0" b="0"/>
+          <a:tileRect/>
         </a:gradFill>
       </a:fillStyleLst>
       <a:lnStyleLst>
@@ -6292,10 +6899,12 @@
             </a:gs>
           </a:gsLst>
           <a:lin ang="5400000" scaled="0"/>
-          <a:tileRect l="0" t="0" r="0" b="0"/>
+          <a:tileRect/>
         </a:gradFill>
       </a:bgFillStyleLst>
     </a:fmtScheme>
   </a:themeElements>
+  <a:objectDefaults/>
+  <a:extraClrSchemeLst/>
 </a:theme>
 </file>